--- a/arb/docx/028.content.docx
+++ b/arb/docx/028.content.docx
@@ -9,6 +9,8 @@
       </w:pPr>
       <w:r>
         <w:rPr>
+          <w:rtl/>
+          <w:cs/>
           <w:lang w:val="ar_AE" w:bidi="ar_AE"/>
         </w:rPr>
       </w:r>
@@ -20,69 +22,91 @@
       </w:pPr>
       <w:r>
         <w:rPr>
+          <w:rtl/>
+          <w:cs/>
           <w:lang w:val="ar_AE" w:bidi="ar_AE"/>
         </w:rPr>
         <w:t>Resource: unfoldingWord® Translation Words</w:t>
       </w:r>
       <w:r>
         <w:rPr>
-          <w:lang w:val="ar_AE" w:bidi="ar_AE"/>
-        </w:rPr>
-      </w:r>
-    </w:p>
-    <w:p>
-      <w:pPr>
-        <w:bidi/>
-      </w:pPr>
-      <w:r>
-        <w:rPr>
+          <w:rtl/>
+          <w:cs/>
+          <w:lang w:val="ar_AE" w:bidi="ar_AE"/>
+        </w:rPr>
+      </w:r>
+    </w:p>
+    <w:p>
+      <w:pPr>
+        <w:bidi/>
+      </w:pPr>
+      <w:r>
+        <w:rPr>
+          <w:rtl/>
+          <w:cs/>
           <w:lang w:val="ar_AE" w:bidi="ar_AE"/>
         </w:rPr>
       </w:r>
       <w:r>
         <w:rPr>
           <w:b/>
+          <w:rtl/>
+          <w:cs/>
           <w:lang w:val="ar_AE" w:bidi="ar_AE"/>
         </w:rPr>
         <w:t>unfoldingWord® Translation Words</w:t>
       </w:r>
       <w:r>
         <w:rPr>
+          <w:rtl/>
+          <w:cs/>
           <w:lang w:val="ar_AE" w:bidi="ar_AE"/>
         </w:rPr>
         <w:t xml:space="preserve"> © 2022 unfoldingWord. Released under CC BY-SA 4.0 license. </w:t>
       </w:r>
       <w:r>
         <w:rPr>
+          <w:rtl/>
+          <w:cs/>
           <w:lang w:val="ar_AE" w:bidi="ar_AE"/>
         </w:rPr>
         <w:t>unfoldingWord® Translation Words</w:t>
       </w:r>
       <w:r>
         <w:rPr>
+          <w:rtl/>
+          <w:cs/>
           <w:lang w:val="ar_AE" w:bidi="ar_AE"/>
         </w:rPr>
         <w:t xml:space="preserve"> has been adapted in the following languages: Tok Pisin, Arabic (عربي), French (Français), Hindi (हिंदी), Indonesian (Bahasa Indonesia), Portuguese (Português), Russian (Русский), Spanish (Español), Swahili (Kiswahili), and Simplified Chinese (简体中文) from </w:t>
       </w:r>
       <w:r>
         <w:rPr>
+          <w:rtl/>
+          <w:cs/>
           <w:lang w:val="ar_AE" w:bidi="ar_AE"/>
         </w:rPr>
         <w:t>unfoldingWord® Translation Words</w:t>
       </w:r>
       <w:r>
         <w:rPr>
+          <w:rtl/>
+          <w:cs/>
           <w:lang w:val="ar_AE" w:bidi="ar_AE"/>
         </w:rPr>
         <w:t xml:space="preserve"> © 2022 unfoldingWord. Released under CC BY-SA 4.0 license by Mission Mutual</w:t>
       </w:r>
       <w:r>
         <w:rPr>
-          <w:lang w:val="ar_AE" w:bidi="ar_AE"/>
-        </w:rPr>
-      </w:r>
-      <w:r>
-        <w:rPr>
+          <w:rtl/>
+          <w:cs/>
+          <w:lang w:val="ar_AE" w:bidi="ar_AE"/>
+        </w:rPr>
+      </w:r>
+      <w:r>
+        <w:rPr>
+          <w:rtl/>
+          <w:cs/>
           <w:lang w:val="ar_AE" w:bidi="ar_AE"/>
         </w:rPr>
       </w:r>
@@ -94,6 +118,8 @@
       </w:pPr>
       <w:r>
         <w:rPr>
+          <w:rtl/>
+          <w:cs/>
           <w:lang w:val="ar_AE" w:bidi="ar_AE"/>
         </w:rPr>
         <w:t>unfoldingWord® Translation Words</w:t>
@@ -123,6 +149,8 @@
       </w:pPr>
       <w:r>
         <w:rPr>
+          <w:rtl/>
+          <w:cs/>
           <w:lang w:val="ar_AE" w:bidi="ar_AE"/>
         </w:rPr>
       </w:r>
@@ -134,38 +162,50 @@
       </w:pPr>
       <w:r>
         <w:rPr>
+          <w:rtl/>
+          <w:cs/>
           <w:lang w:val="ar_AE" w:bidi="ar_AE"/>
         </w:rPr>
         <w:t>null</w:t>
       </w:r>
       <w:r>
         <w:rPr>
-          <w:lang w:val="ar_AE" w:bidi="ar_AE"/>
-        </w:rPr>
-      </w:r>
-    </w:p>
-    <w:p>
-      <w:pPr>
-        <w:bidi/>
-      </w:pPr>
-      <w:r>
-        <w:rPr>
-          <w:lang w:val="ar_AE" w:bidi="ar_AE"/>
-        </w:rPr>
-      </w:r>
-      <w:r>
-        <w:rPr>
+          <w:rtl/>
+          <w:cs/>
+          <w:lang w:val="ar_AE" w:bidi="ar_AE"/>
+        </w:rPr>
+      </w:r>
+    </w:p>
+    <w:p>
+      <w:pPr>
+        <w:bidi/>
+      </w:pPr>
+      <w:r>
+        <w:rPr>
+          <w:rtl/>
+          <w:cs/>
+          <w:lang w:val="ar_AE" w:bidi="ar_AE"/>
+        </w:rPr>
+      </w:r>
+      <w:r>
+        <w:rPr>
+          <w:rtl/>
+          <w:cs/>
           <w:lang w:val="ar_AE" w:bidi="ar_AE"/>
         </w:rPr>
         <w:t xml:space="preserve"> </w:t>
       </w:r>
       <w:r>
         <w:rPr>
-          <w:lang w:val="ar_AE" w:bidi="ar_AE"/>
-        </w:rPr>
-      </w:r>
-      <w:r>
-        <w:rPr>
+          <w:rtl/>
+          <w:cs/>
+          <w:lang w:val="ar_AE" w:bidi="ar_AE"/>
+        </w:rPr>
+      </w:r>
+      <w:r>
+        <w:rPr>
+          <w:rtl/>
+          <w:cs/>
           <w:lang w:val="ar_AE" w:bidi="ar_AE"/>
         </w:rPr>
       </w:r>
@@ -191,6 +231,8 @@
       </w:pPr>
       <w:r>
         <w:rPr>
+          <w:rtl/>
+          <w:cs/>
           <w:lang w:val="ar_AE" w:bidi="ar_AE"/>
         </w:rPr>
       </w:r>
@@ -202,12 +244,16 @@
       </w:pPr>
       <w:r>
         <w:rPr>
+          <w:rtl/>
+          <w:cs/>
           <w:lang w:val="ar_AE" w:bidi="ar_AE"/>
         </w:rPr>
         <w:t>Covenant</w:t>
       </w:r>
       <w:r>
         <w:rPr>
+          <w:rtl/>
+          <w:cs/>
           <w:lang w:val="ar_AE" w:bidi="ar_AE"/>
         </w:rPr>
       </w:r>
@@ -219,6 +265,8 @@
       </w:pPr>
       <w:r>
         <w:rPr>
+          <w:rtl/>
+          <w:cs/>
           <w:lang w:val="ar_AE" w:bidi="ar_AE"/>
         </w:rPr>
         <w:t>عهد</w:t>
@@ -231,6 +279,8 @@
       </w:pPr>
       <w:r>
         <w:rPr>
+          <w:rtl/>
+          <w:cs/>
           <w:lang w:val="ar_AE" w:bidi="ar_AE"/>
         </w:rPr>
         <w:t>التعريف:</w:t>
@@ -242,11 +292,15 @@
       </w:pPr>
       <w:r>
         <w:rPr>
-          <w:lang w:val="ar_AE" w:bidi="ar_AE"/>
-        </w:rPr>
-      </w:r>
-      <w:r>
-        <w:rPr>
+          <w:rtl/>
+          <w:cs/>
+          <w:lang w:val="ar_AE" w:bidi="ar_AE"/>
+        </w:rPr>
+      </w:r>
+      <w:r>
+        <w:rPr>
+          <w:rtl/>
+          <w:cs/>
           <w:lang w:val="ar_AE" w:bidi="ar_AE"/>
         </w:rPr>
         <w:t>في الكتاب المقدس، تشير كلمة "عهد" إلى اتفاق رسمي مُلزِم بين طرفين، يجب على أحد الطرفين أو كليهما الوفاء به.</w:t>
@@ -261,11 +315,15 @@
       </w:pPr>
       <w:r>
         <w:rPr>
-          <w:lang w:val="ar_AE" w:bidi="ar_AE"/>
-        </w:rPr>
-      </w:r>
-      <w:r>
-        <w:rPr>
+          <w:rtl/>
+          <w:cs/>
+          <w:lang w:val="ar_AE" w:bidi="ar_AE"/>
+        </w:rPr>
+      </w:r>
+      <w:r>
+        <w:rPr>
+          <w:rtl/>
+          <w:cs/>
           <w:lang w:val="ar_AE" w:bidi="ar_AE"/>
         </w:rPr>
         <w:t>يمكن لهذا الاتفاق أن يكون بين أفراد، أو جماعات من البشر، أو بين الله والبشر.</w:t>
@@ -280,11 +338,15 @@
       </w:pPr>
       <w:r>
         <w:rPr>
-          <w:lang w:val="ar_AE" w:bidi="ar_AE"/>
-        </w:rPr>
-      </w:r>
-      <w:r>
-        <w:rPr>
+          <w:rtl/>
+          <w:cs/>
+          <w:lang w:val="ar_AE" w:bidi="ar_AE"/>
+        </w:rPr>
+      </w:r>
+      <w:r>
+        <w:rPr>
+          <w:rtl/>
+          <w:cs/>
           <w:lang w:val="ar_AE" w:bidi="ar_AE"/>
         </w:rPr>
         <w:t>عندما يقطع البشر عهدًا بعضهم مع البعض، يَعِدون بفعل شيء ما، ويجب عليهم فعل هذا الشيء.</w:t>
@@ -299,11 +361,15 @@
       </w:pPr>
       <w:r>
         <w:rPr>
-          <w:lang w:val="ar_AE" w:bidi="ar_AE"/>
-        </w:rPr>
-      </w:r>
-      <w:r>
-        <w:rPr>
+          <w:rtl/>
+          <w:cs/>
+          <w:lang w:val="ar_AE" w:bidi="ar_AE"/>
+        </w:rPr>
+      </w:r>
+      <w:r>
+        <w:rPr>
+          <w:rtl/>
+          <w:cs/>
           <w:lang w:val="ar_AE" w:bidi="ar_AE"/>
         </w:rPr>
         <w:t>من أمثلة العهود البشرية: عهود الزواج، والاتفاقيات التجارية، والمعاهدات بين الدول.</w:t>
@@ -318,11 +384,15 @@
       </w:pPr>
       <w:r>
         <w:rPr>
-          <w:lang w:val="ar_AE" w:bidi="ar_AE"/>
-        </w:rPr>
-      </w:r>
-      <w:r>
-        <w:rPr>
+          <w:rtl/>
+          <w:cs/>
+          <w:lang w:val="ar_AE" w:bidi="ar_AE"/>
+        </w:rPr>
+      </w:r>
+      <w:r>
+        <w:rPr>
+          <w:rtl/>
+          <w:cs/>
           <w:lang w:val="ar_AE" w:bidi="ar_AE"/>
         </w:rPr>
         <w:t>عبر الكتاب المقدس، قطع الله العديد من العهود المختلفة مع شعبه.</w:t>
@@ -337,11 +407,15 @@
       </w:pPr>
       <w:r>
         <w:rPr>
-          <w:lang w:val="ar_AE" w:bidi="ar_AE"/>
-        </w:rPr>
-      </w:r>
-      <w:r>
-        <w:rPr>
+          <w:rtl/>
+          <w:cs/>
+          <w:lang w:val="ar_AE" w:bidi="ar_AE"/>
+        </w:rPr>
+      </w:r>
+      <w:r>
+        <w:rPr>
+          <w:rtl/>
+          <w:cs/>
           <w:lang w:val="ar_AE" w:bidi="ar_AE"/>
         </w:rPr>
         <w:t>في بعض العهود، كان الله يَعِد بالوفاء بالجزء الخاص به دون شروط. على سبيل المثال، عندما قطع الله عهده مع الجنس البشري، واعدًا ألا يخرب الأرض ثانيةً بطوفان عالمي، لم يكن لهذا الوعد أي شروط على البشر استيفاؤها.</w:t>
@@ -356,11 +430,15 @@
       </w:pPr>
       <w:r>
         <w:rPr>
-          <w:lang w:val="ar_AE" w:bidi="ar_AE"/>
-        </w:rPr>
-      </w:r>
-      <w:r>
-        <w:rPr>
+          <w:rtl/>
+          <w:cs/>
+          <w:lang w:val="ar_AE" w:bidi="ar_AE"/>
+        </w:rPr>
+      </w:r>
+      <w:r>
+        <w:rPr>
+          <w:rtl/>
+          <w:cs/>
           <w:lang w:val="ar_AE" w:bidi="ar_AE"/>
         </w:rPr>
         <w:t>في عهود أخرى، وعد الله بالوفاء بالجزء الخاص به فقط إذا أطاعه البشر، وأوفوا بالجزء الخاص بهم من العهد.</w:t>
@@ -372,11 +450,15 @@
       </w:pPr>
       <w:r>
         <w:rPr>
-          <w:lang w:val="ar_AE" w:bidi="ar_AE"/>
-        </w:rPr>
-      </w:r>
-      <w:r>
-        <w:rPr>
+          <w:rtl/>
+          <w:cs/>
+          <w:lang w:val="ar_AE" w:bidi="ar_AE"/>
+        </w:rPr>
+      </w:r>
+      <w:r>
+        <w:rPr>
+          <w:rtl/>
+          <w:cs/>
           <w:lang w:val="ar_AE" w:bidi="ar_AE"/>
         </w:rPr>
         <w:t>يشير مصطلح "العهد الجديد" إلى الالتزام أو الاتفاق الذي أبرمه الله مع شعبه من خلال ذبيحة ابنه يسوع.</w:t>
@@ -391,11 +473,15 @@
       </w:pPr>
       <w:r>
         <w:rPr>
-          <w:lang w:val="ar_AE" w:bidi="ar_AE"/>
-        </w:rPr>
-      </w:r>
-      <w:r>
-        <w:rPr>
+          <w:rtl/>
+          <w:cs/>
+          <w:lang w:val="ar_AE" w:bidi="ar_AE"/>
+        </w:rPr>
+      </w:r>
+      <w:r>
+        <w:rPr>
+          <w:rtl/>
+          <w:cs/>
           <w:lang w:val="ar_AE" w:bidi="ar_AE"/>
         </w:rPr>
         <w:t>نقرأ عن هذا "العهد الجديد" الذي قطعه الله في ذلك الجزء من الكتاب المقدس الذي يسمَّى "كتاب العهد الجديد".</w:t>
@@ -410,11 +496,15 @@
       </w:pPr>
       <w:r>
         <w:rPr>
-          <w:lang w:val="ar_AE" w:bidi="ar_AE"/>
-        </w:rPr>
-      </w:r>
-      <w:r>
-        <w:rPr>
+          <w:rtl/>
+          <w:cs/>
+          <w:lang w:val="ar_AE" w:bidi="ar_AE"/>
+        </w:rPr>
+      </w:r>
+      <w:r>
+        <w:rPr>
+          <w:rtl/>
+          <w:cs/>
           <w:lang w:val="ar_AE" w:bidi="ar_AE"/>
         </w:rPr>
         <w:t>هذا العهد الجديد مختلف عن العهد "العتيق" أو "الأول" الذي قطعه الله مع بني إسرائيل في أزمنة العهد القديم.</w:t>
@@ -429,11 +519,15 @@
       </w:pPr>
       <w:r>
         <w:rPr>
-          <w:lang w:val="ar_AE" w:bidi="ar_AE"/>
-        </w:rPr>
-      </w:r>
-      <w:r>
-        <w:rPr>
+          <w:rtl/>
+          <w:cs/>
+          <w:lang w:val="ar_AE" w:bidi="ar_AE"/>
+        </w:rPr>
+      </w:r>
+      <w:r>
+        <w:rPr>
+          <w:rtl/>
+          <w:cs/>
           <w:lang w:val="ar_AE" w:bidi="ar_AE"/>
         </w:rPr>
         <w:t>العهد الجديد أفضل من العهد العتيق، لأنه مبنيٌّ على ذبيحة يسوع، التي كفرت بالكامل وإلى الأبد عن خطايا البشر . أما الذبائح التي قُدِّمت تحت العهد العتيق، فلم تفعل ذلك.</w:t>
@@ -448,11 +542,15 @@
       </w:pPr>
       <w:r>
         <w:rPr>
-          <w:lang w:val="ar_AE" w:bidi="ar_AE"/>
-        </w:rPr>
-      </w:r>
-      <w:r>
-        <w:rPr>
+          <w:rtl/>
+          <w:cs/>
+          <w:lang w:val="ar_AE" w:bidi="ar_AE"/>
+        </w:rPr>
+      </w:r>
+      <w:r>
+        <w:rPr>
+          <w:rtl/>
+          <w:cs/>
           <w:lang w:val="ar_AE" w:bidi="ar_AE"/>
         </w:rPr>
         <w:t>يكتب الله العهد الجديد على قلوب الذين يصيرون مؤمنين بيسوع. وهذا يجعلهم راغبين في إطاعة الله، والبدء في عيش حياة مقدَّسة.</w:t>
@@ -467,11 +565,15 @@
       </w:pPr>
       <w:r>
         <w:rPr>
-          <w:lang w:val="ar_AE" w:bidi="ar_AE"/>
-        </w:rPr>
-      </w:r>
-      <w:r>
-        <w:rPr>
+          <w:rtl/>
+          <w:cs/>
+          <w:lang w:val="ar_AE" w:bidi="ar_AE"/>
+        </w:rPr>
+      </w:r>
+      <w:r>
+        <w:rPr>
+          <w:rtl/>
+          <w:cs/>
           <w:lang w:val="ar_AE" w:bidi="ar_AE"/>
         </w:rPr>
         <w:t>سيتحقق العهد الجديد بالكامل في نهاية الزمان، عندما يؤسِّس الله مُلكه على الأرض. فحينئذ، سيصير كل شيء حسنًا جدًا مرة أخرى، كما كان عندما خلق الله العالم في البدء.</w:t>
@@ -484,6 +586,8 @@
       </w:pPr>
       <w:r>
         <w:rPr>
+          <w:rtl/>
+          <w:cs/>
           <w:lang w:val="ar_AE" w:bidi="ar_AE"/>
         </w:rPr>
         <w:t>اقتراحات للترجمة:</w:t>
@@ -498,11 +602,15 @@
       </w:pPr>
       <w:r>
         <w:rPr>
-          <w:lang w:val="ar_AE" w:bidi="ar_AE"/>
-        </w:rPr>
-      </w:r>
-      <w:r>
-        <w:rPr>
+          <w:rtl/>
+          <w:cs/>
+          <w:lang w:val="ar_AE" w:bidi="ar_AE"/>
+        </w:rPr>
+      </w:r>
+      <w:r>
+        <w:rPr>
+          <w:rtl/>
+          <w:cs/>
           <w:lang w:val="ar_AE" w:bidi="ar_AE"/>
         </w:rPr>
         <w:t>بحسب السياق، يمكن ترجمة هذه الكلمة إلى "اتفاق ملزِم" أو "التزام رسمي" أو "تعهد" أو "عقد".</w:t>
@@ -517,11 +625,15 @@
       </w:pPr>
       <w:r>
         <w:rPr>
-          <w:lang w:val="ar_AE" w:bidi="ar_AE"/>
-        </w:rPr>
-      </w:r>
-      <w:r>
-        <w:rPr>
+          <w:rtl/>
+          <w:cs/>
+          <w:lang w:val="ar_AE" w:bidi="ar_AE"/>
+        </w:rPr>
+      </w:r>
+      <w:r>
+        <w:rPr>
+          <w:rtl/>
+          <w:cs/>
           <w:lang w:val="ar_AE" w:bidi="ar_AE"/>
         </w:rPr>
         <w:t>قد تكون لدى بعض اللغات كلمات مختلفة مكافئة لكلمة العهد، وذلك بناءً على ما إذا كان أحد الطرفين أو كلاهما هو الذي قطع وعدًا يجب عليه الوفاء به. فإذا كان العهد من جانبٍ واحدٍ، يمكن ترجمته إلى "وعد" أو "تعهُّد".</w:t>
@@ -536,11 +648,15 @@
       </w:pPr>
       <w:r>
         <w:rPr>
-          <w:lang w:val="ar_AE" w:bidi="ar_AE"/>
-        </w:rPr>
-      </w:r>
-      <w:r>
-        <w:rPr>
+          <w:rtl/>
+          <w:cs/>
+          <w:lang w:val="ar_AE" w:bidi="ar_AE"/>
+        </w:rPr>
+      </w:r>
+      <w:r>
+        <w:rPr>
+          <w:rtl/>
+          <w:cs/>
           <w:lang w:val="ar_AE" w:bidi="ar_AE"/>
         </w:rPr>
         <w:t>احرص على ألا تبدو ترجمة هذه الكلمة كما لو أن البشر هم الذين بادروا بالعهد. ففي كل العهود التي قُطِعت بين الله والبشر، كان الله هو المبادر.</w:t>
@@ -555,11 +671,15 @@
       </w:pPr>
       <w:r>
         <w:rPr>
-          <w:lang w:val="ar_AE" w:bidi="ar_AE"/>
-        </w:rPr>
-      </w:r>
-      <w:r>
-        <w:rPr>
+          <w:rtl/>
+          <w:cs/>
+          <w:lang w:val="ar_AE" w:bidi="ar_AE"/>
+        </w:rPr>
+      </w:r>
+      <w:r>
+        <w:rPr>
+          <w:rtl/>
+          <w:cs/>
           <w:lang w:val="ar_AE" w:bidi="ar_AE"/>
         </w:rPr>
         <w:t>يمكن ترجمة مصطلح "العهد الجديد" إلى "اتفاق رسمي جديد" أو "ميثاق جديد" أو "عقد جديد".</w:t>
@@ -574,11 +694,15 @@
       </w:pPr>
       <w:r>
         <w:rPr>
-          <w:lang w:val="ar_AE" w:bidi="ar_AE"/>
-        </w:rPr>
-      </w:r>
-      <w:r>
-        <w:rPr>
+          <w:rtl/>
+          <w:cs/>
+          <w:lang w:val="ar_AE" w:bidi="ar_AE"/>
+        </w:rPr>
+      </w:r>
+      <w:r>
+        <w:rPr>
+          <w:rtl/>
+          <w:cs/>
           <w:lang w:val="ar_AE" w:bidi="ar_AE"/>
         </w:rPr>
         <w:t>كلمة "جديد" في هذه التعبيرات معناها "نوع جديد من"، أو "آخر".</w:t>
@@ -590,35 +714,47 @@
       </w:pPr>
       <w:r>
         <w:rPr>
-          <w:lang w:val="ar_AE" w:bidi="ar_AE"/>
-        </w:rPr>
-      </w:r>
-      <w:r>
-        <w:rPr>
+          <w:rtl/>
+          <w:cs/>
+          <w:lang w:val="ar_AE" w:bidi="ar_AE"/>
+        </w:rPr>
+      </w:r>
+      <w:r>
+        <w:rPr>
+          <w:rtl/>
+          <w:cs/>
           <w:lang w:val="ar_AE" w:bidi="ar_AE"/>
         </w:rPr>
         <w:t xml:space="preserve">(انظر أيضًا: </w:t>
       </w:r>
       <w:r>
         <w:rPr>
+          <w:rtl/>
+          <w:cs/>
           <w:lang w:val="ar_AE" w:bidi="ar_AE"/>
         </w:rPr>
         <w:t>عهد</w:t>
       </w:r>
       <w:r>
         <w:rPr>
+          <w:rtl/>
+          <w:cs/>
           <w:lang w:val="ar_AE" w:bidi="ar_AE"/>
         </w:rPr>
         <w:t xml:space="preserve">، </w:t>
       </w:r>
       <w:r>
         <w:rPr>
+          <w:rtl/>
+          <w:cs/>
           <w:lang w:val="ar_AE" w:bidi="ar_AE"/>
         </w:rPr>
         <w:t>وعد</w:t>
       </w:r>
       <w:r>
         <w:rPr>
+          <w:rtl/>
+          <w:cs/>
           <w:lang w:val="ar_AE" w:bidi="ar_AE"/>
         </w:rPr>
         <w:t>)</w:t>
@@ -631,6 +767,8 @@
       </w:pPr>
       <w:r>
         <w:rPr>
+          <w:rtl/>
+          <w:cs/>
           <w:lang w:val="ar_AE" w:bidi="ar_AE"/>
         </w:rPr>
         <w:t>النصوص الكتابية:</w:t>
@@ -645,12 +783,16 @@
       </w:pPr>
       <w:r>
         <w:rPr>
+          <w:rtl/>
+          <w:cs/>
           <w:lang w:val="ar_AE" w:bidi="ar_AE"/>
         </w:rPr>
       </w:r>
       <w:hyperlink r:id="rId13">
         <w:r>
           <w:rPr>
+            <w:rtl/>
+            <w:cs/>
             <w:lang w:val="ar_AE" w:bidi="ar_AE"/>
           </w:rPr>
           <w:rPr>
@@ -670,12 +812,16 @@
       </w:pPr>
       <w:r>
         <w:rPr>
+          <w:rtl/>
+          <w:cs/>
           <w:lang w:val="ar_AE" w:bidi="ar_AE"/>
         </w:rPr>
       </w:r>
       <w:hyperlink r:id="rId14">
         <w:r>
           <w:rPr>
+            <w:rtl/>
+            <w:cs/>
             <w:lang w:val="ar_AE" w:bidi="ar_AE"/>
           </w:rPr>
           <w:rPr>
@@ -695,12 +841,16 @@
       </w:pPr>
       <w:r>
         <w:rPr>
+          <w:rtl/>
+          <w:cs/>
           <w:lang w:val="ar_AE" w:bidi="ar_AE"/>
         </w:rPr>
       </w:r>
       <w:hyperlink r:id="rId15">
         <w:r>
           <w:rPr>
+            <w:rtl/>
+            <w:cs/>
             <w:lang w:val="ar_AE" w:bidi="ar_AE"/>
           </w:rPr>
           <w:rPr>
@@ -717,12 +867,16 @@
       </w:pPr>
       <w:r>
         <w:rPr>
+          <w:rtl/>
+          <w:cs/>
           <w:lang w:val="ar_AE" w:bidi="ar_AE"/>
         </w:rPr>
       </w:r>
       <w:hyperlink r:id="rId16">
         <w:r>
           <w:rPr>
+            <w:rtl/>
+            <w:cs/>
             <w:lang w:val="ar_AE" w:bidi="ar_AE"/>
           </w:rPr>
           <w:rPr>
@@ -742,12 +896,16 @@
       </w:pPr>
       <w:r>
         <w:rPr>
+          <w:rtl/>
+          <w:cs/>
           <w:lang w:val="ar_AE" w:bidi="ar_AE"/>
         </w:rPr>
       </w:r>
       <w:hyperlink r:id="rId17">
         <w:r>
           <w:rPr>
+            <w:rtl/>
+            <w:cs/>
             <w:lang w:val="ar_AE" w:bidi="ar_AE"/>
           </w:rPr>
           <w:rPr>
@@ -767,12 +925,16 @@
       </w:pPr>
       <w:r>
         <w:rPr>
+          <w:rtl/>
+          <w:cs/>
           <w:lang w:val="ar_AE" w:bidi="ar_AE"/>
         </w:rPr>
       </w:r>
       <w:hyperlink r:id="rId18">
         <w:r>
           <w:rPr>
+            <w:rtl/>
+            <w:cs/>
             <w:lang w:val="ar_AE" w:bidi="ar_AE"/>
           </w:rPr>
           <w:rPr>
@@ -792,12 +954,16 @@
       </w:pPr>
       <w:r>
         <w:rPr>
+          <w:rtl/>
+          <w:cs/>
           <w:lang w:val="ar_AE" w:bidi="ar_AE"/>
         </w:rPr>
       </w:r>
       <w:hyperlink r:id="rId19">
         <w:r>
           <w:rPr>
+            <w:rtl/>
+            <w:cs/>
             <w:lang w:val="ar_AE" w:bidi="ar_AE"/>
           </w:rPr>
           <w:rPr>
@@ -817,12 +983,16 @@
       </w:pPr>
       <w:r>
         <w:rPr>
+          <w:rtl/>
+          <w:cs/>
           <w:lang w:val="ar_AE" w:bidi="ar_AE"/>
         </w:rPr>
       </w:r>
       <w:hyperlink r:id="rId20">
         <w:r>
           <w:rPr>
+            <w:rtl/>
+            <w:cs/>
             <w:lang w:val="ar_AE" w:bidi="ar_AE"/>
           </w:rPr>
           <w:rPr>
@@ -842,12 +1012,16 @@
       </w:pPr>
       <w:r>
         <w:rPr>
+          <w:rtl/>
+          <w:cs/>
           <w:lang w:val="ar_AE" w:bidi="ar_AE"/>
         </w:rPr>
       </w:r>
       <w:hyperlink r:id="rId21">
         <w:r>
           <w:rPr>
+            <w:rtl/>
+            <w:cs/>
             <w:lang w:val="ar_AE" w:bidi="ar_AE"/>
           </w:rPr>
           <w:rPr>
@@ -864,12 +1038,16 @@
       </w:pPr>
       <w:r>
         <w:rPr>
+          <w:rtl/>
+          <w:cs/>
           <w:lang w:val="ar_AE" w:bidi="ar_AE"/>
         </w:rPr>
       </w:r>
       <w:hyperlink r:id="rId22">
         <w:r>
           <w:rPr>
+            <w:rtl/>
+            <w:cs/>
             <w:lang w:val="ar_AE" w:bidi="ar_AE"/>
           </w:rPr>
           <w:rPr>
@@ -889,12 +1067,16 @@
       </w:pPr>
       <w:r>
         <w:rPr>
+          <w:rtl/>
+          <w:cs/>
           <w:lang w:val="ar_AE" w:bidi="ar_AE"/>
         </w:rPr>
       </w:r>
       <w:hyperlink r:id="rId23">
         <w:r>
           <w:rPr>
+            <w:rtl/>
+            <w:cs/>
             <w:lang w:val="ar_AE" w:bidi="ar_AE"/>
           </w:rPr>
           <w:rPr>
@@ -914,12 +1096,16 @@
       </w:pPr>
       <w:r>
         <w:rPr>
+          <w:rtl/>
+          <w:cs/>
           <w:lang w:val="ar_AE" w:bidi="ar_AE"/>
         </w:rPr>
       </w:r>
       <w:hyperlink r:id="rId24">
         <w:r>
           <w:rPr>
+            <w:rtl/>
+            <w:cs/>
             <w:lang w:val="ar_AE" w:bidi="ar_AE"/>
           </w:rPr>
           <w:rPr>
@@ -939,12 +1125,16 @@
       </w:pPr>
       <w:r>
         <w:rPr>
+          <w:rtl/>
+          <w:cs/>
           <w:lang w:val="ar_AE" w:bidi="ar_AE"/>
         </w:rPr>
       </w:r>
       <w:hyperlink r:id="rId25">
         <w:r>
           <w:rPr>
+            <w:rtl/>
+            <w:cs/>
             <w:lang w:val="ar_AE" w:bidi="ar_AE"/>
           </w:rPr>
           <w:rPr>
@@ -964,12 +1154,16 @@
       </w:pPr>
       <w:r>
         <w:rPr>
+          <w:rtl/>
+          <w:cs/>
           <w:lang w:val="ar_AE" w:bidi="ar_AE"/>
         </w:rPr>
       </w:r>
       <w:hyperlink r:id="rId26">
         <w:r>
           <w:rPr>
+            <w:rtl/>
+            <w:cs/>
             <w:lang w:val="ar_AE" w:bidi="ar_AE"/>
           </w:rPr>
           <w:rPr>
@@ -989,12 +1183,16 @@
       </w:pPr>
       <w:r>
         <w:rPr>
+          <w:rtl/>
+          <w:cs/>
           <w:lang w:val="ar_AE" w:bidi="ar_AE"/>
         </w:rPr>
       </w:r>
       <w:hyperlink r:id="rId27">
         <w:r>
           <w:rPr>
+            <w:rtl/>
+            <w:cs/>
             <w:lang w:val="ar_AE" w:bidi="ar_AE"/>
           </w:rPr>
           <w:rPr>
@@ -1012,6 +1210,8 @@
       </w:pPr>
       <w:r>
         <w:rPr>
+          <w:rtl/>
+          <w:cs/>
           <w:lang w:val="ar_AE" w:bidi="ar_AE"/>
         </w:rPr>
         <w:t>أمثلة من قصص الكتاب المقدس:</w:t>
@@ -1026,18 +1226,24 @@
       </w:pPr>
       <w:r>
         <w:rPr>
+          <w:rtl/>
+          <w:cs/>
           <w:lang w:val="ar_AE" w:bidi="ar_AE"/>
         </w:rPr>
       </w:r>
       <w:r>
         <w:rPr>
           <w:b/>
+          <w:rtl/>
+          <w:cs/>
           <w:lang w:val="ar_AE" w:bidi="ar_AE"/>
         </w:rPr>
         <w:t>4 :9</w:t>
       </w:r>
       <w:r>
         <w:rPr>
+          <w:rtl/>
+          <w:cs/>
           <w:lang w:val="ar_AE" w:bidi="ar_AE"/>
         </w:rPr>
         <w:t xml:space="preserve"> قطع الله </w:t>
@@ -1045,12 +1251,16 @@
       <w:r>
         <w:rPr>
           <w:b/>
+          <w:rtl/>
+          <w:cs/>
           <w:lang w:val="ar_AE" w:bidi="ar_AE"/>
         </w:rPr>
         <w:t>عهداً</w:t>
       </w:r>
       <w:r>
         <w:rPr>
+          <w:rtl/>
+          <w:cs/>
           <w:lang w:val="ar_AE" w:bidi="ar_AE"/>
         </w:rPr>
         <w:t xml:space="preserve"> مع أبرام. </w:t>
@@ -1058,12 +1268,16 @@
       <w:r>
         <w:rPr>
           <w:b/>
+          <w:rtl/>
+          <w:cs/>
           <w:lang w:val="ar_AE" w:bidi="ar_AE"/>
         </w:rPr>
         <w:t>العهد</w:t>
       </w:r>
       <w:r>
         <w:rPr>
+          <w:rtl/>
+          <w:cs/>
           <w:lang w:val="ar_AE" w:bidi="ar_AE"/>
         </w:rPr>
         <w:t xml:space="preserve"> هو اتفاق بين طرفين.</w:t>
@@ -1078,24 +1292,32 @@
       </w:pPr>
       <w:r>
         <w:rPr>
+          <w:rtl/>
+          <w:cs/>
           <w:lang w:val="ar_AE" w:bidi="ar_AE"/>
         </w:rPr>
       </w:r>
       <w:r>
         <w:rPr>
           <w:b/>
+          <w:rtl/>
+          <w:cs/>
           <w:lang w:val="ar_AE" w:bidi="ar_AE"/>
         </w:rPr>
         <w:t>5 :4</w:t>
       </w:r>
       <w:r>
         <w:rPr>
+          <w:rtl/>
+          <w:cs/>
           <w:lang w:val="ar_AE" w:bidi="ar_AE"/>
         </w:rPr>
         <w:t xml:space="preserve"> "سأجعل إسماعيل </w:t>
       </w:r>
       <w:r>
         <w:rPr>
+          <w:rtl/>
+          <w:cs/>
           <w:lang w:val="ar_AE" w:bidi="ar_AE"/>
         </w:rPr>
         <w:t xml:space="preserve">أُمَّةً كَبِيرَةً. وَلَكِنْ </w:t>
@@ -1103,18 +1325,24 @@
       <w:r>
         <w:rPr>
           <w:b/>
+          <w:rtl/>
+          <w:cs/>
           <w:lang w:val="ar_AE" w:bidi="ar_AE"/>
         </w:rPr>
         <w:t xml:space="preserve">عَهْدِي </w:t>
       </w:r>
       <w:r>
         <w:rPr>
+          <w:rtl/>
+          <w:cs/>
           <w:lang w:val="ar_AE" w:bidi="ar_AE"/>
         </w:rPr>
         <w:t>أُقِيمُهُ مَعَ إِسْحَاقَ</w:t>
       </w:r>
       <w:r>
         <w:rPr>
+          <w:rtl/>
+          <w:cs/>
           <w:lang w:val="ar_AE" w:bidi="ar_AE"/>
         </w:rPr>
         <w:t>".</w:t>
@@ -1126,18 +1354,24 @@
       </w:pPr>
       <w:r>
         <w:rPr>
+          <w:rtl/>
+          <w:cs/>
           <w:lang w:val="ar_AE" w:bidi="ar_AE"/>
         </w:rPr>
       </w:r>
       <w:r>
         <w:rPr>
           <w:b/>
+          <w:rtl/>
+          <w:cs/>
           <w:lang w:val="ar_AE" w:bidi="ar_AE"/>
         </w:rPr>
         <w:t>6 :4</w:t>
       </w:r>
       <w:r>
         <w:rPr>
+          <w:rtl/>
+          <w:cs/>
           <w:lang w:val="ar_AE" w:bidi="ar_AE"/>
         </w:rPr>
         <w:t xml:space="preserve"> بعد زمان طويل، مات إبراهيم، وكل الوعود التي كان الله قد قطعها له في </w:t>
@@ -1145,12 +1379,16 @@
       <w:r>
         <w:rPr>
           <w:b/>
+          <w:rtl/>
+          <w:cs/>
           <w:lang w:val="ar_AE" w:bidi="ar_AE"/>
         </w:rPr>
         <w:t>العهد</w:t>
       </w:r>
       <w:r>
         <w:rPr>
+          <w:rtl/>
+          <w:cs/>
           <w:lang w:val="ar_AE" w:bidi="ar_AE"/>
         </w:rPr>
         <w:t xml:space="preserve"> انتقلت إلى إسحاق.</w:t>
@@ -1165,18 +1403,24 @@
       </w:pPr>
       <w:r>
         <w:rPr>
+          <w:rtl/>
+          <w:cs/>
           <w:lang w:val="ar_AE" w:bidi="ar_AE"/>
         </w:rPr>
       </w:r>
       <w:r>
         <w:rPr>
           <w:b/>
+          <w:rtl/>
+          <w:cs/>
           <w:lang w:val="ar_AE" w:bidi="ar_AE"/>
         </w:rPr>
         <w:t>7 :10</w:t>
       </w:r>
       <w:r>
         <w:rPr>
+          <w:rtl/>
+          <w:cs/>
           <w:lang w:val="ar_AE" w:bidi="ar_AE"/>
         </w:rPr>
         <w:t xml:space="preserve"> “وعود </w:t>
@@ -1184,12 +1428,16 @@
       <w:r>
         <w:rPr>
           <w:b/>
+          <w:rtl/>
+          <w:cs/>
           <w:lang w:val="ar_AE" w:bidi="ar_AE"/>
         </w:rPr>
         <w:t>العهد</w:t>
       </w:r>
       <w:r>
         <w:rPr>
+          <w:rtl/>
+          <w:cs/>
           <w:lang w:val="ar_AE" w:bidi="ar_AE"/>
         </w:rPr>
         <w:t xml:space="preserve"> التي كان الله قد وعد بها إبراهيم ثم إسحاق انتقلت الآن إلى يعقوب”</w:t>
@@ -1204,24 +1452,32 @@
       </w:pPr>
       <w:r>
         <w:rPr>
+          <w:rtl/>
+          <w:cs/>
           <w:lang w:val="ar_AE" w:bidi="ar_AE"/>
         </w:rPr>
       </w:r>
       <w:r>
         <w:rPr>
           <w:b/>
+          <w:rtl/>
+          <w:cs/>
           <w:lang w:val="ar_AE" w:bidi="ar_AE"/>
         </w:rPr>
         <w:t>13 :2</w:t>
       </w:r>
       <w:r>
         <w:rPr>
+          <w:rtl/>
+          <w:cs/>
           <w:lang w:val="ar_AE" w:bidi="ar_AE"/>
         </w:rPr>
         <w:t xml:space="preserve"> قال الله لموسى وشعب إسرائيل، "</w:t>
       </w:r>
       <w:r>
         <w:rPr>
+          <w:rtl/>
+          <w:cs/>
           <w:lang w:val="ar_AE" w:bidi="ar_AE"/>
         </w:rPr>
         <w:t xml:space="preserve">إِنْ سَمِعْتُمْ لِصَوْتِي، وَحَفِظْتُمْ </w:t>
@@ -1229,12 +1485,16 @@
       <w:r>
         <w:rPr>
           <w:b/>
+          <w:rtl/>
+          <w:cs/>
           <w:lang w:val="ar_AE" w:bidi="ar_AE"/>
         </w:rPr>
         <w:t xml:space="preserve">عَهْدِي </w:t>
       </w:r>
       <w:r>
         <w:rPr>
+          <w:rtl/>
+          <w:cs/>
           <w:lang w:val="ar_AE" w:bidi="ar_AE"/>
         </w:rPr>
         <w:t>تَكُونُونَ لِي خَاصَّةً ... مَمْلَكَةَ كَهَنَةٍ وَأُمَّةً مُقَدَّسَةً".</w:t>
@@ -1249,18 +1509,24 @@
       </w:pPr>
       <w:r>
         <w:rPr>
+          <w:rtl/>
+          <w:cs/>
           <w:lang w:val="ar_AE" w:bidi="ar_AE"/>
         </w:rPr>
       </w:r>
       <w:r>
         <w:rPr>
           <w:b/>
+          <w:rtl/>
+          <w:cs/>
           <w:lang w:val="ar_AE" w:bidi="ar_AE"/>
         </w:rPr>
         <w:t>13 :4</w:t>
       </w:r>
       <w:r>
         <w:rPr>
+          <w:rtl/>
+          <w:cs/>
           <w:lang w:val="ar_AE" w:bidi="ar_AE"/>
         </w:rPr>
         <w:t xml:space="preserve"> ثم أعطاهم الله </w:t>
@@ -1268,24 +1534,32 @@
       <w:r>
         <w:rPr>
           <w:b/>
+          <w:rtl/>
+          <w:cs/>
           <w:lang w:val="ar_AE" w:bidi="ar_AE"/>
         </w:rPr>
         <w:t>العهد</w:t>
       </w:r>
       <w:r>
         <w:rPr>
+          <w:rtl/>
+          <w:cs/>
           <w:lang w:val="ar_AE" w:bidi="ar_AE"/>
         </w:rPr>
         <w:t xml:space="preserve"> وقال: "أ</w:t>
       </w:r>
       <w:r>
         <w:rPr>
+          <w:rtl/>
+          <w:cs/>
           <w:lang w:val="ar_AE" w:bidi="ar_AE"/>
         </w:rPr>
         <w:t>أَنَا ٱلرَّبُّ إِلَهُكَ ٱلَّذِي أَخْرَجَكَ مِنْ أَرْضِ مِصْرَ مِنْ بَيْتِ ٱلْعُبُودِيَّةِ. لَا يَكُنْ لَكَ آلِهَةٌ أُخْرَى أَمَامِي</w:t>
       </w:r>
       <w:r>
         <w:rPr>
+          <w:rtl/>
+          <w:cs/>
           <w:lang w:val="ar_AE" w:bidi="ar_AE"/>
         </w:rPr>
         <w:t>".</w:t>
@@ -1300,18 +1574,24 @@
       </w:pPr>
       <w:r>
         <w:rPr>
+          <w:rtl/>
+          <w:cs/>
           <w:lang w:val="ar_AE" w:bidi="ar_AE"/>
         </w:rPr>
       </w:r>
       <w:r>
         <w:rPr>
           <w:b/>
+          <w:rtl/>
+          <w:cs/>
           <w:lang w:val="ar_AE" w:bidi="ar_AE"/>
         </w:rPr>
         <w:t>15:13</w:t>
       </w:r>
       <w:r>
         <w:rPr>
+          <w:rtl/>
+          <w:cs/>
           <w:lang w:val="ar_AE" w:bidi="ar_AE"/>
         </w:rPr>
         <w:t xml:space="preserve"> ذكَّر يشوع الشعب بأنه من واجبهم أن يحفظوا ويطيعوا </w:t>
@@ -1319,12 +1599,16 @@
       <w:r>
         <w:rPr>
           <w:b/>
+          <w:rtl/>
+          <w:cs/>
           <w:lang w:val="ar_AE" w:bidi="ar_AE"/>
         </w:rPr>
         <w:t>العهد</w:t>
       </w:r>
       <w:r>
         <w:rPr>
+          <w:rtl/>
+          <w:cs/>
           <w:lang w:val="ar_AE" w:bidi="ar_AE"/>
         </w:rPr>
         <w:t xml:space="preserve"> الذي قطعه الله مع بني إسرائيل في سيناء.</w:t>
@@ -1339,18 +1623,24 @@
       </w:pPr>
       <w:r>
         <w:rPr>
+          <w:rtl/>
+          <w:cs/>
           <w:lang w:val="ar_AE" w:bidi="ar_AE"/>
         </w:rPr>
       </w:r>
       <w:r>
         <w:rPr>
           <w:b/>
+          <w:rtl/>
+          <w:cs/>
           <w:lang w:val="ar_AE" w:bidi="ar_AE"/>
         </w:rPr>
         <w:t>21: 5</w:t>
       </w:r>
       <w:r>
         <w:rPr>
+          <w:rtl/>
+          <w:cs/>
           <w:lang w:val="ar_AE" w:bidi="ar_AE"/>
         </w:rPr>
         <w:t xml:space="preserve"> بفم إرميا النبي، وعد الله بأن يقطع </w:t>
@@ -1358,12 +1648,16 @@
       <w:r>
         <w:rPr>
           <w:b/>
+          <w:rtl/>
+          <w:cs/>
           <w:lang w:val="ar_AE" w:bidi="ar_AE"/>
         </w:rPr>
         <w:t>عهداً جديداً</w:t>
       </w:r>
       <w:r>
         <w:rPr>
+          <w:rtl/>
+          <w:cs/>
           <w:lang w:val="ar_AE" w:bidi="ar_AE"/>
         </w:rPr>
         <w:t xml:space="preserve">، لكنه ليس كالعهد الذي قطعه الله مع شعب إسرائيل في سيناء. ففي </w:t>
@@ -1371,12 +1665,16 @@
       <w:r>
         <w:rPr>
           <w:b/>
+          <w:rtl/>
+          <w:cs/>
           <w:lang w:val="ar_AE" w:bidi="ar_AE"/>
         </w:rPr>
         <w:t>العهد الجديد</w:t>
       </w:r>
       <w:r>
         <w:rPr>
+          <w:rtl/>
+          <w:cs/>
           <w:lang w:val="ar_AE" w:bidi="ar_AE"/>
         </w:rPr>
         <w:t xml:space="preserve">، سيكتب الله شريعته على قلوب البشر، وسيعرف البشر الله معرفة شخصية، ويكونون شعبه، وسيغفر الله خطاياهم. والمسيا هو الذي سيفتتح </w:t>
@@ -1384,12 +1682,16 @@
       <w:r>
         <w:rPr>
           <w:b/>
+          <w:rtl/>
+          <w:cs/>
           <w:lang w:val="ar_AE" w:bidi="ar_AE"/>
         </w:rPr>
         <w:t>العهد الجديد</w:t>
       </w:r>
       <w:r>
         <w:rPr>
+          <w:rtl/>
+          <w:cs/>
           <w:lang w:val="ar_AE" w:bidi="ar_AE"/>
         </w:rPr>
         <w:t>.</w:t>
@@ -1404,18 +1706,24 @@
       </w:pPr>
       <w:r>
         <w:rPr>
+          <w:rtl/>
+          <w:cs/>
           <w:lang w:val="ar_AE" w:bidi="ar_AE"/>
         </w:rPr>
       </w:r>
       <w:r>
         <w:rPr>
           <w:b/>
+          <w:rtl/>
+          <w:cs/>
           <w:lang w:val="ar_AE" w:bidi="ar_AE"/>
         </w:rPr>
         <w:t>21:14</w:t>
       </w:r>
       <w:r>
         <w:rPr>
+          <w:rtl/>
+          <w:cs/>
           <w:lang w:val="ar_AE" w:bidi="ar_AE"/>
         </w:rPr>
         <w:t xml:space="preserve"> بموت المسيا وقيامته من بين الأموات، سيتمِّم الله خطته المتمثِّلة في خلاص الخطاة وبدء </w:t>
@@ -1423,12 +1731,16 @@
       <w:r>
         <w:rPr>
           <w:b/>
+          <w:rtl/>
+          <w:cs/>
           <w:lang w:val="ar_AE" w:bidi="ar_AE"/>
         </w:rPr>
         <w:t>العهد الجديد</w:t>
       </w:r>
       <w:r>
         <w:rPr>
+          <w:rtl/>
+          <w:cs/>
           <w:lang w:val="ar_AE" w:bidi="ar_AE"/>
         </w:rPr>
         <w:t>.</w:t>
@@ -1440,42 +1752,56 @@
       </w:pPr>
       <w:r>
         <w:rPr>
+          <w:rtl/>
+          <w:cs/>
           <w:lang w:val="ar_AE" w:bidi="ar_AE"/>
         </w:rPr>
       </w:r>
       <w:r>
         <w:rPr>
           <w:b/>
+          <w:rtl/>
+          <w:cs/>
           <w:lang w:val="ar_AE" w:bidi="ar_AE"/>
         </w:rPr>
         <w:t>38 :5</w:t>
       </w:r>
       <w:r>
         <w:rPr>
+          <w:rtl/>
+          <w:cs/>
           <w:lang w:val="ar_AE" w:bidi="ar_AE"/>
         </w:rPr>
         <w:t xml:space="preserve"> ثم أخذ يسوع كأسًا وقال: "</w:t>
       </w:r>
       <w:r>
         <w:rPr>
+          <w:rtl/>
+          <w:cs/>
           <w:lang w:val="ar_AE" w:bidi="ar_AE"/>
         </w:rPr>
         <w:t>ٱشْرَبُوا مِنْهَا كُلُّكُمْ، لِأَنَّ هَذَا هُوَ دَمِي ٱلَّذِي لِلْعَهْدِ ٱلْجَدِيدِ ٱلَّذِي يُسْفَكُ مِنْ أَجْلِ كَثِيرِينَ لِمَغْفِرَةِ ٱلْخَطَايَا"،</w:t>
       </w:r>
       <w:r>
         <w:rPr>
+          <w:rtl/>
+          <w:cs/>
           <w:lang w:val="ar_AE" w:bidi="ar_AE"/>
         </w:rPr>
         <w:t xml:space="preserve"> "</w:t>
       </w:r>
       <w:r>
         <w:rPr>
+          <w:rtl/>
+          <w:cs/>
           <w:lang w:val="ar_AE" w:bidi="ar_AE"/>
         </w:rPr>
         <w:t>ٱصْنَعُوا هَذَا كُلَّمَا شَرِبْتُمْ لِذِكْرِي</w:t>
       </w:r>
       <w:r>
         <w:rPr>
+          <w:rtl/>
+          <w:cs/>
           <w:lang w:val="ar_AE" w:bidi="ar_AE"/>
         </w:rPr>
         <w:t>".</w:t>
@@ -1490,18 +1816,24 @@
       </w:pPr>
       <w:r>
         <w:rPr>
+          <w:rtl/>
+          <w:cs/>
           <w:lang w:val="ar_AE" w:bidi="ar_AE"/>
         </w:rPr>
       </w:r>
       <w:r>
         <w:rPr>
           <w:b/>
+          <w:rtl/>
+          <w:cs/>
           <w:lang w:val="ar_AE" w:bidi="ar_AE"/>
         </w:rPr>
         <w:t>48 :11</w:t>
       </w:r>
       <w:r>
         <w:rPr>
+          <w:rtl/>
+          <w:cs/>
           <w:lang w:val="ar_AE" w:bidi="ar_AE"/>
         </w:rPr>
         <w:t xml:space="preserve"> قطع الله الآن </w:t>
@@ -1509,12 +1841,16 @@
       <w:r>
         <w:rPr>
           <w:b/>
+          <w:rtl/>
+          <w:cs/>
           <w:lang w:val="ar_AE" w:bidi="ar_AE"/>
         </w:rPr>
         <w:t>عهداً جديداً</w:t>
       </w:r>
       <w:r>
         <w:rPr>
+          <w:rtl/>
+          <w:cs/>
           <w:lang w:val="ar_AE" w:bidi="ar_AE"/>
         </w:rPr>
         <w:t xml:space="preserve"> متاحاً للجميع. وبسبب هذا </w:t>
@@ -1522,12 +1858,16 @@
       <w:r>
         <w:rPr>
           <w:b/>
+          <w:rtl/>
+          <w:cs/>
           <w:lang w:val="ar_AE" w:bidi="ar_AE"/>
         </w:rPr>
         <w:t>العهد الجديد</w:t>
       </w:r>
       <w:r>
         <w:rPr>
+          <w:rtl/>
+          <w:cs/>
           <w:lang w:val="ar_AE" w:bidi="ar_AE"/>
         </w:rPr>
         <w:t>، يمكن لأي شخص من أي جماعة أو شعب أن يصير جزءاً من شعب الله بالإيمان بيسوع.</w:t>
@@ -1540,6 +1880,8 @@
       </w:pPr>
       <w:r>
         <w:rPr>
+          <w:rtl/>
+          <w:cs/>
           <w:lang w:val="ar_AE" w:bidi="ar_AE"/>
         </w:rPr>
         <w:t>بيانات الكلمة:</w:t>
@@ -1554,32 +1896,42 @@
       </w:pPr>
       <w:r>
         <w:rPr>
-          <w:lang w:val="ar_AE" w:bidi="ar_AE"/>
-        </w:rPr>
-      </w:r>
-      <w:r>
-        <w:rPr>
+          <w:rtl/>
+          <w:cs/>
+          <w:lang w:val="ar_AE" w:bidi="ar_AE"/>
+        </w:rPr>
+      </w:r>
+      <w:r>
+        <w:rPr>
+          <w:rtl/>
+          <w:cs/>
           <w:lang w:val="ar_AE" w:bidi="ar_AE"/>
         </w:rPr>
         <w:t>سترونج: H1285, H2319, H3772, G08020, G12420, G49340</w:t>
       </w:r>
       <w:r>
         <w:rPr>
-          <w:lang w:val="ar_AE" w:bidi="ar_AE"/>
-        </w:rPr>
-      </w:r>
-      <w:r>
-        <w:rPr>
-          <w:lang w:val="ar_AE" w:bidi="ar_AE"/>
-        </w:rPr>
-      </w:r>
-    </w:p>
-    <w:p>
-      <w:pPr>
-        <w:bidi/>
-      </w:pPr>
-      <w:r>
-        <w:rPr>
+          <w:rtl/>
+          <w:cs/>
+          <w:lang w:val="ar_AE" w:bidi="ar_AE"/>
+        </w:rPr>
+      </w:r>
+      <w:r>
+        <w:rPr>
+          <w:rtl/>
+          <w:cs/>
+          <w:lang w:val="ar_AE" w:bidi="ar_AE"/>
+        </w:rPr>
+      </w:r>
+    </w:p>
+    <w:p>
+      <w:pPr>
+        <w:bidi/>
+      </w:pPr>
+      <w:r>
+        <w:rPr>
+          <w:rtl/>
+          <w:cs/>
           <w:lang w:val="ar_AE" w:bidi="ar_AE"/>
         </w:rPr>
       </w:r>
@@ -1591,12 +1943,16 @@
       </w:pPr>
       <w:r>
         <w:rPr>
+          <w:rtl/>
+          <w:cs/>
           <w:lang w:val="ar_AE" w:bidi="ar_AE"/>
         </w:rPr>
         <w:t>High Priest</w:t>
       </w:r>
       <w:r>
         <w:rPr>
+          <w:rtl/>
+          <w:cs/>
           <w:lang w:val="ar_AE" w:bidi="ar_AE"/>
         </w:rPr>
       </w:r>
@@ -1608,6 +1964,8 @@
       </w:pPr>
       <w:r>
         <w:rPr>
+          <w:rtl/>
+          <w:cs/>
           <w:lang w:val="ar_AE" w:bidi="ar_AE"/>
         </w:rPr>
         <w:t>رئيس الكهنة، رؤساء الكهنة</w:t>
@@ -1620,6 +1978,8 @@
       </w:pPr>
       <w:r>
         <w:rPr>
+          <w:rtl/>
+          <w:cs/>
           <w:lang w:val="ar_AE" w:bidi="ar_AE"/>
         </w:rPr>
         <w:t>التعريف:</w:t>
@@ -1631,11 +1991,15 @@
       </w:pPr>
       <w:r>
         <w:rPr>
-          <w:lang w:val="ar_AE" w:bidi="ar_AE"/>
-        </w:rPr>
-      </w:r>
-      <w:r>
-        <w:rPr>
+          <w:rtl/>
+          <w:cs/>
+          <w:lang w:val="ar_AE" w:bidi="ar_AE"/>
+        </w:rPr>
+      </w:r>
+      <w:r>
+        <w:rPr>
+          <w:rtl/>
+          <w:cs/>
           <w:lang w:val="ar_AE" w:bidi="ar_AE"/>
         </w:rPr>
         <w:t>يشير مصطلح "رئيس الكهنة" إلى كاهن خاص كان يعيَّن للخدمة لمدة سنة واحدة قائدًا أو رئيسًا لجميع الكهنة الإسرائيليين الآخرين. وفي أيام العهد الجديد، بعض الكهنة الآخرين أيضًا اعتُبِروا من رؤساء اليهود الدينيين، واحتلُّوا مكانة بارزة للغاية. كان هؤلاء يتمتعون بسلطة على الكهنة الآخرين وعلى الشعب. وهؤلاء هم رؤساء الكهنة.</w:t>
@@ -1650,11 +2014,15 @@
       </w:pPr>
       <w:r>
         <w:rPr>
-          <w:lang w:val="ar_AE" w:bidi="ar_AE"/>
-        </w:rPr>
-      </w:r>
-      <w:r>
-        <w:rPr>
+          <w:rtl/>
+          <w:cs/>
+          <w:lang w:val="ar_AE" w:bidi="ar_AE"/>
+        </w:rPr>
+      </w:r>
+      <w:r>
+        <w:rPr>
+          <w:rtl/>
+          <w:cs/>
           <w:lang w:val="ar_AE" w:bidi="ar_AE"/>
         </w:rPr>
         <w:t>كان لرئيس الكهنة مسؤوليات خاصة. فقد كان هو الوحيد المسموح له بالدخول إلى الجزء الأقدس من خيمة الاجتماع أو الهيكل، لتقديم ذبيحة خاصة مرة واحدة سنويًّا.</w:t>
@@ -1669,11 +2037,15 @@
       </w:pPr>
       <w:r>
         <w:rPr>
-          <w:lang w:val="ar_AE" w:bidi="ar_AE"/>
-        </w:rPr>
-      </w:r>
-      <w:r>
-        <w:rPr>
+          <w:rtl/>
+          <w:cs/>
+          <w:lang w:val="ar_AE" w:bidi="ar_AE"/>
+        </w:rPr>
+      </w:r>
+      <w:r>
+        <w:rPr>
+          <w:rtl/>
+          <w:cs/>
           <w:lang w:val="ar_AE" w:bidi="ar_AE"/>
         </w:rPr>
         <w:t>كان لبني إسرائيل العديد من الكهنة، لكن رئيس كهنة واحد فحسب.</w:t>
@@ -1688,11 +2060,15 @@
       </w:pPr>
       <w:r>
         <w:rPr>
-          <w:lang w:val="ar_AE" w:bidi="ar_AE"/>
-        </w:rPr>
-      </w:r>
-      <w:r>
-        <w:rPr>
+          <w:rtl/>
+          <w:cs/>
+          <w:lang w:val="ar_AE" w:bidi="ar_AE"/>
+        </w:rPr>
+      </w:r>
+      <w:r>
+        <w:rPr>
+          <w:rtl/>
+          <w:cs/>
           <w:lang w:val="ar_AE" w:bidi="ar_AE"/>
         </w:rPr>
         <w:t>بعدما كان رؤساء الكهنة يتقاعدون، كانوا يحتفظون باللقب، إلى جانب بعض المسؤوليات التي يقتضيها المنصب. على سبيل المثال، دُعي حنان رئيس كهنة خلال فترة كهنوت قيافا وآخرين.</w:t>
@@ -1707,11 +2083,15 @@
       </w:pPr>
       <w:r>
         <w:rPr>
-          <w:lang w:val="ar_AE" w:bidi="ar_AE"/>
-        </w:rPr>
-      </w:r>
-      <w:r>
-        <w:rPr>
+          <w:rtl/>
+          <w:cs/>
+          <w:lang w:val="ar_AE" w:bidi="ar_AE"/>
+        </w:rPr>
+      </w:r>
+      <w:r>
+        <w:rPr>
+          <w:rtl/>
+          <w:cs/>
           <w:lang w:val="ar_AE" w:bidi="ar_AE"/>
         </w:rPr>
         <w:t>كان رؤساء الكهنة مسؤولين عن كلِّ ما يلزم لخدمات العبادة في الهيكل. كما كانوا مسؤولين عن الأموال التي تُعطَى للهيكل.</w:t>
@@ -1726,11 +2106,15 @@
       </w:pPr>
       <w:r>
         <w:rPr>
-          <w:lang w:val="ar_AE" w:bidi="ar_AE"/>
-        </w:rPr>
-      </w:r>
-      <w:r>
-        <w:rPr>
+          <w:rtl/>
+          <w:cs/>
+          <w:lang w:val="ar_AE" w:bidi="ar_AE"/>
+        </w:rPr>
+      </w:r>
+      <w:r>
+        <w:rPr>
+          <w:rtl/>
+          <w:cs/>
           <w:lang w:val="ar_AE" w:bidi="ar_AE"/>
         </w:rPr>
         <w:t>كان رؤساء الكهنة أعلى رتبة ونفوذًا من الكهنة العاديين. وكان رئيس الكهنة وحده يتمتَّع بسلطة أعلى.</w:t>
@@ -1745,11 +2129,15 @@
       </w:pPr>
       <w:r>
         <w:rPr>
-          <w:lang w:val="ar_AE" w:bidi="ar_AE"/>
-        </w:rPr>
-      </w:r>
-      <w:r>
-        <w:rPr>
+          <w:rtl/>
+          <w:cs/>
+          <w:lang w:val="ar_AE" w:bidi="ar_AE"/>
+        </w:rPr>
+      </w:r>
+      <w:r>
+        <w:rPr>
+          <w:rtl/>
+          <w:cs/>
           <w:lang w:val="ar_AE" w:bidi="ar_AE"/>
         </w:rPr>
         <w:t>كان رؤساء الكهنة من ألد أعداء يسوع، وكان لهم تأثير قوي على السلطات الرومانية للقبض على يسوع وقتله.</w:t>
@@ -1762,6 +2150,8 @@
       </w:pPr>
       <w:r>
         <w:rPr>
+          <w:rtl/>
+          <w:cs/>
           <w:lang w:val="ar_AE" w:bidi="ar_AE"/>
         </w:rPr>
         <w:t>اقتراحات للترجمة:</w:t>
@@ -1776,11 +2166,15 @@
       </w:pPr>
       <w:r>
         <w:rPr>
-          <w:lang w:val="ar_AE" w:bidi="ar_AE"/>
-        </w:rPr>
-      </w:r>
-      <w:r>
-        <w:rPr>
+          <w:rtl/>
+          <w:cs/>
+          <w:lang w:val="ar_AE" w:bidi="ar_AE"/>
+        </w:rPr>
+      </w:r>
+      <w:r>
+        <w:rPr>
+          <w:rtl/>
+          <w:cs/>
           <w:lang w:val="ar_AE" w:bidi="ar_AE"/>
         </w:rPr>
         <w:t>يمكن ترجمة مصطلح "رئيس الكهنة" إلى "الكاهن الأعلى" أو "الكاهن الأعلى رتبة".</w:t>
@@ -1795,11 +2189,15 @@
       </w:pPr>
       <w:r>
         <w:rPr>
-          <w:lang w:val="ar_AE" w:bidi="ar_AE"/>
-        </w:rPr>
-      </w:r>
-      <w:r>
-        <w:rPr>
+          <w:rtl/>
+          <w:cs/>
+          <w:lang w:val="ar_AE" w:bidi="ar_AE"/>
+        </w:rPr>
+      </w:r>
+      <w:r>
+        <w:rPr>
+          <w:rtl/>
+          <w:cs/>
           <w:lang w:val="ar_AE" w:bidi="ar_AE"/>
         </w:rPr>
         <w:t>يمكن ترجمة مصطلح "رؤساء الكهنة" إلى "الكهنة الأعلى" أو "قادة الكهنة"، أو "حُكام الكهنة"</w:t>
@@ -1811,59 +2209,79 @@
       </w:pPr>
       <w:r>
         <w:rPr>
-          <w:lang w:val="ar_AE" w:bidi="ar_AE"/>
-        </w:rPr>
-      </w:r>
-      <w:r>
-        <w:rPr>
+          <w:rtl/>
+          <w:cs/>
+          <w:lang w:val="ar_AE" w:bidi="ar_AE"/>
+        </w:rPr>
+      </w:r>
+      <w:r>
+        <w:rPr>
+          <w:rtl/>
+          <w:cs/>
           <w:lang w:val="ar_AE" w:bidi="ar_AE"/>
         </w:rPr>
         <w:t xml:space="preserve">(انظر أيضًا: </w:t>
       </w:r>
       <w:r>
         <w:rPr>
+          <w:rtl/>
+          <w:cs/>
           <w:lang w:val="ar_AE" w:bidi="ar_AE"/>
         </w:rPr>
         <w:t>حنان</w:t>
       </w:r>
       <w:r>
         <w:rPr>
+          <w:rtl/>
+          <w:cs/>
           <w:lang w:val="ar_AE" w:bidi="ar_AE"/>
         </w:rPr>
         <w:t xml:space="preserve">، </w:t>
       </w:r>
       <w:r>
         <w:rPr>
+          <w:rtl/>
+          <w:cs/>
           <w:lang w:val="ar_AE" w:bidi="ar_AE"/>
         </w:rPr>
         <w:t>قيافا</w:t>
       </w:r>
       <w:r>
         <w:rPr>
+          <w:rtl/>
+          <w:cs/>
           <w:lang w:val="ar_AE" w:bidi="ar_AE"/>
         </w:rPr>
         <w:t xml:space="preserve">، </w:t>
       </w:r>
       <w:r>
         <w:rPr>
+          <w:rtl/>
+          <w:cs/>
           <w:lang w:val="ar_AE" w:bidi="ar_AE"/>
         </w:rPr>
         <w:t>كاهن</w:t>
       </w:r>
       <w:r>
         <w:rPr>
+          <w:rtl/>
+          <w:cs/>
           <w:lang w:val="ar_AE" w:bidi="ar_AE"/>
         </w:rPr>
         <w:t xml:space="preserve">، </w:t>
       </w:r>
       <w:r>
         <w:rPr>
+          <w:rtl/>
+          <w:cs/>
           <w:lang w:val="ar_AE" w:bidi="ar_AE"/>
         </w:rPr>
         <w:t>هيكل</w:t>
       </w:r>
       <w:r>
         <w:rPr>
+          <w:rtl/>
+          <w:cs/>
           <w:lang w:val="ar_AE" w:bidi="ar_AE"/>
         </w:rPr>
         <w:t>)</w:t>
@@ -1876,6 +2294,8 @@
       </w:pPr>
       <w:r>
         <w:rPr>
+          <w:rtl/>
+          <w:cs/>
           <w:lang w:val="ar_AE" w:bidi="ar_AE"/>
         </w:rPr>
         <w:t>نصوص كتابية:</w:t>
@@ -1890,12 +2310,16 @@
       </w:pPr>
       <w:r>
         <w:rPr>
+          <w:rtl/>
+          <w:cs/>
           <w:lang w:val="ar_AE" w:bidi="ar_AE"/>
         </w:rPr>
       </w:r>
       <w:hyperlink r:id="rId28">
         <w:r>
           <w:rPr>
+            <w:rtl/>
+            <w:cs/>
             <w:lang w:val="ar_AE" w:bidi="ar_AE"/>
           </w:rPr>
           <w:rPr>
@@ -1915,12 +2339,16 @@
       </w:pPr>
       <w:r>
         <w:rPr>
+          <w:rtl/>
+          <w:cs/>
           <w:lang w:val="ar_AE" w:bidi="ar_AE"/>
         </w:rPr>
       </w:r>
       <w:hyperlink r:id="rId29">
         <w:r>
           <w:rPr>
+            <w:rtl/>
+            <w:cs/>
             <w:lang w:val="ar_AE" w:bidi="ar_AE"/>
           </w:rPr>
           <w:rPr>
@@ -1940,12 +2368,16 @@
       </w:pPr>
       <w:r>
         <w:rPr>
+          <w:rtl/>
+          <w:cs/>
           <w:lang w:val="ar_AE" w:bidi="ar_AE"/>
         </w:rPr>
       </w:r>
       <w:hyperlink r:id="rId30">
         <w:r>
           <w:rPr>
+            <w:rtl/>
+            <w:cs/>
             <w:lang w:val="ar_AE" w:bidi="ar_AE"/>
           </w:rPr>
           <w:rPr>
@@ -1965,12 +2397,16 @@
       </w:pPr>
       <w:r>
         <w:rPr>
+          <w:rtl/>
+          <w:cs/>
           <w:lang w:val="ar_AE" w:bidi="ar_AE"/>
         </w:rPr>
       </w:r>
       <w:hyperlink r:id="rId31">
         <w:r>
           <w:rPr>
+            <w:rtl/>
+            <w:cs/>
             <w:lang w:val="ar_AE" w:bidi="ar_AE"/>
           </w:rPr>
           <w:rPr>
@@ -1990,12 +2426,16 @@
       </w:pPr>
       <w:r>
         <w:rPr>
+          <w:rtl/>
+          <w:cs/>
           <w:lang w:val="ar_AE" w:bidi="ar_AE"/>
         </w:rPr>
       </w:r>
       <w:hyperlink r:id="rId32">
         <w:r>
           <w:rPr>
+            <w:rtl/>
+            <w:cs/>
             <w:lang w:val="ar_AE" w:bidi="ar_AE"/>
           </w:rPr>
           <w:rPr>
@@ -2015,12 +2455,16 @@
       </w:pPr>
       <w:r>
         <w:rPr>
+          <w:rtl/>
+          <w:cs/>
           <w:lang w:val="ar_AE" w:bidi="ar_AE"/>
         </w:rPr>
       </w:r>
       <w:hyperlink r:id="rId33">
         <w:r>
           <w:rPr>
+            <w:rtl/>
+            <w:cs/>
             <w:lang w:val="ar_AE" w:bidi="ar_AE"/>
           </w:rPr>
           <w:rPr>
@@ -2040,12 +2484,16 @@
       </w:pPr>
       <w:r>
         <w:rPr>
+          <w:rtl/>
+          <w:cs/>
           <w:lang w:val="ar_AE" w:bidi="ar_AE"/>
         </w:rPr>
       </w:r>
       <w:hyperlink r:id="rId34">
         <w:r>
           <w:rPr>
+            <w:rtl/>
+            <w:cs/>
             <w:lang w:val="ar_AE" w:bidi="ar_AE"/>
           </w:rPr>
           <w:rPr>
@@ -2065,12 +2513,16 @@
       </w:pPr>
       <w:r>
         <w:rPr>
+          <w:rtl/>
+          <w:cs/>
           <w:lang w:val="ar_AE" w:bidi="ar_AE"/>
         </w:rPr>
       </w:r>
       <w:hyperlink r:id="rId35">
         <w:r>
           <w:rPr>
+            <w:rtl/>
+            <w:cs/>
             <w:lang w:val="ar_AE" w:bidi="ar_AE"/>
           </w:rPr>
           <w:rPr>
@@ -2090,12 +2542,16 @@
       </w:pPr>
       <w:r>
         <w:rPr>
+          <w:rtl/>
+          <w:cs/>
           <w:lang w:val="ar_AE" w:bidi="ar_AE"/>
         </w:rPr>
       </w:r>
       <w:hyperlink r:id="rId36">
         <w:r>
           <w:rPr>
+            <w:rtl/>
+            <w:cs/>
             <w:lang w:val="ar_AE" w:bidi="ar_AE"/>
           </w:rPr>
           <w:rPr>
@@ -2115,12 +2571,16 @@
       </w:pPr>
       <w:r>
         <w:rPr>
+          <w:rtl/>
+          <w:cs/>
           <w:lang w:val="ar_AE" w:bidi="ar_AE"/>
         </w:rPr>
       </w:r>
       <w:hyperlink r:id="rId37">
         <w:r>
           <w:rPr>
+            <w:rtl/>
+            <w:cs/>
             <w:lang w:val="ar_AE" w:bidi="ar_AE"/>
           </w:rPr>
           <w:rPr>
@@ -2138,6 +2598,8 @@
       </w:pPr>
       <w:r>
         <w:rPr>
+          <w:rtl/>
+          <w:cs/>
           <w:lang w:val="ar_AE" w:bidi="ar_AE"/>
         </w:rPr>
         <w:t>أمثلة من قصص الكتاب المقدس:</w:t>
@@ -2152,18 +2614,24 @@
       </w:pPr>
       <w:r>
         <w:rPr>
+          <w:rtl/>
+          <w:cs/>
           <w:lang w:val="ar_AE" w:bidi="ar_AE"/>
         </w:rPr>
       </w:r>
       <w:r>
         <w:rPr>
           <w:b/>
+          <w:rtl/>
+          <w:cs/>
           <w:lang w:val="ar_AE" w:bidi="ar_AE"/>
         </w:rPr>
         <w:t>13 :8</w:t>
       </w:r>
       <w:r>
         <w:rPr>
+          <w:rtl/>
+          <w:cs/>
           <w:lang w:val="ar_AE" w:bidi="ar_AE"/>
         </w:rPr>
         <w:t xml:space="preserve"> لم يكن أحد يستطع الدخول إلى ما وراء الحجاب إلا </w:t>
@@ -2171,12 +2639,16 @@
       <w:r>
         <w:rPr>
           <w:b/>
+          <w:rtl/>
+          <w:cs/>
           <w:lang w:val="ar_AE" w:bidi="ar_AE"/>
         </w:rPr>
         <w:t>رئيس الكهنة</w:t>
       </w:r>
       <w:r>
         <w:rPr>
+          <w:rtl/>
+          <w:cs/>
           <w:lang w:val="ar_AE" w:bidi="ar_AE"/>
         </w:rPr>
         <w:t>، لأن الله كان ساكنًا هناك.</w:t>
@@ -2191,18 +2663,24 @@
       </w:pPr>
       <w:r>
         <w:rPr>
+          <w:rtl/>
+          <w:cs/>
           <w:lang w:val="ar_AE" w:bidi="ar_AE"/>
         </w:rPr>
       </w:r>
       <w:r>
         <w:rPr>
           <w:b/>
+          <w:rtl/>
+          <w:cs/>
           <w:lang w:val="ar_AE" w:bidi="ar_AE"/>
         </w:rPr>
         <w:t>21 :7</w:t>
       </w:r>
       <w:r>
         <w:rPr>
+          <w:rtl/>
+          <w:cs/>
           <w:lang w:val="ar_AE" w:bidi="ar_AE"/>
         </w:rPr>
         <w:t xml:space="preserve"> المسيا الذي سيأتي سيكون هو </w:t>
@@ -2210,12 +2688,16 @@
       <w:r>
         <w:rPr>
           <w:b/>
+          <w:rtl/>
+          <w:cs/>
           <w:lang w:val="ar_AE" w:bidi="ar_AE"/>
         </w:rPr>
         <w:t>رئيس الكهنة</w:t>
       </w:r>
       <w:r>
         <w:rPr>
+          <w:rtl/>
+          <w:cs/>
           <w:lang w:val="ar_AE" w:bidi="ar_AE"/>
         </w:rPr>
         <w:t xml:space="preserve"> الكامل، وسيقدِّم نفسه ذبيحة كاملة لله.</w:t>
@@ -2230,18 +2712,24 @@
       </w:pPr>
       <w:r>
         <w:rPr>
+          <w:rtl/>
+          <w:cs/>
           <w:lang w:val="ar_AE" w:bidi="ar_AE"/>
         </w:rPr>
       </w:r>
       <w:r>
         <w:rPr>
           <w:b/>
+          <w:rtl/>
+          <w:cs/>
           <w:lang w:val="ar_AE" w:bidi="ar_AE"/>
         </w:rPr>
         <w:t>38: 3</w:t>
       </w:r>
       <w:r>
         <w:rPr>
+          <w:rtl/>
+          <w:cs/>
           <w:lang w:val="ar_AE" w:bidi="ar_AE"/>
         </w:rPr>
         <w:t xml:space="preserve"> رؤساء اليهود، بقيادة </w:t>
@@ -2249,12 +2737,16 @@
       <w:r>
         <w:rPr>
           <w:b/>
+          <w:rtl/>
+          <w:cs/>
           <w:lang w:val="ar_AE" w:bidi="ar_AE"/>
         </w:rPr>
         <w:t>رئيس الكهنة</w:t>
       </w:r>
       <w:r>
         <w:rPr>
+          <w:rtl/>
+          <w:cs/>
           <w:lang w:val="ar_AE" w:bidi="ar_AE"/>
         </w:rPr>
         <w:t>، دفعوا ليهوذا ثلاثين من الفضة كي يسلم يسوع.</w:t>
@@ -2269,18 +2761,24 @@
       </w:pPr>
       <w:r>
         <w:rPr>
+          <w:rtl/>
+          <w:cs/>
           <w:lang w:val="ar_AE" w:bidi="ar_AE"/>
         </w:rPr>
       </w:r>
       <w:r>
         <w:rPr>
           <w:b/>
+          <w:rtl/>
+          <w:cs/>
           <w:lang w:val="ar_AE" w:bidi="ar_AE"/>
         </w:rPr>
         <w:t>39 :1</w:t>
       </w:r>
       <w:r>
         <w:rPr>
+          <w:rtl/>
+          <w:cs/>
           <w:lang w:val="ar_AE" w:bidi="ar_AE"/>
         </w:rPr>
         <w:t xml:space="preserve"> اقتاد الجنود يسوع إلى بيت </w:t>
@@ -2288,12 +2786,16 @@
       <w:r>
         <w:rPr>
           <w:b/>
+          <w:rtl/>
+          <w:cs/>
           <w:lang w:val="ar_AE" w:bidi="ar_AE"/>
         </w:rPr>
         <w:t>رئيس الكهنة</w:t>
       </w:r>
       <w:r>
         <w:rPr>
+          <w:rtl/>
+          <w:cs/>
           <w:lang w:val="ar_AE" w:bidi="ar_AE"/>
         </w:rPr>
         <w:t xml:space="preserve"> كي يستجوبه </w:t>
@@ -2301,12 +2803,16 @@
       <w:r>
         <w:rPr>
           <w:b/>
+          <w:rtl/>
+          <w:cs/>
           <w:lang w:val="ar_AE" w:bidi="ar_AE"/>
         </w:rPr>
         <w:t>رئيس الكهنة</w:t>
       </w:r>
       <w:r>
         <w:rPr>
+          <w:rtl/>
+          <w:cs/>
           <w:lang w:val="ar_AE" w:bidi="ar_AE"/>
         </w:rPr>
         <w:t>.</w:t>
@@ -2321,18 +2827,24 @@
       </w:pPr>
       <w:r>
         <w:rPr>
+          <w:rtl/>
+          <w:cs/>
           <w:lang w:val="ar_AE" w:bidi="ar_AE"/>
         </w:rPr>
       </w:r>
       <w:r>
         <w:rPr>
           <w:b/>
+          <w:rtl/>
+          <w:cs/>
           <w:lang w:val="ar_AE" w:bidi="ar_AE"/>
         </w:rPr>
         <w:t>39 :3</w:t>
       </w:r>
       <w:r>
         <w:rPr>
+          <w:rtl/>
+          <w:cs/>
           <w:lang w:val="ar_AE" w:bidi="ar_AE"/>
         </w:rPr>
         <w:t xml:space="preserve"> أخيرًا، نظر </w:t>
@@ -2340,12 +2852,16 @@
       <w:r>
         <w:rPr>
           <w:b/>
+          <w:rtl/>
+          <w:cs/>
           <w:lang w:val="ar_AE" w:bidi="ar_AE"/>
         </w:rPr>
         <w:t>رئيس الكهنة</w:t>
       </w:r>
       <w:r>
         <w:rPr>
+          <w:rtl/>
+          <w:cs/>
           <w:lang w:val="ar_AE" w:bidi="ar_AE"/>
         </w:rPr>
         <w:t xml:space="preserve"> إلى يسوع مباشرةً وقال له: "قل لنا، هل أنت هو المسيح، ابن الله الحي؟"</w:t>
@@ -2360,18 +2876,24 @@
       </w:pPr>
       <w:r>
         <w:rPr>
+          <w:rtl/>
+          <w:cs/>
           <w:lang w:val="ar_AE" w:bidi="ar_AE"/>
         </w:rPr>
       </w:r>
       <w:r>
         <w:rPr>
           <w:b/>
+          <w:rtl/>
+          <w:cs/>
           <w:lang w:val="ar_AE" w:bidi="ar_AE"/>
         </w:rPr>
         <w:t>44 :7</w:t>
       </w:r>
       <w:r>
         <w:rPr>
+          <w:rtl/>
+          <w:cs/>
           <w:lang w:val="ar_AE" w:bidi="ar_AE"/>
         </w:rPr>
         <w:t xml:space="preserve"> في اليوم التالي، أحضر رؤساء اليهود بطرس ويوحنا إلى </w:t>
@@ -2379,12 +2901,16 @@
       <w:r>
         <w:rPr>
           <w:b/>
+          <w:rtl/>
+          <w:cs/>
           <w:lang w:val="ar_AE" w:bidi="ar_AE"/>
         </w:rPr>
         <w:t>رئيس الكهنة</w:t>
       </w:r>
       <w:r>
         <w:rPr>
+          <w:rtl/>
+          <w:cs/>
           <w:lang w:val="ar_AE" w:bidi="ar_AE"/>
         </w:rPr>
         <w:t xml:space="preserve"> والرؤساء الدينيين الآخرين.</w:t>
@@ -2399,18 +2925,24 @@
       </w:pPr>
       <w:r>
         <w:rPr>
+          <w:rtl/>
+          <w:cs/>
           <w:lang w:val="ar_AE" w:bidi="ar_AE"/>
         </w:rPr>
       </w:r>
       <w:r>
         <w:rPr>
           <w:b/>
+          <w:rtl/>
+          <w:cs/>
           <w:lang w:val="ar_AE" w:bidi="ar_AE"/>
         </w:rPr>
         <w:t>45 :2</w:t>
       </w:r>
       <w:r>
         <w:rPr>
+          <w:rtl/>
+          <w:cs/>
           <w:lang w:val="ar_AE" w:bidi="ar_AE"/>
         </w:rPr>
         <w:t xml:space="preserve"> اعتقل الرؤساء الدينيون استفانوس، وأتوا به إلى </w:t>
@@ -2418,12 +2950,16 @@
       <w:r>
         <w:rPr>
           <w:b/>
+          <w:rtl/>
+          <w:cs/>
           <w:lang w:val="ar_AE" w:bidi="ar_AE"/>
         </w:rPr>
         <w:t xml:space="preserve">رئيس الكهنة </w:t>
       </w:r>
       <w:r>
         <w:rPr>
+          <w:rtl/>
+          <w:cs/>
           <w:lang w:val="ar_AE" w:bidi="ar_AE"/>
         </w:rPr>
         <w:t>ورؤساء اليهود الآخرين. وهناك، تفوَّه مزيد من الشهود الزور بالأكاذيب عن استفانوس.</w:t>
@@ -2438,18 +2974,24 @@
       </w:pPr>
       <w:r>
         <w:rPr>
+          <w:rtl/>
+          <w:cs/>
           <w:lang w:val="ar_AE" w:bidi="ar_AE"/>
         </w:rPr>
       </w:r>
       <w:r>
         <w:rPr>
           <w:b/>
+          <w:rtl/>
+          <w:cs/>
           <w:lang w:val="ar_AE" w:bidi="ar_AE"/>
         </w:rPr>
         <w:t>46 :1</w:t>
       </w:r>
       <w:r>
         <w:rPr>
+          <w:rtl/>
+          <w:cs/>
           <w:lang w:val="ar_AE" w:bidi="ar_AE"/>
         </w:rPr>
         <w:t xml:space="preserve"> أعطى </w:t>
@@ -2457,12 +2999,16 @@
       <w:r>
         <w:rPr>
           <w:b/>
+          <w:rtl/>
+          <w:cs/>
           <w:lang w:val="ar_AE" w:bidi="ar_AE"/>
         </w:rPr>
         <w:t>رئيس الكهنة</w:t>
       </w:r>
       <w:r>
         <w:rPr>
+          <w:rtl/>
+          <w:cs/>
           <w:lang w:val="ar_AE" w:bidi="ar_AE"/>
         </w:rPr>
         <w:t xml:space="preserve"> شاول تصريحًا بالذهاب إلى مدينة دمشق، والقبض على المسيحيين الموجودين هناك، وإعادتهم إلى أورشليم.</w:t>
@@ -2477,18 +3023,24 @@
       </w:pPr>
       <w:r>
         <w:rPr>
+          <w:rtl/>
+          <w:cs/>
           <w:lang w:val="ar_AE" w:bidi="ar_AE"/>
         </w:rPr>
       </w:r>
       <w:r>
         <w:rPr>
           <w:b/>
+          <w:rtl/>
+          <w:cs/>
           <w:lang w:val="ar_AE" w:bidi="ar_AE"/>
         </w:rPr>
         <w:t>48 :6</w:t>
       </w:r>
       <w:r>
         <w:rPr>
+          <w:rtl/>
+          <w:cs/>
           <w:lang w:val="ar_AE" w:bidi="ar_AE"/>
         </w:rPr>
         <w:t xml:space="preserve"> يسوع هو </w:t>
@@ -2496,12 +3048,16 @@
       <w:r>
         <w:rPr>
           <w:b/>
+          <w:rtl/>
+          <w:cs/>
           <w:lang w:val="ar_AE" w:bidi="ar_AE"/>
         </w:rPr>
         <w:t xml:space="preserve">رئيس الكهنة </w:t>
       </w:r>
       <w:r>
         <w:rPr>
+          <w:rtl/>
+          <w:cs/>
           <w:lang w:val="ar_AE" w:bidi="ar_AE"/>
         </w:rPr>
         <w:t xml:space="preserve">الأعظم. فعلى عكس الكهنة الآخرين، قدَّم يسوع نفسه بصفته الذبيحة الوحيدة التي يمكن أن ترفع خطايا جميع البشر في كلِّ العالم. كان يسوع هو </w:t>
@@ -2509,12 +3065,16 @@
       <w:r>
         <w:rPr>
           <w:b/>
+          <w:rtl/>
+          <w:cs/>
           <w:lang w:val="ar_AE" w:bidi="ar_AE"/>
         </w:rPr>
         <w:t>رئيس الكهنة</w:t>
       </w:r>
       <w:r>
         <w:rPr>
+          <w:rtl/>
+          <w:cs/>
           <w:lang w:val="ar_AE" w:bidi="ar_AE"/>
         </w:rPr>
         <w:t xml:space="preserve"> الكامل لأنه قاسى عقوبة كلِّ الخطايا التي ارتكبها البشر جميعهم على الإطلاق.</w:t>
@@ -2527,6 +3087,8 @@
       </w:pPr>
       <w:r>
         <w:rPr>
+          <w:rtl/>
+          <w:cs/>
           <w:lang w:val="ar_AE" w:bidi="ar_AE"/>
         </w:rPr>
         <w:t>بيانات الكلمة:</w:t>
@@ -2538,32 +3100,42 @@
       </w:pPr>
       <w:r>
         <w:rPr>
-          <w:lang w:val="ar_AE" w:bidi="ar_AE"/>
-        </w:rPr>
-      </w:r>
-      <w:r>
-        <w:rPr>
+          <w:rtl/>
+          <w:cs/>
+          <w:lang w:val="ar_AE" w:bidi="ar_AE"/>
+        </w:rPr>
+      </w:r>
+      <w:r>
+        <w:rPr>
+          <w:rtl/>
+          <w:cs/>
           <w:lang w:val="ar_AE" w:bidi="ar_AE"/>
         </w:rPr>
         <w:t>سترونج: H7218, H1419, H3548, G07480, G07490</w:t>
       </w:r>
       <w:r>
         <w:rPr>
-          <w:lang w:val="ar_AE" w:bidi="ar_AE"/>
-        </w:rPr>
-      </w:r>
-      <w:r>
-        <w:rPr>
-          <w:lang w:val="ar_AE" w:bidi="ar_AE"/>
-        </w:rPr>
-      </w:r>
-    </w:p>
-    <w:p>
-      <w:pPr>
-        <w:bidi/>
-      </w:pPr>
-      <w:r>
-        <w:rPr>
+          <w:rtl/>
+          <w:cs/>
+          <w:lang w:val="ar_AE" w:bidi="ar_AE"/>
+        </w:rPr>
+      </w:r>
+      <w:r>
+        <w:rPr>
+          <w:rtl/>
+          <w:cs/>
+          <w:lang w:val="ar_AE" w:bidi="ar_AE"/>
+        </w:rPr>
+      </w:r>
+    </w:p>
+    <w:p>
+      <w:pPr>
+        <w:bidi/>
+      </w:pPr>
+      <w:r>
+        <w:rPr>
+          <w:rtl/>
+          <w:cs/>
           <w:lang w:val="ar_AE" w:bidi="ar_AE"/>
         </w:rPr>
       </w:r>
@@ -2575,12 +3147,16 @@
       </w:pPr>
       <w:r>
         <w:rPr>
+          <w:rtl/>
+          <w:cs/>
           <w:lang w:val="ar_AE" w:bidi="ar_AE"/>
         </w:rPr>
         <w:t>Justice</w:t>
       </w:r>
       <w:r>
         <w:rPr>
+          <w:rtl/>
+          <w:cs/>
           <w:lang w:val="ar_AE" w:bidi="ar_AE"/>
         </w:rPr>
       </w:r>
@@ -2592,6 +3168,8 @@
       </w:pPr>
       <w:r>
         <w:rPr>
+          <w:rtl/>
+          <w:cs/>
           <w:lang w:val="ar_AE" w:bidi="ar_AE"/>
         </w:rPr>
         <w:t>عادل، عدل، غير عادل، عدم العدل، يبرِّر، تبرير</w:t>
@@ -2604,6 +3182,8 @@
       </w:pPr>
       <w:r>
         <w:rPr>
+          <w:rtl/>
+          <w:cs/>
           <w:lang w:val="ar_AE" w:bidi="ar_AE"/>
         </w:rPr>
         <w:t>التعريف:</w:t>
@@ -2615,11 +3195,15 @@
       </w:pPr>
       <w:r>
         <w:rPr>
-          <w:lang w:val="ar_AE" w:bidi="ar_AE"/>
-        </w:rPr>
-      </w:r>
-      <w:r>
-        <w:rPr>
+          <w:rtl/>
+          <w:cs/>
+          <w:lang w:val="ar_AE" w:bidi="ar_AE"/>
+        </w:rPr>
+      </w:r>
+      <w:r>
+        <w:rPr>
+          <w:rtl/>
+          <w:cs/>
           <w:lang w:val="ar_AE" w:bidi="ar_AE"/>
         </w:rPr>
         <w:t>"عادل" و"عدل" تشيران إلى معاملة الناس بإنصاف وفقًا لقوانين الله. والقوانين البشرية التي تعكس معيار الله للسلوك الصحيح تجاه الآخرين هي أيضًا قوانين عادلة.</w:t>
@@ -2634,11 +3218,15 @@
       </w:pPr>
       <w:r>
         <w:rPr>
-          <w:lang w:val="ar_AE" w:bidi="ar_AE"/>
-        </w:rPr>
-      </w:r>
-      <w:r>
-        <w:rPr>
+          <w:rtl/>
+          <w:cs/>
+          <w:lang w:val="ar_AE" w:bidi="ar_AE"/>
+        </w:rPr>
+      </w:r>
+      <w:r>
+        <w:rPr>
+          <w:rtl/>
+          <w:cs/>
           <w:lang w:val="ar_AE" w:bidi="ar_AE"/>
         </w:rPr>
         <w:t>أن تكون "عادلاً" معناه أن تتصرف بطريقة منصفة وصحيحة تجاه الآخرين. كما يعني اتباع الصدق والنزاهة في فعل ما هو صائب أخلاقياً في نظر الله.</w:t>
@@ -2653,11 +3241,15 @@
       </w:pPr>
       <w:r>
         <w:rPr>
-          <w:lang w:val="ar_AE" w:bidi="ar_AE"/>
-        </w:rPr>
-      </w:r>
-      <w:r>
-        <w:rPr>
+          <w:rtl/>
+          <w:cs/>
+          <w:lang w:val="ar_AE" w:bidi="ar_AE"/>
+        </w:rPr>
+      </w:r>
+      <w:r>
+        <w:rPr>
+          <w:rtl/>
+          <w:cs/>
           <w:lang w:val="ar_AE" w:bidi="ar_AE"/>
         </w:rPr>
         <w:t>التصرف "بعدل" معناه معاملة الناس بطريقة صحيحة، وجيدة، وملائمة وفقًا لقوانين الله.</w:t>
@@ -2672,11 +3264,15 @@
       </w:pPr>
       <w:r>
         <w:rPr>
-          <w:lang w:val="ar_AE" w:bidi="ar_AE"/>
-        </w:rPr>
-      </w:r>
-      <w:r>
-        <w:rPr>
+          <w:rtl/>
+          <w:cs/>
+          <w:lang w:val="ar_AE" w:bidi="ar_AE"/>
+        </w:rPr>
+      </w:r>
+      <w:r>
+        <w:rPr>
+          <w:rtl/>
+          <w:cs/>
           <w:lang w:val="ar_AE" w:bidi="ar_AE"/>
         </w:rPr>
         <w:t>أن تحصل على "العدل" معناه أن تُعامَل بإنصاف في ظل القانون، إما أن يقدِّم لك القانون حماية، وإما أن تُعاقب على انتهاكك للقانون.</w:t>
@@ -2691,11 +3287,15 @@
       </w:pPr>
       <w:r>
         <w:rPr>
-          <w:lang w:val="ar_AE" w:bidi="ar_AE"/>
-        </w:rPr>
-      </w:r>
-      <w:r>
-        <w:rPr>
+          <w:rtl/>
+          <w:cs/>
+          <w:lang w:val="ar_AE" w:bidi="ar_AE"/>
+        </w:rPr>
+      </w:r>
+      <w:r>
+        <w:rPr>
+          <w:rtl/>
+          <w:cs/>
           <w:lang w:val="ar_AE" w:bidi="ar_AE"/>
         </w:rPr>
         <w:t>تحمل كلمة "عادل" في بعض الأحيان معنى أوسع نطاقًا، وهو "البار" أو "الذي يتبع قوانين الله".</w:t>
@@ -2707,11 +3307,15 @@
       </w:pPr>
       <w:r>
         <w:rPr>
-          <w:lang w:val="ar_AE" w:bidi="ar_AE"/>
-        </w:rPr>
-      </w:r>
-      <w:r>
-        <w:rPr>
+          <w:rtl/>
+          <w:cs/>
+          <w:lang w:val="ar_AE" w:bidi="ar_AE"/>
+        </w:rPr>
+      </w:r>
+      <w:r>
+        <w:rPr>
+          <w:rtl/>
+          <w:cs/>
           <w:lang w:val="ar_AE" w:bidi="ar_AE"/>
         </w:rPr>
         <w:t>تشير كلمة "غير عادل" و "بغير عدل" إلى معاملة الناس بطريقة غير منصفة، وغالبًا ما تكون مؤذية.</w:t>
@@ -2726,11 +3330,15 @@
       </w:pPr>
       <w:r>
         <w:rPr>
-          <w:lang w:val="ar_AE" w:bidi="ar_AE"/>
-        </w:rPr>
-      </w:r>
-      <w:r>
-        <w:rPr>
+          <w:rtl/>
+          <w:cs/>
+          <w:lang w:val="ar_AE" w:bidi="ar_AE"/>
+        </w:rPr>
+      </w:r>
+      <w:r>
+        <w:rPr>
+          <w:rtl/>
+          <w:cs/>
           <w:lang w:val="ar_AE" w:bidi="ar_AE"/>
         </w:rPr>
         <w:t>"عدم العدل" [injustice] أو "الظلم" هو شيء شرير يمارَس في حق شخص لا يستحقه. تشير الكلمة إلى معاملة الناس بغير إنصاف.</w:t>
@@ -2745,11 +3353,15 @@
       </w:pPr>
       <w:r>
         <w:rPr>
-          <w:lang w:val="ar_AE" w:bidi="ar_AE"/>
-        </w:rPr>
-      </w:r>
-      <w:r>
-        <w:rPr>
+          <w:rtl/>
+          <w:cs/>
+          <w:lang w:val="ar_AE" w:bidi="ar_AE"/>
+        </w:rPr>
+      </w:r>
+      <w:r>
+        <w:rPr>
+          <w:rtl/>
+          <w:cs/>
           <w:lang w:val="ar_AE" w:bidi="ar_AE"/>
         </w:rPr>
         <w:t>عدم العدل معناه أيضًا أن يعامَل بعض الناس معاملة سيئة، في حين يعامَل آخرون معاملة حسنة.</w:t>
@@ -2764,11 +3376,15 @@
       </w:pPr>
       <w:r>
         <w:rPr>
-          <w:lang w:val="ar_AE" w:bidi="ar_AE"/>
-        </w:rPr>
-      </w:r>
-      <w:r>
-        <w:rPr>
+          <w:rtl/>
+          <w:cs/>
+          <w:lang w:val="ar_AE" w:bidi="ar_AE"/>
+        </w:rPr>
+      </w:r>
+      <w:r>
+        <w:rPr>
+          <w:rtl/>
+          <w:cs/>
           <w:lang w:val="ar_AE" w:bidi="ar_AE"/>
         </w:rPr>
         <w:t>الشخص الذي يتصرف بطريقة غير عادلة يكون "محابيًا" أو "متحيزًا" لأنه لا يعامل الناس بمساواة.</w:t>
@@ -2783,11 +3399,15 @@
       </w:pPr>
       <w:r>
         <w:rPr>
-          <w:lang w:val="ar_AE" w:bidi="ar_AE"/>
-        </w:rPr>
-      </w:r>
-      <w:r>
-        <w:rPr>
+          <w:rtl/>
+          <w:cs/>
+          <w:lang w:val="ar_AE" w:bidi="ar_AE"/>
+        </w:rPr>
+      </w:r>
+      <w:r>
+        <w:rPr>
+          <w:rtl/>
+          <w:cs/>
           <w:lang w:val="ar_AE" w:bidi="ar_AE"/>
         </w:rPr>
         <w:t>تشير كلمة "يبرِّر" [justify] و"تبرير" [justification] إلى تحويل شخص مذنب إلى بار. الله وحده هو الذي يستطيع أن يبرِّر البشر بحق.</w:t>
@@ -2802,11 +3422,15 @@
       </w:pPr>
       <w:r>
         <w:rPr>
-          <w:lang w:val="ar_AE" w:bidi="ar_AE"/>
-        </w:rPr>
-      </w:r>
-      <w:r>
-        <w:rPr>
+          <w:rtl/>
+          <w:cs/>
+          <w:lang w:val="ar_AE" w:bidi="ar_AE"/>
+        </w:rPr>
+      </w:r>
+      <w:r>
+        <w:rPr>
+          <w:rtl/>
+          <w:cs/>
           <w:lang w:val="ar_AE" w:bidi="ar_AE"/>
         </w:rPr>
         <w:t>عندما يبرِّر الله الناس، يغفر خطاياهم، ويبدو الأمر كما لو أنهم بلا خطية على الإطلاق. يبرِّر الله الخطاة الذين يتوبون ويتكلون على يسوع كي يخلصهم من خطاياهم.</w:t>
@@ -2821,11 +3445,15 @@
       </w:pPr>
       <w:r>
         <w:rPr>
-          <w:lang w:val="ar_AE" w:bidi="ar_AE"/>
-        </w:rPr>
-      </w:r>
-      <w:r>
-        <w:rPr>
+          <w:rtl/>
+          <w:cs/>
+          <w:lang w:val="ar_AE" w:bidi="ar_AE"/>
+        </w:rPr>
+      </w:r>
+      <w:r>
+        <w:rPr>
+          <w:rtl/>
+          <w:cs/>
           <w:lang w:val="ar_AE" w:bidi="ar_AE"/>
         </w:rPr>
         <w:t>"التبرير" يشير إلى ما يفعله الله عندما يغفر خطايا أحدهم، ويعلن أن هذا الشخص بار في نظره.</w:t>
@@ -2838,6 +3466,8 @@
       </w:pPr>
       <w:r>
         <w:rPr>
+          <w:rtl/>
+          <w:cs/>
           <w:lang w:val="ar_AE" w:bidi="ar_AE"/>
         </w:rPr>
         <w:t>اقتراحات للترجمة:</w:t>
@@ -2852,11 +3482,15 @@
       </w:pPr>
       <w:r>
         <w:rPr>
-          <w:lang w:val="ar_AE" w:bidi="ar_AE"/>
-        </w:rPr>
-      </w:r>
-      <w:r>
-        <w:rPr>
+          <w:rtl/>
+          <w:cs/>
+          <w:lang w:val="ar_AE" w:bidi="ar_AE"/>
+        </w:rPr>
+      </w:r>
+      <w:r>
+        <w:rPr>
+          <w:rtl/>
+          <w:cs/>
           <w:lang w:val="ar_AE" w:bidi="ar_AE"/>
         </w:rPr>
         <w:t>بحسب السياق، يمكن ترجمة كلمة "عادل" أيضًا إلى "مستقيم أخلاقيًا" أو "منصف".</w:t>
@@ -2868,11 +3502,15 @@
       </w:pPr>
       <w:r>
         <w:rPr>
-          <w:lang w:val="ar_AE" w:bidi="ar_AE"/>
-        </w:rPr>
-      </w:r>
-      <w:r>
-        <w:rPr>
+          <w:rtl/>
+          <w:cs/>
+          <w:lang w:val="ar_AE" w:bidi="ar_AE"/>
+        </w:rPr>
+      </w:r>
+      <w:r>
+        <w:rPr>
+          <w:rtl/>
+          <w:cs/>
           <w:lang w:val="ar_AE" w:bidi="ar_AE"/>
         </w:rPr>
         <w:t>يمكن ترجمة كلمة "العدل" إلى "معاملة منصفة" أو "نتائج مستحَقَّة".</w:t>
@@ -2887,11 +3525,15 @@
       </w:pPr>
       <w:r>
         <w:rPr>
-          <w:lang w:val="ar_AE" w:bidi="ar_AE"/>
-        </w:rPr>
-      </w:r>
-      <w:r>
-        <w:rPr>
+          <w:rtl/>
+          <w:cs/>
+          <w:lang w:val="ar_AE" w:bidi="ar_AE"/>
+        </w:rPr>
+      </w:r>
+      <w:r>
+        <w:rPr>
+          <w:rtl/>
+          <w:cs/>
           <w:lang w:val="ar_AE" w:bidi="ar_AE"/>
         </w:rPr>
         <w:t>يمكن ترجمة "التصرف بعدل" إلى "المعاملة بإنصاف" أو "السلوك بطريقة عادلة".</w:t>
@@ -2906,11 +3548,15 @@
       </w:pPr>
       <w:r>
         <w:rPr>
-          <w:lang w:val="ar_AE" w:bidi="ar_AE"/>
-        </w:rPr>
-      </w:r>
-      <w:r>
-        <w:rPr>
+          <w:rtl/>
+          <w:cs/>
+          <w:lang w:val="ar_AE" w:bidi="ar_AE"/>
+        </w:rPr>
+      </w:r>
+      <w:r>
+        <w:rPr>
+          <w:rtl/>
+          <w:cs/>
           <w:lang w:val="ar_AE" w:bidi="ar_AE"/>
         </w:rPr>
         <w:t>في بعض السياقات، يمكن ترجمة كلمة "عادل" ["just"] إلى "بار" أو "مستقيم".</w:t>
@@ -2925,11 +3571,15 @@
       </w:pPr>
       <w:r>
         <w:rPr>
-          <w:lang w:val="ar_AE" w:bidi="ar_AE"/>
-        </w:rPr>
-      </w:r>
-      <w:r>
-        <w:rPr>
+          <w:rtl/>
+          <w:cs/>
+          <w:lang w:val="ar_AE" w:bidi="ar_AE"/>
+        </w:rPr>
+      </w:r>
+      <w:r>
+        <w:rPr>
+          <w:rtl/>
+          <w:cs/>
           <w:lang w:val="ar_AE" w:bidi="ar_AE"/>
         </w:rPr>
         <w:t>بحسب السياق، يمكن ترجمة عبارة "غير عادل" أيضًا إلى "غير منصف" أو "محابٍ" أو "غير بار".</w:t>
@@ -2944,11 +3594,15 @@
       </w:pPr>
       <w:r>
         <w:rPr>
-          <w:lang w:val="ar_AE" w:bidi="ar_AE"/>
-        </w:rPr>
-      </w:r>
-      <w:r>
-        <w:rPr>
+          <w:rtl/>
+          <w:cs/>
+          <w:lang w:val="ar_AE" w:bidi="ar_AE"/>
+        </w:rPr>
+      </w:r>
+      <w:r>
+        <w:rPr>
+          <w:rtl/>
+          <w:cs/>
           <w:lang w:val="ar_AE" w:bidi="ar_AE"/>
         </w:rPr>
         <w:t>يمكن ترجمة عبارة "غير عادل" إلى "أناس ظالمين" أو "الأشخاص الذين يعاملون الآخرين بعدم إنصاف" أو "الناس غير الأبرار" أو "الأشخاص الذين يعصون الله".</w:t>
@@ -2963,11 +3617,15 @@
       </w:pPr>
       <w:r>
         <w:rPr>
-          <w:lang w:val="ar_AE" w:bidi="ar_AE"/>
-        </w:rPr>
-      </w:r>
-      <w:r>
-        <w:rPr>
+          <w:rtl/>
+          <w:cs/>
+          <w:lang w:val="ar_AE" w:bidi="ar_AE"/>
+        </w:rPr>
+      </w:r>
+      <w:r>
+        <w:rPr>
+          <w:rtl/>
+          <w:cs/>
           <w:lang w:val="ar_AE" w:bidi="ar_AE"/>
         </w:rPr>
         <w:t>يمكن ترجمة عبارة "بغير عدل" ["unjustly"] إلى "بطريقة غير منصفة" أو "بشكل خاطئ" أو "بعدم إنصاف".</w:t>
@@ -2982,11 +3640,15 @@
       </w:pPr>
       <w:r>
         <w:rPr>
-          <w:lang w:val="ar_AE" w:bidi="ar_AE"/>
-        </w:rPr>
-      </w:r>
-      <w:r>
-        <w:rPr>
+          <w:rtl/>
+          <w:cs/>
+          <w:lang w:val="ar_AE" w:bidi="ar_AE"/>
+        </w:rPr>
+      </w:r>
+      <w:r>
+        <w:rPr>
+          <w:rtl/>
+          <w:cs/>
           <w:lang w:val="ar_AE" w:bidi="ar_AE"/>
         </w:rPr>
         <w:t>يمكن ترجمة عبارة"عدم العدل" ["injustice"] أيضًا إلى "معاملة سيئة" أو "معاملة غير منصفة" أو "التصرف بعدم إنصاف" (انظر عنوان الأسماء المجرَّدة)</w:t>
@@ -3001,11 +3663,15 @@
       </w:pPr>
       <w:r>
         <w:rPr>
-          <w:lang w:val="ar_AE" w:bidi="ar_AE"/>
-        </w:rPr>
-      </w:r>
-      <w:r>
-        <w:rPr>
+          <w:rtl/>
+          <w:cs/>
+          <w:lang w:val="ar_AE" w:bidi="ar_AE"/>
+        </w:rPr>
+      </w:r>
+      <w:r>
+        <w:rPr>
+          <w:rtl/>
+          <w:cs/>
           <w:lang w:val="ar_AE" w:bidi="ar_AE"/>
         </w:rPr>
         <w:t>يمكن ترجمة كلمة "يبرِّر" ["justify"] أيضًا إلى "يعلن برَّ (أحدهم)" أو "يصيِّر (أحدهم) بارًّا".</w:t>
@@ -3020,11 +3686,15 @@
       </w:pPr>
       <w:r>
         <w:rPr>
-          <w:lang w:val="ar_AE" w:bidi="ar_AE"/>
-        </w:rPr>
-      </w:r>
-      <w:r>
-        <w:rPr>
+          <w:rtl/>
+          <w:cs/>
+          <w:lang w:val="ar_AE" w:bidi="ar_AE"/>
+        </w:rPr>
+      </w:r>
+      <w:r>
+        <w:rPr>
+          <w:rtl/>
+          <w:cs/>
           <w:lang w:val="ar_AE" w:bidi="ar_AE"/>
         </w:rPr>
         <w:t>يمكن ترجمة كلمة "تبرير" إلى "أن يُعلَن بر أحدهم" أو "يصير بارًّا" أو "يصيِّر الناس أبرارًا".</w:t>
@@ -3039,11 +3709,15 @@
       </w:pPr>
       <w:r>
         <w:rPr>
-          <w:lang w:val="ar_AE" w:bidi="ar_AE"/>
-        </w:rPr>
-      </w:r>
-      <w:r>
-        <w:rPr>
+          <w:rtl/>
+          <w:cs/>
+          <w:lang w:val="ar_AE" w:bidi="ar_AE"/>
+        </w:rPr>
+      </w:r>
+      <w:r>
+        <w:rPr>
+          <w:rtl/>
+          <w:cs/>
           <w:lang w:val="ar_AE" w:bidi="ar_AE"/>
         </w:rPr>
         <w:t>يمكن ترجمة كلمة "للتبرير" إلى "لكي يبرر الله الكثيرين" أو "مما يؤدي إلى أن يصيِّر الله الناس أبرارًا".</w:t>
@@ -3058,11 +3732,15 @@
       </w:pPr>
       <w:r>
         <w:rPr>
-          <w:lang w:val="ar_AE" w:bidi="ar_AE"/>
-        </w:rPr>
-      </w:r>
-      <w:r>
-        <w:rPr>
+          <w:rtl/>
+          <w:cs/>
+          <w:lang w:val="ar_AE" w:bidi="ar_AE"/>
+        </w:rPr>
+      </w:r>
+      <w:r>
+        <w:rPr>
+          <w:rtl/>
+          <w:cs/>
           <w:lang w:val="ar_AE" w:bidi="ar_AE"/>
         </w:rPr>
         <w:t>يمكن ترجمة عبارة "لأجل تبريرنا" إلى "كي يتسنى لنا أن نُصيَّر أبرارًا من قبل الله".</w:t>
@@ -3074,59 +3752,79 @@
       </w:pPr>
       <w:r>
         <w:rPr>
-          <w:lang w:val="ar_AE" w:bidi="ar_AE"/>
-        </w:rPr>
-      </w:r>
-      <w:r>
-        <w:rPr>
+          <w:rtl/>
+          <w:cs/>
+          <w:lang w:val="ar_AE" w:bidi="ar_AE"/>
+        </w:rPr>
+      </w:r>
+      <w:r>
+        <w:rPr>
+          <w:rtl/>
+          <w:cs/>
           <w:lang w:val="ar_AE" w:bidi="ar_AE"/>
         </w:rPr>
         <w:t xml:space="preserve">(انظر أيضًا: </w:t>
       </w:r>
       <w:r>
         <w:rPr>
+          <w:rtl/>
+          <w:cs/>
           <w:lang w:val="ar_AE" w:bidi="ar_AE"/>
         </w:rPr>
         <w:t>يغفر</w:t>
       </w:r>
       <w:r>
         <w:rPr>
+          <w:rtl/>
+          <w:cs/>
           <w:lang w:val="ar_AE" w:bidi="ar_AE"/>
         </w:rPr>
         <w:t xml:space="preserve">، </w:t>
       </w:r>
       <w:r>
         <w:rPr>
+          <w:rtl/>
+          <w:cs/>
           <w:lang w:val="ar_AE" w:bidi="ar_AE"/>
         </w:rPr>
         <w:t>ذنب</w:t>
       </w:r>
       <w:r>
         <w:rPr>
+          <w:rtl/>
+          <w:cs/>
           <w:lang w:val="ar_AE" w:bidi="ar_AE"/>
         </w:rPr>
         <w:t xml:space="preserve">، </w:t>
       </w:r>
       <w:r>
         <w:rPr>
+          <w:rtl/>
+          <w:cs/>
           <w:lang w:val="ar_AE" w:bidi="ar_AE"/>
         </w:rPr>
         <w:t>ديان،</w:t>
       </w:r>
       <w:r>
         <w:rPr>
+          <w:rtl/>
+          <w:cs/>
           <w:lang w:val="ar_AE" w:bidi="ar_AE"/>
         </w:rPr>
         <w:t xml:space="preserve"> </w:t>
       </w:r>
       <w:r>
         <w:rPr>
+          <w:rtl/>
+          <w:cs/>
           <w:lang w:val="ar_AE" w:bidi="ar_AE"/>
         </w:rPr>
         <w:t>بار</w:t>
       </w:r>
       <w:r>
         <w:rPr>
+          <w:rtl/>
+          <w:cs/>
           <w:lang w:val="ar_AE" w:bidi="ar_AE"/>
         </w:rPr>
         <w:t>)</w:t>
@@ -3139,6 +3837,8 @@
       </w:pPr>
       <w:r>
         <w:rPr>
+          <w:rtl/>
+          <w:cs/>
           <w:lang w:val="ar_AE" w:bidi="ar_AE"/>
         </w:rPr>
         <w:t>نصوص كتابية:</w:t>
@@ -3153,12 +3853,16 @@
       </w:pPr>
       <w:r>
         <w:rPr>
+          <w:rtl/>
+          <w:cs/>
           <w:lang w:val="ar_AE" w:bidi="ar_AE"/>
         </w:rPr>
       </w:r>
       <w:hyperlink r:id="rId38">
         <w:r>
           <w:rPr>
+            <w:rtl/>
+            <w:cs/>
             <w:lang w:val="ar_AE" w:bidi="ar_AE"/>
           </w:rPr>
           <w:rPr>
@@ -3178,12 +3882,16 @@
       </w:pPr>
       <w:r>
         <w:rPr>
+          <w:rtl/>
+          <w:cs/>
           <w:lang w:val="ar_AE" w:bidi="ar_AE"/>
         </w:rPr>
       </w:r>
       <w:hyperlink r:id="rId39">
         <w:r>
           <w:rPr>
+            <w:rtl/>
+            <w:cs/>
             <w:lang w:val="ar_AE" w:bidi="ar_AE"/>
           </w:rPr>
           <w:rPr>
@@ -3203,12 +3911,16 @@
       </w:pPr>
       <w:r>
         <w:rPr>
+          <w:rtl/>
+          <w:cs/>
           <w:lang w:val="ar_AE" w:bidi="ar_AE"/>
         </w:rPr>
       </w:r>
       <w:hyperlink r:id="rId40">
         <w:r>
           <w:rPr>
+            <w:rtl/>
+            <w:cs/>
             <w:lang w:val="ar_AE" w:bidi="ar_AE"/>
           </w:rPr>
           <w:rPr>
@@ -3228,12 +3940,16 @@
       </w:pPr>
       <w:r>
         <w:rPr>
+          <w:rtl/>
+          <w:cs/>
           <w:lang w:val="ar_AE" w:bidi="ar_AE"/>
         </w:rPr>
       </w:r>
       <w:hyperlink r:id="rId41">
         <w:r>
           <w:rPr>
+            <w:rtl/>
+            <w:cs/>
             <w:lang w:val="ar_AE" w:bidi="ar_AE"/>
           </w:rPr>
           <w:rPr>
@@ -3253,12 +3969,16 @@
       </w:pPr>
       <w:r>
         <w:rPr>
+          <w:rtl/>
+          <w:cs/>
           <w:lang w:val="ar_AE" w:bidi="ar_AE"/>
         </w:rPr>
       </w:r>
       <w:hyperlink r:id="rId42">
         <w:r>
           <w:rPr>
+            <w:rtl/>
+            <w:cs/>
             <w:lang w:val="ar_AE" w:bidi="ar_AE"/>
           </w:rPr>
           <w:rPr>
@@ -3278,12 +3998,16 @@
       </w:pPr>
       <w:r>
         <w:rPr>
+          <w:rtl/>
+          <w:cs/>
           <w:lang w:val="ar_AE" w:bidi="ar_AE"/>
         </w:rPr>
       </w:r>
       <w:hyperlink r:id="rId43">
         <w:r>
           <w:rPr>
+            <w:rtl/>
+            <w:cs/>
             <w:lang w:val="ar_AE" w:bidi="ar_AE"/>
           </w:rPr>
           <w:rPr>
@@ -3303,12 +4027,16 @@
       </w:pPr>
       <w:r>
         <w:rPr>
+          <w:rtl/>
+          <w:cs/>
           <w:lang w:val="ar_AE" w:bidi="ar_AE"/>
         </w:rPr>
       </w:r>
       <w:hyperlink r:id="rId44">
         <w:r>
           <w:rPr>
+            <w:rtl/>
+            <w:cs/>
             <w:lang w:val="ar_AE" w:bidi="ar_AE"/>
           </w:rPr>
           <w:rPr>
@@ -3328,12 +4056,16 @@
       </w:pPr>
       <w:r>
         <w:rPr>
+          <w:rtl/>
+          <w:cs/>
           <w:lang w:val="ar_AE" w:bidi="ar_AE"/>
         </w:rPr>
       </w:r>
       <w:hyperlink r:id="rId45">
         <w:r>
           <w:rPr>
+            <w:rtl/>
+            <w:cs/>
             <w:lang w:val="ar_AE" w:bidi="ar_AE"/>
           </w:rPr>
           <w:rPr>
@@ -3353,12 +4085,16 @@
       </w:pPr>
       <w:r>
         <w:rPr>
+          <w:rtl/>
+          <w:cs/>
           <w:lang w:val="ar_AE" w:bidi="ar_AE"/>
         </w:rPr>
       </w:r>
       <w:hyperlink r:id="rId46">
         <w:r>
           <w:rPr>
+            <w:rtl/>
+            <w:cs/>
             <w:lang w:val="ar_AE" w:bidi="ar_AE"/>
           </w:rPr>
           <w:rPr>
@@ -3378,12 +4114,16 @@
       </w:pPr>
       <w:r>
         <w:rPr>
+          <w:rtl/>
+          <w:cs/>
           <w:lang w:val="ar_AE" w:bidi="ar_AE"/>
         </w:rPr>
       </w:r>
       <w:hyperlink r:id="rId47">
         <w:r>
           <w:rPr>
+            <w:rtl/>
+            <w:cs/>
             <w:lang w:val="ar_AE" w:bidi="ar_AE"/>
           </w:rPr>
           <w:rPr>
@@ -3403,12 +4143,16 @@
       </w:pPr>
       <w:r>
         <w:rPr>
+          <w:rtl/>
+          <w:cs/>
           <w:lang w:val="ar_AE" w:bidi="ar_AE"/>
         </w:rPr>
       </w:r>
       <w:hyperlink r:id="rId48">
         <w:r>
           <w:rPr>
+            <w:rtl/>
+            <w:cs/>
             <w:lang w:val="ar_AE" w:bidi="ar_AE"/>
           </w:rPr>
           <w:rPr>
@@ -3428,12 +4172,16 @@
       </w:pPr>
       <w:r>
         <w:rPr>
+          <w:rtl/>
+          <w:cs/>
           <w:lang w:val="ar_AE" w:bidi="ar_AE"/>
         </w:rPr>
       </w:r>
       <w:hyperlink r:id="rId49">
         <w:r>
           <w:rPr>
+            <w:rtl/>
+            <w:cs/>
             <w:lang w:val="ar_AE" w:bidi="ar_AE"/>
           </w:rPr>
           <w:rPr>
@@ -3453,12 +4201,16 @@
       </w:pPr>
       <w:r>
         <w:rPr>
+          <w:rtl/>
+          <w:cs/>
           <w:lang w:val="ar_AE" w:bidi="ar_AE"/>
         </w:rPr>
       </w:r>
       <w:hyperlink r:id="rId50">
         <w:r>
           <w:rPr>
+            <w:rtl/>
+            <w:cs/>
             <w:lang w:val="ar_AE" w:bidi="ar_AE"/>
           </w:rPr>
           <w:rPr>
@@ -3478,12 +4230,16 @@
       </w:pPr>
       <w:r>
         <w:rPr>
+          <w:rtl/>
+          <w:cs/>
           <w:lang w:val="ar_AE" w:bidi="ar_AE"/>
         </w:rPr>
       </w:r>
       <w:hyperlink r:id="rId51">
         <w:r>
           <w:rPr>
+            <w:rtl/>
+            <w:cs/>
             <w:lang w:val="ar_AE" w:bidi="ar_AE"/>
           </w:rPr>
           <w:rPr>
@@ -3503,12 +4259,16 @@
       </w:pPr>
       <w:r>
         <w:rPr>
+          <w:rtl/>
+          <w:cs/>
           <w:lang w:val="ar_AE" w:bidi="ar_AE"/>
         </w:rPr>
       </w:r>
       <w:hyperlink r:id="rId52">
         <w:r>
           <w:rPr>
+            <w:rtl/>
+            <w:cs/>
             <w:lang w:val="ar_AE" w:bidi="ar_AE"/>
           </w:rPr>
           <w:rPr>
@@ -3528,12 +4288,16 @@
       </w:pPr>
       <w:r>
         <w:rPr>
+          <w:rtl/>
+          <w:cs/>
           <w:lang w:val="ar_AE" w:bidi="ar_AE"/>
         </w:rPr>
       </w:r>
       <w:hyperlink r:id="rId53">
         <w:r>
           <w:rPr>
+            <w:rtl/>
+            <w:cs/>
             <w:lang w:val="ar_AE" w:bidi="ar_AE"/>
           </w:rPr>
           <w:rPr>
@@ -3553,12 +4317,16 @@
       </w:pPr>
       <w:r>
         <w:rPr>
+          <w:rtl/>
+          <w:cs/>
           <w:lang w:val="ar_AE" w:bidi="ar_AE"/>
         </w:rPr>
       </w:r>
       <w:hyperlink r:id="rId54">
         <w:r>
           <w:rPr>
+            <w:rtl/>
+            <w:cs/>
             <w:lang w:val="ar_AE" w:bidi="ar_AE"/>
           </w:rPr>
           <w:rPr>
@@ -3578,12 +4346,16 @@
       </w:pPr>
       <w:r>
         <w:rPr>
+          <w:rtl/>
+          <w:cs/>
           <w:lang w:val="ar_AE" w:bidi="ar_AE"/>
         </w:rPr>
       </w:r>
       <w:hyperlink r:id="rId55">
         <w:r>
           <w:rPr>
+            <w:rtl/>
+            <w:cs/>
             <w:lang w:val="ar_AE" w:bidi="ar_AE"/>
           </w:rPr>
           <w:rPr>
@@ -3603,12 +4375,16 @@
       </w:pPr>
       <w:r>
         <w:rPr>
+          <w:rtl/>
+          <w:cs/>
           <w:lang w:val="ar_AE" w:bidi="ar_AE"/>
         </w:rPr>
       </w:r>
       <w:hyperlink r:id="rId56">
         <w:r>
           <w:rPr>
+            <w:rtl/>
+            <w:cs/>
             <w:lang w:val="ar_AE" w:bidi="ar_AE"/>
           </w:rPr>
           <w:rPr>
@@ -3628,12 +4404,16 @@
       </w:pPr>
       <w:r>
         <w:rPr>
+          <w:rtl/>
+          <w:cs/>
           <w:lang w:val="ar_AE" w:bidi="ar_AE"/>
         </w:rPr>
       </w:r>
       <w:hyperlink r:id="rId57">
         <w:r>
           <w:rPr>
+            <w:rtl/>
+            <w:cs/>
             <w:lang w:val="ar_AE" w:bidi="ar_AE"/>
           </w:rPr>
           <w:rPr>
@@ -3653,12 +4433,16 @@
       </w:pPr>
       <w:r>
         <w:rPr>
+          <w:rtl/>
+          <w:cs/>
           <w:lang w:val="ar_AE" w:bidi="ar_AE"/>
         </w:rPr>
       </w:r>
       <w:hyperlink r:id="rId58">
         <w:r>
           <w:rPr>
+            <w:rtl/>
+            <w:cs/>
             <w:lang w:val="ar_AE" w:bidi="ar_AE"/>
           </w:rPr>
           <w:rPr>
@@ -3678,12 +4462,16 @@
       </w:pPr>
       <w:r>
         <w:rPr>
+          <w:rtl/>
+          <w:cs/>
           <w:lang w:val="ar_AE" w:bidi="ar_AE"/>
         </w:rPr>
       </w:r>
       <w:hyperlink r:id="rId59">
         <w:r>
           <w:rPr>
+            <w:rtl/>
+            <w:cs/>
             <w:lang w:val="ar_AE" w:bidi="ar_AE"/>
           </w:rPr>
           <w:rPr>
@@ -3703,12 +4491,16 @@
       </w:pPr>
       <w:r>
         <w:rPr>
+          <w:rtl/>
+          <w:cs/>
           <w:lang w:val="ar_AE" w:bidi="ar_AE"/>
         </w:rPr>
       </w:r>
       <w:hyperlink r:id="rId60">
         <w:r>
           <w:rPr>
+            <w:rtl/>
+            <w:cs/>
             <w:lang w:val="ar_AE" w:bidi="ar_AE"/>
           </w:rPr>
           <w:rPr>
@@ -3728,12 +4520,16 @@
       </w:pPr>
       <w:r>
         <w:rPr>
+          <w:rtl/>
+          <w:cs/>
           <w:lang w:val="ar_AE" w:bidi="ar_AE"/>
         </w:rPr>
       </w:r>
       <w:hyperlink r:id="rId61">
         <w:r>
           <w:rPr>
+            <w:rtl/>
+            <w:cs/>
             <w:lang w:val="ar_AE" w:bidi="ar_AE"/>
           </w:rPr>
           <w:rPr>
@@ -3751,6 +4547,8 @@
       </w:pPr>
       <w:r>
         <w:rPr>
+          <w:rtl/>
+          <w:cs/>
           <w:lang w:val="ar_AE" w:bidi="ar_AE"/>
         </w:rPr>
         <w:t>أمثلة من قصص الكتاب المقدس:</w:t>
@@ -3762,18 +4560,24 @@
       </w:pPr>
       <w:r>
         <w:rPr>
+          <w:rtl/>
+          <w:cs/>
           <w:lang w:val="ar_AE" w:bidi="ar_AE"/>
         </w:rPr>
       </w:r>
       <w:r>
         <w:rPr>
           <w:b/>
+          <w:rtl/>
+          <w:cs/>
           <w:lang w:val="ar_AE" w:bidi="ar_AE"/>
         </w:rPr>
         <w:t>17 :9</w:t>
       </w:r>
       <w:r>
         <w:rPr>
+          <w:rtl/>
+          <w:cs/>
           <w:lang w:val="ar_AE" w:bidi="ar_AE"/>
         </w:rPr>
         <w:t xml:space="preserve"> ملك داود </w:t>
@@ -3781,12 +4585,16 @@
       <w:r>
         <w:rPr>
           <w:b/>
+          <w:rtl/>
+          <w:cs/>
           <w:lang w:val="ar_AE" w:bidi="ar_AE"/>
         </w:rPr>
         <w:t>بالعدل</w:t>
       </w:r>
       <w:r>
         <w:rPr>
+          <w:rtl/>
+          <w:cs/>
           <w:lang w:val="ar_AE" w:bidi="ar_AE"/>
         </w:rPr>
         <w:t xml:space="preserve"> والأمانة لسنوات عديدة، وباركه الله.</w:t>
@@ -3801,18 +4609,24 @@
       </w:pPr>
       <w:r>
         <w:rPr>
+          <w:rtl/>
+          <w:cs/>
           <w:lang w:val="ar_AE" w:bidi="ar_AE"/>
         </w:rPr>
       </w:r>
       <w:r>
         <w:rPr>
           <w:b/>
+          <w:rtl/>
+          <w:cs/>
           <w:lang w:val="ar_AE" w:bidi="ar_AE"/>
         </w:rPr>
         <w:t>18 :13</w:t>
       </w:r>
       <w:r>
         <w:rPr>
+          <w:rtl/>
+          <w:cs/>
           <w:lang w:val="ar_AE" w:bidi="ar_AE"/>
         </w:rPr>
         <w:t xml:space="preserve"> بعض هؤلاء الملوك (ملوك يهوذا) كانوا رجالًا صالحين حكموا </w:t>
@@ -3820,12 +4634,16 @@
       <w:r>
         <w:rPr>
           <w:b/>
+          <w:rtl/>
+          <w:cs/>
           <w:lang w:val="ar_AE" w:bidi="ar_AE"/>
         </w:rPr>
         <w:t>بعدل</w:t>
       </w:r>
       <w:r>
         <w:rPr>
+          <w:rtl/>
+          <w:cs/>
           <w:lang w:val="ar_AE" w:bidi="ar_AE"/>
         </w:rPr>
         <w:t xml:space="preserve"> وعبدوا الله.</w:t>
@@ -3840,18 +4658,24 @@
       </w:pPr>
       <w:r>
         <w:rPr>
+          <w:rtl/>
+          <w:cs/>
           <w:lang w:val="ar_AE" w:bidi="ar_AE"/>
         </w:rPr>
       </w:r>
       <w:r>
         <w:rPr>
           <w:b/>
+          <w:rtl/>
+          <w:cs/>
           <w:lang w:val="ar_AE" w:bidi="ar_AE"/>
         </w:rPr>
         <w:t>19:16</w:t>
       </w:r>
       <w:r>
         <w:rPr>
+          <w:rtl/>
+          <w:cs/>
           <w:lang w:val="ar_AE" w:bidi="ar_AE"/>
         </w:rPr>
         <w:t xml:space="preserve"> أوصوا (الأنبياء) جميعهم الشعب بأن يتوقفوا عن عبادة الأوثان، ويبدأوا في إظهار </w:t>
@@ -3859,12 +4683,16 @@
       <w:r>
         <w:rPr>
           <w:b/>
+          <w:rtl/>
+          <w:cs/>
           <w:lang w:val="ar_AE" w:bidi="ar_AE"/>
         </w:rPr>
         <w:t>العدل</w:t>
       </w:r>
       <w:r>
         <w:rPr>
+          <w:rtl/>
+          <w:cs/>
           <w:lang w:val="ar_AE" w:bidi="ar_AE"/>
         </w:rPr>
         <w:t xml:space="preserve"> والرحمة للآخرين.</w:t>
@@ -3879,18 +4707,24 @@
       </w:pPr>
       <w:r>
         <w:rPr>
+          <w:rtl/>
+          <w:cs/>
           <w:lang w:val="ar_AE" w:bidi="ar_AE"/>
         </w:rPr>
       </w:r>
       <w:r>
         <w:rPr>
           <w:b/>
+          <w:rtl/>
+          <w:cs/>
           <w:lang w:val="ar_AE" w:bidi="ar_AE"/>
         </w:rPr>
         <w:t>50 :17</w:t>
       </w:r>
       <w:r>
         <w:rPr>
+          <w:rtl/>
+          <w:cs/>
           <w:lang w:val="ar_AE" w:bidi="ar_AE"/>
         </w:rPr>
         <w:t xml:space="preserve"> سيملك يَسُوعُ مملكته بالسلام وَ</w:t>
@@ -3898,12 +4732,16 @@
       <w:r>
         <w:rPr>
           <w:b/>
+          <w:rtl/>
+          <w:cs/>
           <w:lang w:val="ar_AE" w:bidi="ar_AE"/>
         </w:rPr>
         <w:t>العَدْلِ</w:t>
       </w:r>
       <w:r>
         <w:rPr>
+          <w:rtl/>
+          <w:cs/>
           <w:lang w:val="ar_AE" w:bidi="ar_AE"/>
         </w:rPr>
         <w:t>، وَسَيَكُونُ مَعَ شَعْبِهِ إِلَى الأَبَدِ.</w:t>
@@ -3916,6 +4754,8 @@
       </w:pPr>
       <w:r>
         <w:rPr>
+          <w:rtl/>
+          <w:cs/>
           <w:lang w:val="ar_AE" w:bidi="ar_AE"/>
         </w:rPr>
         <w:t>بيانات الكلمة:</w:t>
@@ -3930,32 +4770,42 @@
       </w:pPr>
       <w:r>
         <w:rPr>
-          <w:lang w:val="ar_AE" w:bidi="ar_AE"/>
-        </w:rPr>
-      </w:r>
-      <w:r>
-        <w:rPr>
+          <w:rtl/>
+          <w:cs/>
+          <w:lang w:val="ar_AE" w:bidi="ar_AE"/>
+        </w:rPr>
+      </w:r>
+      <w:r>
+        <w:rPr>
+          <w:rtl/>
+          <w:cs/>
           <w:lang w:val="ar_AE" w:bidi="ar_AE"/>
         </w:rPr>
         <w:t>سترونج: H0205, H2555, H3477, H4941, H5765, H5766, H5767, H6662, H6663, H6664, H6666, H8003, H8264, H8636, G00910, G00930, G00940, G13420, G13440, G13450, G13460, G13470, G17380</w:t>
       </w:r>
       <w:r>
         <w:rPr>
-          <w:lang w:val="ar_AE" w:bidi="ar_AE"/>
-        </w:rPr>
-      </w:r>
-      <w:r>
-        <w:rPr>
-          <w:lang w:val="ar_AE" w:bidi="ar_AE"/>
-        </w:rPr>
-      </w:r>
-    </w:p>
-    <w:p>
-      <w:pPr>
-        <w:bidi/>
-      </w:pPr>
-      <w:r>
-        <w:rPr>
+          <w:rtl/>
+          <w:cs/>
+          <w:lang w:val="ar_AE" w:bidi="ar_AE"/>
+        </w:rPr>
+      </w:r>
+      <w:r>
+        <w:rPr>
+          <w:rtl/>
+          <w:cs/>
+          <w:lang w:val="ar_AE" w:bidi="ar_AE"/>
+        </w:rPr>
+      </w:r>
+    </w:p>
+    <w:p>
+      <w:pPr>
+        <w:bidi/>
+      </w:pPr>
+      <w:r>
+        <w:rPr>
+          <w:rtl/>
+          <w:cs/>
           <w:lang w:val="ar_AE" w:bidi="ar_AE"/>
         </w:rPr>
       </w:r>
@@ -3967,12 +4817,16 @@
       </w:pPr>
       <w:r>
         <w:rPr>
+          <w:rtl/>
+          <w:cs/>
           <w:lang w:val="ar_AE" w:bidi="ar_AE"/>
         </w:rPr>
         <w:t>Lawful</w:t>
       </w:r>
       <w:r>
         <w:rPr>
+          <w:rtl/>
+          <w:cs/>
           <w:lang w:val="ar_AE" w:bidi="ar_AE"/>
         </w:rPr>
       </w:r>
@@ -3984,6 +4838,8 @@
       </w:pPr>
       <w:r>
         <w:rPr>
+          <w:rtl/>
+          <w:cs/>
           <w:lang w:val="ar_AE" w:bidi="ar_AE"/>
         </w:rPr>
         <w:t>قانوني، غير قانوني، ليس قانوني، خارج عن القانون، الخروج عن القانون</w:t>
@@ -3996,6 +4852,8 @@
       </w:pPr>
       <w:r>
         <w:rPr>
+          <w:rtl/>
+          <w:cs/>
           <w:lang w:val="ar_AE" w:bidi="ar_AE"/>
         </w:rPr>
         <w:t>تعريف:</w:t>
@@ -4007,11 +4865,15 @@
       </w:pPr>
       <w:r>
         <w:rPr>
-          <w:lang w:val="ar_AE" w:bidi="ar_AE"/>
-        </w:rPr>
-      </w:r>
-      <w:r>
-        <w:rPr>
+          <w:rtl/>
+          <w:cs/>
+          <w:lang w:val="ar_AE" w:bidi="ar_AE"/>
+        </w:rPr>
+      </w:r>
+      <w:r>
+        <w:rPr>
+          <w:rtl/>
+          <w:cs/>
           <w:lang w:val="ar_AE" w:bidi="ar_AE"/>
         </w:rPr>
         <w:t>تشير كلمة "قانوني" إلى شيء مسموح به وفقًا لقانون ما أو وفقًا لأي مطلب آخر. والنقيض لهذا هو "غير قانوني"، الذي معناه ببساطة "شيء غير مشروع".</w:t>
@@ -4026,11 +4888,15 @@
       </w:pPr>
       <w:r>
         <w:rPr>
-          <w:lang w:val="ar_AE" w:bidi="ar_AE"/>
-        </w:rPr>
-      </w:r>
-      <w:r>
-        <w:rPr>
+          <w:rtl/>
+          <w:cs/>
+          <w:lang w:val="ar_AE" w:bidi="ar_AE"/>
+        </w:rPr>
+      </w:r>
+      <w:r>
+        <w:rPr>
+          <w:rtl/>
+          <w:cs/>
           <w:lang w:val="ar_AE" w:bidi="ar_AE"/>
         </w:rPr>
         <w:t>في الكتاب المقدس، يكون شيء ما قانونيًّا ("مشروعًا") إذا كان مسموحًا به بموجب قانون الله الأخلاقي، أو بموجب شريعة موسى والشرائع اليهودية الأخرى. ويكون الشيء "غير قانوني" ("غير مشروع") إذا كان "غير مسموح به" بموجب تلك القوانين.</w:t>
@@ -4045,11 +4911,15 @@
       </w:pPr>
       <w:r>
         <w:rPr>
-          <w:lang w:val="ar_AE" w:bidi="ar_AE"/>
-        </w:rPr>
-      </w:r>
-      <w:r>
-        <w:rPr>
+          <w:rtl/>
+          <w:cs/>
+          <w:lang w:val="ar_AE" w:bidi="ar_AE"/>
+        </w:rPr>
+      </w:r>
+      <w:r>
+        <w:rPr>
+          <w:rtl/>
+          <w:cs/>
           <w:lang w:val="ar_AE" w:bidi="ar_AE"/>
         </w:rPr>
         <w:t>أن تفعل شيئًا "بشكل قانوني" أو "بشكل مشروع" معناه أن تفعله "بشكل صحيح" أو "بالطريقة الصحيحة".</w:t>
@@ -4064,11 +4934,15 @@
       </w:pPr>
       <w:r>
         <w:rPr>
-          <w:lang w:val="ar_AE" w:bidi="ar_AE"/>
-        </w:rPr>
-      </w:r>
-      <w:r>
-        <w:rPr>
+          <w:rtl/>
+          <w:cs/>
+          <w:lang w:val="ar_AE" w:bidi="ar_AE"/>
+        </w:rPr>
+      </w:r>
+      <w:r>
+        <w:rPr>
+          <w:rtl/>
+          <w:cs/>
           <w:lang w:val="ar_AE" w:bidi="ar_AE"/>
         </w:rPr>
         <w:t>العديد من الأشياء التي اعتبرتها الشرائع اليهودية مشروعة أو غير مشروعة لم تكن تتفق مع شرائع الله بشأن محبة الآخرين.</w:t>
@@ -4083,11 +4957,15 @@
       </w:pPr>
       <w:r>
         <w:rPr>
-          <w:lang w:val="ar_AE" w:bidi="ar_AE"/>
-        </w:rPr>
-      </w:r>
-      <w:r>
-        <w:rPr>
+          <w:rtl/>
+          <w:cs/>
+          <w:lang w:val="ar_AE" w:bidi="ar_AE"/>
+        </w:rPr>
+      </w:r>
+      <w:r>
+        <w:rPr>
+          <w:rtl/>
+          <w:cs/>
           <w:lang w:val="ar_AE" w:bidi="ar_AE"/>
         </w:rPr>
         <w:t>بحسب السياق، يمكن لكلمة "قانوني" أن تترجم أيضًا إلى "مسموح به" أو "بحسب ناموس الله" أو "يتبع قوانيننا" أو "صحيح" أو "لائق".</w:t>
@@ -4102,23 +4980,31 @@
       </w:pPr>
       <w:r>
         <w:rPr>
-          <w:lang w:val="ar_AE" w:bidi="ar_AE"/>
-        </w:rPr>
-      </w:r>
-      <w:r>
-        <w:rPr>
+          <w:rtl/>
+          <w:cs/>
+          <w:lang w:val="ar_AE" w:bidi="ar_AE"/>
+        </w:rPr>
+      </w:r>
+      <w:r>
+        <w:rPr>
+          <w:rtl/>
+          <w:cs/>
           <w:lang w:val="ar_AE" w:bidi="ar_AE"/>
         </w:rPr>
         <w:t>يمكن ترجمة عبارة "</w:t>
       </w:r>
       <w:r>
         <w:rPr>
+          <w:rtl/>
+          <w:cs/>
           <w:lang w:val="ar_AE" w:bidi="ar_AE"/>
         </w:rPr>
         <w:t>أَيَجُوزُ</w:t>
       </w:r>
       <w:r>
         <w:rPr>
+          <w:rtl/>
+          <w:cs/>
           <w:lang w:val="ar_AE" w:bidi="ar_AE"/>
         </w:rPr>
         <w:t>" ("أهو قانوني؟") في لوقا 20: 22 أيضًا إلى "هل تسمح شرائعنا بذلك؟" أو "هل هذا شيء تسمح به شرائعنا؟"</w:t>
@@ -4130,11 +5016,15 @@
       </w:pPr>
       <w:r>
         <w:rPr>
-          <w:lang w:val="ar_AE" w:bidi="ar_AE"/>
-        </w:rPr>
-      </w:r>
-      <w:r>
-        <w:rPr>
+          <w:rtl/>
+          <w:cs/>
+          <w:lang w:val="ar_AE" w:bidi="ar_AE"/>
+        </w:rPr>
+      </w:r>
+      <w:r>
+        <w:rPr>
+          <w:rtl/>
+          <w:cs/>
           <w:lang w:val="ar_AE" w:bidi="ar_AE"/>
         </w:rPr>
         <w:t>يُستخدَم التعبيران "غير قانوني" و "ليس قانوني" لوصف الأفعال التي تخالف قانونًا ما.</w:t>
@@ -4149,11 +5039,15 @@
       </w:pPr>
       <w:r>
         <w:rPr>
-          <w:lang w:val="ar_AE" w:bidi="ar_AE"/>
-        </w:rPr>
-      </w:r>
-      <w:r>
-        <w:rPr>
+          <w:rtl/>
+          <w:cs/>
+          <w:lang w:val="ar_AE" w:bidi="ar_AE"/>
+        </w:rPr>
+      </w:r>
+      <w:r>
+        <w:rPr>
+          <w:rtl/>
+          <w:cs/>
           <w:lang w:val="ar_AE" w:bidi="ar_AE"/>
         </w:rPr>
         <w:t>في العهد الجديد، استُخدِم التعبير "غير قانوني" ليس فقط للإشارة إلى مخالفة شرائع الله، لكنه يشير أيضًا في كثير من الأحيان إلى انتهاك الشرائع اليهودية التي وضعها البشر.</w:t>
@@ -4168,11 +5062,15 @@
       </w:pPr>
       <w:r>
         <w:rPr>
-          <w:lang w:val="ar_AE" w:bidi="ar_AE"/>
-        </w:rPr>
-      </w:r>
-      <w:r>
-        <w:rPr>
+          <w:rtl/>
+          <w:cs/>
+          <w:lang w:val="ar_AE" w:bidi="ar_AE"/>
+        </w:rPr>
+      </w:r>
+      <w:r>
+        <w:rPr>
+          <w:rtl/>
+          <w:cs/>
           <w:lang w:val="ar_AE" w:bidi="ar_AE"/>
         </w:rPr>
         <w:t>بمرور السنين، أضاف اليهود إلى الشرائع التي أعطاها الله لهم. كان رؤساء اليهود يصفون شيئًا بأنه "غير قانوني" (غير مشروع) إذا لم يتوافق مع شرائعهم البشرية.</w:t>
@@ -4187,11 +5085,15 @@
       </w:pPr>
       <w:r>
         <w:rPr>
-          <w:lang w:val="ar_AE" w:bidi="ar_AE"/>
-        </w:rPr>
-      </w:r>
-      <w:r>
-        <w:rPr>
+          <w:rtl/>
+          <w:cs/>
+          <w:lang w:val="ar_AE" w:bidi="ar_AE"/>
+        </w:rPr>
+      </w:r>
+      <w:r>
+        <w:rPr>
+          <w:rtl/>
+          <w:cs/>
           <w:lang w:val="ar_AE" w:bidi="ar_AE"/>
         </w:rPr>
         <w:t>عندما كان يسوع وتلاميذه يقطفون السنابل في يوم سبت، اتهمهم الفريسيون بفعل شيء "غير قانوني" لأنه كان يخالف القوانين اليهودية المتعلقة بعدم القيام بأي عمل في ذلك اليوم.</w:t>
@@ -4206,11 +5108,15 @@
       </w:pPr>
       <w:r>
         <w:rPr>
-          <w:lang w:val="ar_AE" w:bidi="ar_AE"/>
-        </w:rPr>
-      </w:r>
-      <w:r>
-        <w:rPr>
+          <w:rtl/>
+          <w:cs/>
+          <w:lang w:val="ar_AE" w:bidi="ar_AE"/>
+        </w:rPr>
+      </w:r>
+      <w:r>
+        <w:rPr>
+          <w:rtl/>
+          <w:cs/>
           <w:lang w:val="ar_AE" w:bidi="ar_AE"/>
         </w:rPr>
         <w:t>عندما قال بطرس إن تناول الأطعمة النجسة كان "غير قانوني" بالنسبة له، كان يقصد بهذا أنه إذا أكل تلك الأطعمة، فإنه سيخالف بهذا الشرائع التي أعطاها الله لبني إسرائيل بشأن عدم تناول بعض الأطعمة.</w:t>
@@ -4222,11 +5128,15 @@
       </w:pPr>
       <w:r>
         <w:rPr>
-          <w:lang w:val="ar_AE" w:bidi="ar_AE"/>
-        </w:rPr>
-      </w:r>
-      <w:r>
-        <w:rPr>
+          <w:rtl/>
+          <w:cs/>
+          <w:lang w:val="ar_AE" w:bidi="ar_AE"/>
+        </w:rPr>
+      </w:r>
+      <w:r>
+        <w:rPr>
+          <w:rtl/>
+          <w:cs/>
           <w:lang w:val="ar_AE" w:bidi="ar_AE"/>
         </w:rPr>
         <w:t>يشير التعبير "خارج عن القانون" إلى شخص لا يطيع القوانين أو القواعد. عندما تكون دولة أو مجموعة من الأشخاص في حالة "خروج عن القوانين"، يكون هناك عصيان واسع النطاق أو تمرد أو انحلال أخلاقي.</w:t>
@@ -4241,11 +5151,15 @@
       </w:pPr>
       <w:r>
         <w:rPr>
-          <w:lang w:val="ar_AE" w:bidi="ar_AE"/>
-        </w:rPr>
-      </w:r>
-      <w:r>
-        <w:rPr>
+          <w:rtl/>
+          <w:cs/>
+          <w:lang w:val="ar_AE" w:bidi="ar_AE"/>
+        </w:rPr>
+      </w:r>
+      <w:r>
+        <w:rPr>
+          <w:rtl/>
+          <w:cs/>
           <w:lang w:val="ar_AE" w:bidi="ar_AE"/>
         </w:rPr>
         <w:t>الشخص الخارج عن القانون هو شخص متمرد ولا يطيع شرائع الله.</w:t>
@@ -4260,23 +5174,31 @@
       </w:pPr>
       <w:r>
         <w:rPr>
-          <w:lang w:val="ar_AE" w:bidi="ar_AE"/>
-        </w:rPr>
-      </w:r>
-      <w:r>
-        <w:rPr>
+          <w:rtl/>
+          <w:cs/>
+          <w:lang w:val="ar_AE" w:bidi="ar_AE"/>
+        </w:rPr>
+      </w:r>
+      <w:r>
+        <w:rPr>
+          <w:rtl/>
+          <w:cs/>
           <w:lang w:val="ar_AE" w:bidi="ar_AE"/>
         </w:rPr>
         <w:t>كتب الرسول بولس أنه في الأيام الأخيرة سيأتي "</w:t>
       </w:r>
       <w:r>
         <w:rPr>
+          <w:rtl/>
+          <w:cs/>
           <w:lang w:val="ar_AE" w:bidi="ar_AE"/>
         </w:rPr>
         <w:t>إِنْسَانُ ٱلْخَطِيَّةِ [إنسان الخروج عن القانون]</w:t>
       </w:r>
       <w:r>
         <w:rPr>
+          <w:rtl/>
+          <w:cs/>
           <w:lang w:val="ar_AE" w:bidi="ar_AE"/>
         </w:rPr>
         <w:t>"، أو "الأثيم [الخارج عن القانون]"، الذي سيؤيَّد من الشيطان ليعمل شرورًا.</w:t>
@@ -4289,6 +5211,8 @@
       </w:pPr>
       <w:r>
         <w:rPr>
+          <w:rtl/>
+          <w:cs/>
           <w:lang w:val="ar_AE" w:bidi="ar_AE"/>
         </w:rPr>
         <w:t>اقتراحات للترجمة:</w:t>
@@ -4303,11 +5227,15 @@
       </w:pPr>
       <w:r>
         <w:rPr>
-          <w:lang w:val="ar_AE" w:bidi="ar_AE"/>
-        </w:rPr>
-      </w:r>
-      <w:r>
-        <w:rPr>
+          <w:rtl/>
+          <w:cs/>
+          <w:lang w:val="ar_AE" w:bidi="ar_AE"/>
+        </w:rPr>
+      </w:r>
+      <w:r>
+        <w:rPr>
+          <w:rtl/>
+          <w:cs/>
           <w:lang w:val="ar_AE" w:bidi="ar_AE"/>
         </w:rPr>
         <w:t>يجب ترجمة التعبير "غير قانوني" باستخدام كلمة أو تعبير معناه "غير مشروع" أو "مخالف للقانون".</w:t>
@@ -4322,11 +5250,15 @@
       </w:pPr>
       <w:r>
         <w:rPr>
-          <w:lang w:val="ar_AE" w:bidi="ar_AE"/>
-        </w:rPr>
-      </w:r>
-      <w:r>
-        <w:rPr>
+          <w:rtl/>
+          <w:cs/>
+          <w:lang w:val="ar_AE" w:bidi="ar_AE"/>
+        </w:rPr>
+      </w:r>
+      <w:r>
+        <w:rPr>
+          <w:rtl/>
+          <w:cs/>
           <w:lang w:val="ar_AE" w:bidi="ar_AE"/>
         </w:rPr>
         <w:t>يمكن ترجمة التعبير "غير قانوني" ("unlawful") أيضًا إلى"غير مسموح به" أو "ليس بحسب شريعة الله" أو "غير متوافق مع قوانيننا".</w:t>
@@ -4341,11 +5273,15 @@
       </w:pPr>
       <w:r>
         <w:rPr>
-          <w:lang w:val="ar_AE" w:bidi="ar_AE"/>
-        </w:rPr>
-      </w:r>
-      <w:r>
-        <w:rPr>
+          <w:rtl/>
+          <w:cs/>
+          <w:lang w:val="ar_AE" w:bidi="ar_AE"/>
+        </w:rPr>
+      </w:r>
+      <w:r>
+        <w:rPr>
+          <w:rtl/>
+          <w:cs/>
           <w:lang w:val="ar_AE" w:bidi="ar_AE"/>
         </w:rPr>
         <w:t>التعبير "ضد القانون" والتعبير "غير قانوني" معناهما واحد.</w:t>
@@ -4360,11 +5296,15 @@
       </w:pPr>
       <w:r>
         <w:rPr>
-          <w:lang w:val="ar_AE" w:bidi="ar_AE"/>
-        </w:rPr>
-      </w:r>
-      <w:r>
-        <w:rPr>
+          <w:rtl/>
+          <w:cs/>
+          <w:lang w:val="ar_AE" w:bidi="ar_AE"/>
+        </w:rPr>
+      </w:r>
+      <w:r>
+        <w:rPr>
+          <w:rtl/>
+          <w:cs/>
           <w:lang w:val="ar_AE" w:bidi="ar_AE"/>
         </w:rPr>
         <w:t>يمكن ترجمة التعبير "خارج عن القانون" ("lawless") أيضًا إلى "متمرد" أو "عاص" أو "يتحدَّى القانون".</w:t>
@@ -4379,11 +5319,15 @@
       </w:pPr>
       <w:r>
         <w:rPr>
-          <w:lang w:val="ar_AE" w:bidi="ar_AE"/>
-        </w:rPr>
-      </w:r>
-      <w:r>
-        <w:rPr>
+          <w:rtl/>
+          <w:cs/>
+          <w:lang w:val="ar_AE" w:bidi="ar_AE"/>
+        </w:rPr>
+      </w:r>
+      <w:r>
+        <w:rPr>
+          <w:rtl/>
+          <w:cs/>
           <w:lang w:val="ar_AE" w:bidi="ar_AE"/>
         </w:rPr>
         <w:t>يمكن ترجمة تعبير "الخروج عن القانون" ("الفجور"، "lawlessness") إلى "عدم إطاعة أي قوانين" أو "التمرد (على شرائع الله)".</w:t>
@@ -4398,11 +5342,15 @@
       </w:pPr>
       <w:r>
         <w:rPr>
-          <w:lang w:val="ar_AE" w:bidi="ar_AE"/>
-        </w:rPr>
-      </w:r>
-      <w:r>
-        <w:rPr>
+          <w:rtl/>
+          <w:cs/>
+          <w:lang w:val="ar_AE" w:bidi="ar_AE"/>
+        </w:rPr>
+      </w:r>
+      <w:r>
+        <w:rPr>
+          <w:rtl/>
+          <w:cs/>
           <w:lang w:val="ar_AE" w:bidi="ar_AE"/>
         </w:rPr>
         <w:t>يمكن ترجمة عبارة "إنسان الخطية" ("man of lawlessness”) إلى "الإنسان الذي لا يطيع أي قوانين" أو "الإنسان الذي يتمرد على شرائع الله".</w:t>
@@ -4417,11 +5365,15 @@
       </w:pPr>
       <w:r>
         <w:rPr>
-          <w:lang w:val="ar_AE" w:bidi="ar_AE"/>
-        </w:rPr>
-      </w:r>
-      <w:r>
-        <w:rPr>
+          <w:rtl/>
+          <w:cs/>
+          <w:lang w:val="ar_AE" w:bidi="ar_AE"/>
+        </w:rPr>
+      </w:r>
+      <w:r>
+        <w:rPr>
+          <w:rtl/>
+          <w:cs/>
           <w:lang w:val="ar_AE" w:bidi="ar_AE"/>
         </w:rPr>
         <w:t>من المهم الاحتفاظ بمفهوم "القانون" عندترجمة هذا المصطلح، إن أمكن.</w:t>
@@ -4436,11 +5388,15 @@
       </w:pPr>
       <w:r>
         <w:rPr>
-          <w:lang w:val="ar_AE" w:bidi="ar_AE"/>
-        </w:rPr>
-      </w:r>
-      <w:r>
-        <w:rPr>
+          <w:rtl/>
+          <w:cs/>
+          <w:lang w:val="ar_AE" w:bidi="ar_AE"/>
+        </w:rPr>
+      </w:r>
+      <w:r>
+        <w:rPr>
+          <w:rtl/>
+          <w:cs/>
           <w:lang w:val="ar_AE" w:bidi="ar_AE"/>
         </w:rPr>
         <w:t>لاحظ أن التعبير "غير قانوني" له معنى مختلف عن هذا المصطلح.</w:t>
@@ -4452,59 +5408,79 @@
       </w:pPr>
       <w:r>
         <w:rPr>
-          <w:lang w:val="ar_AE" w:bidi="ar_AE"/>
-        </w:rPr>
-      </w:r>
-      <w:r>
-        <w:rPr>
+          <w:rtl/>
+          <w:cs/>
+          <w:lang w:val="ar_AE" w:bidi="ar_AE"/>
+        </w:rPr>
+      </w:r>
+      <w:r>
+        <w:rPr>
+          <w:rtl/>
+          <w:cs/>
           <w:lang w:val="ar_AE" w:bidi="ar_AE"/>
         </w:rPr>
         <w:t xml:space="preserve">(انظر أيضًا: </w:t>
       </w:r>
       <w:r>
         <w:rPr>
+          <w:rtl/>
+          <w:cs/>
           <w:lang w:val="ar_AE" w:bidi="ar_AE"/>
         </w:rPr>
         <w:t>الناموس</w:t>
       </w:r>
       <w:r>
         <w:rPr>
+          <w:rtl/>
+          <w:cs/>
           <w:lang w:val="ar_AE" w:bidi="ar_AE"/>
         </w:rPr>
         <w:t xml:space="preserve">، </w:t>
       </w:r>
       <w:r>
         <w:rPr>
+          <w:rtl/>
+          <w:cs/>
           <w:lang w:val="ar_AE" w:bidi="ar_AE"/>
         </w:rPr>
         <w:t>الشريعة،</w:t>
       </w:r>
       <w:r>
         <w:rPr>
+          <w:rtl/>
+          <w:cs/>
           <w:lang w:val="ar_AE" w:bidi="ar_AE"/>
         </w:rPr>
         <w:t xml:space="preserve"> </w:t>
       </w:r>
       <w:r>
         <w:rPr>
+          <w:rtl/>
+          <w:cs/>
           <w:lang w:val="ar_AE" w:bidi="ar_AE"/>
         </w:rPr>
         <w:t>موسى</w:t>
       </w:r>
       <w:r>
         <w:rPr>
+          <w:rtl/>
+          <w:cs/>
           <w:lang w:val="ar_AE" w:bidi="ar_AE"/>
         </w:rPr>
         <w:t xml:space="preserve">، </w:t>
       </w:r>
       <w:r>
         <w:rPr>
+          <w:rtl/>
+          <w:cs/>
           <w:lang w:val="ar_AE" w:bidi="ar_AE"/>
         </w:rPr>
         <w:t>السبت</w:t>
       </w:r>
       <w:r>
         <w:rPr>
+          <w:rtl/>
+          <w:cs/>
           <w:lang w:val="ar_AE" w:bidi="ar_AE"/>
         </w:rPr>
         <w:t>)</w:t>
@@ -4517,6 +5493,8 @@
       </w:pPr>
       <w:r>
         <w:rPr>
+          <w:rtl/>
+          <w:cs/>
           <w:lang w:val="ar_AE" w:bidi="ar_AE"/>
         </w:rPr>
         <w:t>النصوص الكتابية:</w:t>
@@ -4531,12 +5509,16 @@
       </w:pPr>
       <w:r>
         <w:rPr>
+          <w:rtl/>
+          <w:cs/>
           <w:lang w:val="ar_AE" w:bidi="ar_AE"/>
         </w:rPr>
       </w:r>
       <w:hyperlink r:id="rId62">
         <w:r>
           <w:rPr>
+            <w:rtl/>
+            <w:cs/>
             <w:lang w:val="ar_AE" w:bidi="ar_AE"/>
           </w:rPr>
           <w:rPr>
@@ -4556,12 +5538,16 @@
       </w:pPr>
       <w:r>
         <w:rPr>
+          <w:rtl/>
+          <w:cs/>
           <w:lang w:val="ar_AE" w:bidi="ar_AE"/>
         </w:rPr>
       </w:r>
       <w:hyperlink r:id="rId63">
         <w:r>
           <w:rPr>
+            <w:rtl/>
+            <w:cs/>
             <w:lang w:val="ar_AE" w:bidi="ar_AE"/>
           </w:rPr>
           <w:rPr>
@@ -4581,12 +5567,16 @@
       </w:pPr>
       <w:r>
         <w:rPr>
+          <w:rtl/>
+          <w:cs/>
           <w:lang w:val="ar_AE" w:bidi="ar_AE"/>
         </w:rPr>
       </w:r>
       <w:hyperlink r:id="rId64">
         <w:r>
           <w:rPr>
+            <w:rtl/>
+            <w:cs/>
             <w:lang w:val="ar_AE" w:bidi="ar_AE"/>
           </w:rPr>
           <w:rPr>
@@ -4606,12 +5596,16 @@
       </w:pPr>
       <w:r>
         <w:rPr>
+          <w:rtl/>
+          <w:cs/>
           <w:lang w:val="ar_AE" w:bidi="ar_AE"/>
         </w:rPr>
       </w:r>
       <w:hyperlink r:id="rId65">
         <w:r>
           <w:rPr>
+            <w:rtl/>
+            <w:cs/>
             <w:lang w:val="ar_AE" w:bidi="ar_AE"/>
           </w:rPr>
           <w:rPr>
@@ -4631,12 +5625,16 @@
       </w:pPr>
       <w:r>
         <w:rPr>
+          <w:rtl/>
+          <w:cs/>
           <w:lang w:val="ar_AE" w:bidi="ar_AE"/>
         </w:rPr>
       </w:r>
       <w:hyperlink r:id="rId66">
         <w:r>
           <w:rPr>
+            <w:rtl/>
+            <w:cs/>
             <w:lang w:val="ar_AE" w:bidi="ar_AE"/>
           </w:rPr>
           <w:rPr>
@@ -4656,12 +5654,16 @@
       </w:pPr>
       <w:r>
         <w:rPr>
+          <w:rtl/>
+          <w:cs/>
           <w:lang w:val="ar_AE" w:bidi="ar_AE"/>
         </w:rPr>
       </w:r>
       <w:hyperlink r:id="rId67">
         <w:r>
           <w:rPr>
+            <w:rtl/>
+            <w:cs/>
             <w:lang w:val="ar_AE" w:bidi="ar_AE"/>
           </w:rPr>
           <w:rPr>
@@ -4681,12 +5683,16 @@
       </w:pPr>
       <w:r>
         <w:rPr>
+          <w:rtl/>
+          <w:cs/>
           <w:lang w:val="ar_AE" w:bidi="ar_AE"/>
         </w:rPr>
       </w:r>
       <w:hyperlink r:id="rId68">
         <w:r>
           <w:rPr>
+            <w:rtl/>
+            <w:cs/>
             <w:lang w:val="ar_AE" w:bidi="ar_AE"/>
           </w:rPr>
           <w:rPr>
@@ -4706,12 +5712,16 @@
       </w:pPr>
       <w:r>
         <w:rPr>
+          <w:rtl/>
+          <w:cs/>
           <w:lang w:val="ar_AE" w:bidi="ar_AE"/>
         </w:rPr>
       </w:r>
       <w:hyperlink r:id="rId69">
         <w:r>
           <w:rPr>
+            <w:rtl/>
+            <w:cs/>
             <w:lang w:val="ar_AE" w:bidi="ar_AE"/>
           </w:rPr>
           <w:rPr>
@@ -4731,12 +5741,16 @@
       </w:pPr>
       <w:r>
         <w:rPr>
+          <w:rtl/>
+          <w:cs/>
           <w:lang w:val="ar_AE" w:bidi="ar_AE"/>
         </w:rPr>
       </w:r>
       <w:hyperlink r:id="rId70">
         <w:r>
           <w:rPr>
+            <w:rtl/>
+            <w:cs/>
             <w:lang w:val="ar_AE" w:bidi="ar_AE"/>
           </w:rPr>
           <w:rPr>
@@ -4756,12 +5770,16 @@
       </w:pPr>
       <w:r>
         <w:rPr>
+          <w:rtl/>
+          <w:cs/>
           <w:lang w:val="ar_AE" w:bidi="ar_AE"/>
         </w:rPr>
       </w:r>
       <w:hyperlink r:id="rId71">
         <w:r>
           <w:rPr>
+            <w:rtl/>
+            <w:cs/>
             <w:lang w:val="ar_AE" w:bidi="ar_AE"/>
           </w:rPr>
           <w:rPr>
@@ -4781,12 +5799,16 @@
       </w:pPr>
       <w:r>
         <w:rPr>
+          <w:rtl/>
+          <w:cs/>
           <w:lang w:val="ar_AE" w:bidi="ar_AE"/>
         </w:rPr>
       </w:r>
       <w:hyperlink r:id="rId72">
         <w:r>
           <w:rPr>
+            <w:rtl/>
+            <w:cs/>
             <w:lang w:val="ar_AE" w:bidi="ar_AE"/>
           </w:rPr>
           <w:rPr>
@@ -4806,12 +5828,16 @@
       </w:pPr>
       <w:r>
         <w:rPr>
+          <w:rtl/>
+          <w:cs/>
           <w:lang w:val="ar_AE" w:bidi="ar_AE"/>
         </w:rPr>
       </w:r>
       <w:hyperlink r:id="rId73">
         <w:r>
           <w:rPr>
+            <w:rtl/>
+            <w:cs/>
             <w:lang w:val="ar_AE" w:bidi="ar_AE"/>
           </w:rPr>
           <w:rPr>
@@ -4829,6 +5855,8 @@
       </w:pPr>
       <w:r>
         <w:rPr>
+          <w:rtl/>
+          <w:cs/>
           <w:lang w:val="ar_AE" w:bidi="ar_AE"/>
         </w:rPr>
         <w:t>بيانات الكلمة:</w:t>
@@ -4843,32 +5871,42 @@
       </w:pPr>
       <w:r>
         <w:rPr>
-          <w:lang w:val="ar_AE" w:bidi="ar_AE"/>
-        </w:rPr>
-      </w:r>
-      <w:r>
-        <w:rPr>
+          <w:rtl/>
+          <w:cs/>
+          <w:lang w:val="ar_AE" w:bidi="ar_AE"/>
+        </w:rPr>
+      </w:r>
+      <w:r>
+        <w:rPr>
+          <w:rtl/>
+          <w:cs/>
           <w:lang w:val="ar_AE" w:bidi="ar_AE"/>
         </w:rPr>
         <w:t>سترونج: H6530، G01110، G01130، G02660، G04580، G04590، G18320، G35450</w:t>
       </w:r>
       <w:r>
         <w:rPr>
-          <w:lang w:val="ar_AE" w:bidi="ar_AE"/>
-        </w:rPr>
-      </w:r>
-      <w:r>
-        <w:rPr>
-          <w:lang w:val="ar_AE" w:bidi="ar_AE"/>
-        </w:rPr>
-      </w:r>
-    </w:p>
-    <w:p>
-      <w:pPr>
-        <w:bidi/>
-      </w:pPr>
-      <w:r>
-        <w:rPr>
+          <w:rtl/>
+          <w:cs/>
+          <w:lang w:val="ar_AE" w:bidi="ar_AE"/>
+        </w:rPr>
+      </w:r>
+      <w:r>
+        <w:rPr>
+          <w:rtl/>
+          <w:cs/>
+          <w:lang w:val="ar_AE" w:bidi="ar_AE"/>
+        </w:rPr>
+      </w:r>
+    </w:p>
+    <w:p>
+      <w:pPr>
+        <w:bidi/>
+      </w:pPr>
+      <w:r>
+        <w:rPr>
+          <w:rtl/>
+          <w:cs/>
           <w:lang w:val="ar_AE" w:bidi="ar_AE"/>
         </w:rPr>
       </w:r>
@@ -4880,12 +5918,16 @@
       </w:pPr>
       <w:r>
         <w:rPr>
+          <w:rtl/>
+          <w:cs/>
           <w:lang w:val="ar_AE" w:bidi="ar_AE"/>
         </w:rPr>
         <w:t>Shame</w:t>
       </w:r>
       <w:r>
         <w:rPr>
+          <w:rtl/>
+          <w:cs/>
           <w:lang w:val="ar_AE" w:bidi="ar_AE"/>
         </w:rPr>
       </w:r>
@@ -4897,6 +5939,8 @@
       </w:pPr>
       <w:r>
         <w:rPr>
+          <w:rtl/>
+          <w:cs/>
           <w:lang w:val="ar_AE" w:bidi="ar_AE"/>
         </w:rPr>
         <w:t>خزي، مستحٍ، عار، ذُل، لوم</w:t>
@@ -4909,6 +5953,8 @@
       </w:pPr>
       <w:r>
         <w:rPr>
+          <w:rtl/>
+          <w:cs/>
           <w:lang w:val="ar_AE" w:bidi="ar_AE"/>
         </w:rPr>
         <w:t>تعريف:</w:t>
@@ -4920,11 +5966,15 @@
       </w:pPr>
       <w:r>
         <w:rPr>
-          <w:lang w:val="ar_AE" w:bidi="ar_AE"/>
-        </w:rPr>
-      </w:r>
-      <w:r>
-        <w:rPr>
+          <w:rtl/>
+          <w:cs/>
+          <w:lang w:val="ar_AE" w:bidi="ar_AE"/>
+        </w:rPr>
+      </w:r>
+      <w:r>
+        <w:rPr>
+          <w:rtl/>
+          <w:cs/>
           <w:lang w:val="ar_AE" w:bidi="ar_AE"/>
         </w:rPr>
         <w:t>يشير اللفظ "خزي" إلى الشعور المؤلم بالعار أو الذل الذي يشعر به أحدهم عندما يفعل شيئًا يعتبره الآخرون غير مشرف أو غير لائق.</w:t>
@@ -4939,11 +5989,15 @@
       </w:pPr>
       <w:r>
         <w:rPr>
-          <w:lang w:val="ar_AE" w:bidi="ar_AE"/>
-        </w:rPr>
-      </w:r>
-      <w:r>
-        <w:rPr>
+          <w:rtl/>
+          <w:cs/>
+          <w:lang w:val="ar_AE" w:bidi="ar_AE"/>
+        </w:rPr>
+      </w:r>
+      <w:r>
+        <w:rPr>
+          <w:rtl/>
+          <w:cs/>
           <w:lang w:val="ar_AE" w:bidi="ar_AE"/>
         </w:rPr>
         <w:t>الشيء "المخزي" هو شيء "غير لائق" أو "غير مشرف".</w:t>
@@ -4958,11 +6012,15 @@
       </w:pPr>
       <w:r>
         <w:rPr>
-          <w:lang w:val="ar_AE" w:bidi="ar_AE"/>
-        </w:rPr>
-      </w:r>
-      <w:r>
-        <w:rPr>
+          <w:rtl/>
+          <w:cs/>
+          <w:lang w:val="ar_AE" w:bidi="ar_AE"/>
+        </w:rPr>
+      </w:r>
+      <w:r>
+        <w:rPr>
+          <w:rtl/>
+          <w:cs/>
           <w:lang w:val="ar_AE" w:bidi="ar_AE"/>
         </w:rPr>
         <w:t>اللفظ "مستحٍ" يصف شعور أحدهم عندما يقوم بشيء غير لائق أو غير مشرف.</w:t>
@@ -4977,11 +6035,15 @@
       </w:pPr>
       <w:r>
         <w:rPr>
-          <w:lang w:val="ar_AE" w:bidi="ar_AE"/>
-        </w:rPr>
-      </w:r>
-      <w:r>
-        <w:rPr>
+          <w:rtl/>
+          <w:cs/>
+          <w:lang w:val="ar_AE" w:bidi="ar_AE"/>
+        </w:rPr>
+      </w:r>
+      <w:r>
+        <w:rPr>
+          <w:rtl/>
+          <w:cs/>
           <w:lang w:val="ar_AE" w:bidi="ar_AE"/>
         </w:rPr>
         <w:t>كلمة "يذل" معناها التسبُّب في شعور أحدهم بالخزي أو العار، بشكل علني في المعتاد. وفعل إخجال أحدهم يسمَّى "إذلال".</w:t>
@@ -4996,11 +6058,15 @@
       </w:pPr>
       <w:r>
         <w:rPr>
-          <w:lang w:val="ar_AE" w:bidi="ar_AE"/>
-        </w:rPr>
-      </w:r>
-      <w:r>
-        <w:rPr>
+          <w:rtl/>
+          <w:cs/>
+          <w:lang w:val="ar_AE" w:bidi="ar_AE"/>
+        </w:rPr>
+      </w:r>
+      <w:r>
+        <w:rPr>
+          <w:rtl/>
+          <w:cs/>
           <w:lang w:val="ar_AE" w:bidi="ar_AE"/>
         </w:rPr>
         <w:t>"لوم" أحدهم معناه انتقاد أو استنكار شخصية أو سلوك ذلك الشخص.</w:t>
@@ -5015,11 +6081,15 @@
       </w:pPr>
       <w:r>
         <w:rPr>
-          <w:lang w:val="ar_AE" w:bidi="ar_AE"/>
-        </w:rPr>
-      </w:r>
-      <w:r>
-        <w:rPr>
+          <w:rtl/>
+          <w:cs/>
+          <w:lang w:val="ar_AE" w:bidi="ar_AE"/>
+        </w:rPr>
+      </w:r>
+      <w:r>
+        <w:rPr>
+          <w:rtl/>
+          <w:cs/>
           <w:lang w:val="ar_AE" w:bidi="ar_AE"/>
         </w:rPr>
         <w:t>كلمة "يُخزي" معناها هزيمة أشخاص أو فضح أفعالهم بحيث يشعرون بالخجل من أنفسهم. قال إشعياء النبي إن الذين يصنعون الأوثان ويعبدونها سيُخزَون.</w:t>
@@ -5034,11 +6104,15 @@
       </w:pPr>
       <w:r>
         <w:rPr>
-          <w:lang w:val="ar_AE" w:bidi="ar_AE"/>
-        </w:rPr>
-      </w:r>
-      <w:r>
-        <w:rPr>
+          <w:rtl/>
+          <w:cs/>
+          <w:lang w:val="ar_AE" w:bidi="ar_AE"/>
+        </w:rPr>
+      </w:r>
+      <w:r>
+        <w:rPr>
+          <w:rtl/>
+          <w:cs/>
           <w:lang w:val="ar_AE" w:bidi="ar_AE"/>
         </w:rPr>
         <w:t>يمكن استخدام كلمة "مخزي" لوصف فعل خاطئ أو لوصف الشخص الذي ارتكب هذا الفعل. فعندما يرتكب أحدهم فعلًا خاطئًا، يمكن لهذا أن يضعه في حالة من العار أو الخزي.</w:t>
@@ -5053,11 +6127,15 @@
       </w:pPr>
       <w:r>
         <w:rPr>
-          <w:lang w:val="ar_AE" w:bidi="ar_AE"/>
-        </w:rPr>
-      </w:r>
-      <w:r>
-        <w:rPr>
+          <w:rtl/>
+          <w:cs/>
+          <w:lang w:val="ar_AE" w:bidi="ar_AE"/>
+        </w:rPr>
+      </w:r>
+      <w:r>
+        <w:rPr>
+          <w:rtl/>
+          <w:cs/>
           <w:lang w:val="ar_AE" w:bidi="ar_AE"/>
         </w:rPr>
         <w:t>في بعض الأحيان، يُعامل الشخص الذي يقوم بأشياء جيدة بطريقة تسبِّب له العار أو الخزي. على سبيل المثال، عندما قُتل يسوع على الصليب، كانت هذه وسيلة مخزية للموت. فلم يفعل يسوع شيئًا خاطئًا يستحق هذا العار.</w:t>
@@ -5072,11 +6150,15 @@
       </w:pPr>
       <w:r>
         <w:rPr>
-          <w:lang w:val="ar_AE" w:bidi="ar_AE"/>
-        </w:rPr>
-      </w:r>
-      <w:r>
-        <w:rPr>
+          <w:rtl/>
+          <w:cs/>
+          <w:lang w:val="ar_AE" w:bidi="ar_AE"/>
+        </w:rPr>
+      </w:r>
+      <w:r>
+        <w:rPr>
+          <w:rtl/>
+          <w:cs/>
           <w:lang w:val="ar_AE" w:bidi="ar_AE"/>
         </w:rPr>
         <w:t>عندما يضع الله أحدهم، فهذا معناه أنه يجعل شخصًا متكبرًا يختبر الشعور بالفشل، وذلك لمساعدته على التغلب على كبريائه. هذا يختلف عن إذلال أحدهم، وهو ما يكون عادة بغرض إيذاء ذلك الشخص.</w:t>
@@ -5091,11 +6173,15 @@
       </w:pPr>
       <w:r>
         <w:rPr>
-          <w:lang w:val="ar_AE" w:bidi="ar_AE"/>
-        </w:rPr>
-      </w:r>
-      <w:r>
-        <w:rPr>
+          <w:rtl/>
+          <w:cs/>
+          <w:lang w:val="ar_AE" w:bidi="ar_AE"/>
+        </w:rPr>
+      </w:r>
+      <w:r>
+        <w:rPr>
+          <w:rtl/>
+          <w:cs/>
           <w:lang w:val="ar_AE" w:bidi="ar_AE"/>
         </w:rPr>
         <w:t>القول بأن أحدهم "بلا لوم" معناه أن هذا الشخص يتصرف بطريقة تكرم الله، وأنه لا يوجد شيء يمكن قوله انتقادًا له.</w:t>
@@ -5108,6 +6194,8 @@
       </w:pPr>
       <w:r>
         <w:rPr>
+          <w:rtl/>
+          <w:cs/>
           <w:lang w:val="ar_AE" w:bidi="ar_AE"/>
         </w:rPr>
         <w:t>اقتراحات للترجمة</w:t>
@@ -5122,11 +6210,15 @@
       </w:pPr>
       <w:r>
         <w:rPr>
-          <w:lang w:val="ar_AE" w:bidi="ar_AE"/>
-        </w:rPr>
-      </w:r>
-      <w:r>
-        <w:rPr>
+          <w:rtl/>
+          <w:cs/>
+          <w:lang w:val="ar_AE" w:bidi="ar_AE"/>
+        </w:rPr>
+      </w:r>
+      <w:r>
+        <w:rPr>
+          <w:rtl/>
+          <w:cs/>
           <w:lang w:val="ar_AE" w:bidi="ar_AE"/>
         </w:rPr>
         <w:t>يمكن ترجمة كلمة "عار" أيضًا إلى "خزي" أو "إهانة".</w:t>
@@ -5141,11 +6233,15 @@
       </w:pPr>
       <w:r>
         <w:rPr>
-          <w:lang w:val="ar_AE" w:bidi="ar_AE"/>
-        </w:rPr>
-      </w:r>
-      <w:r>
-        <w:rPr>
+          <w:rtl/>
+          <w:cs/>
+          <w:lang w:val="ar_AE" w:bidi="ar_AE"/>
+        </w:rPr>
+      </w:r>
+      <w:r>
+        <w:rPr>
+          <w:rtl/>
+          <w:cs/>
           <w:lang w:val="ar_AE" w:bidi="ar_AE"/>
         </w:rPr>
         <w:t>يمكن ترجمة كلمة "مخزي" أيضًا إلى "مخجِل" أو "مهين".</w:t>
@@ -5160,11 +6256,15 @@
       </w:pPr>
       <w:r>
         <w:rPr>
-          <w:lang w:val="ar_AE" w:bidi="ar_AE"/>
-        </w:rPr>
-      </w:r>
-      <w:r>
-        <w:rPr>
+          <w:rtl/>
+          <w:cs/>
+          <w:lang w:val="ar_AE" w:bidi="ar_AE"/>
+        </w:rPr>
+      </w:r>
+      <w:r>
+        <w:rPr>
+          <w:rtl/>
+          <w:cs/>
           <w:lang w:val="ar_AE" w:bidi="ar_AE"/>
         </w:rPr>
         <w:t>يمكن ترجمة الفعل "يذل" أيضًا إلى "يخزي" أو "يسبب شعورًا بالخجل" أو "يحرج".</w:t>
@@ -5179,11 +6279,15 @@
       </w:pPr>
       <w:r>
         <w:rPr>
-          <w:lang w:val="ar_AE" w:bidi="ar_AE"/>
-        </w:rPr>
-      </w:r>
-      <w:r>
-        <w:rPr>
+          <w:rtl/>
+          <w:cs/>
+          <w:lang w:val="ar_AE" w:bidi="ar_AE"/>
+        </w:rPr>
+      </w:r>
+      <w:r>
+        <w:rPr>
+          <w:rtl/>
+          <w:cs/>
           <w:lang w:val="ar_AE" w:bidi="ar_AE"/>
         </w:rPr>
         <w:t>بحسب السياق، يمكن ترجمة كلمة "إذلال" أيضًا إلى "إخجال" أو "حط من الشأن" أو "إهانة".</w:t>
@@ -5198,11 +6302,15 @@
       </w:pPr>
       <w:r>
         <w:rPr>
-          <w:lang w:val="ar_AE" w:bidi="ar_AE"/>
-        </w:rPr>
-      </w:r>
-      <w:r>
-        <w:rPr>
+          <w:rtl/>
+          <w:cs/>
+          <w:lang w:val="ar_AE" w:bidi="ar_AE"/>
+        </w:rPr>
+      </w:r>
+      <w:r>
+        <w:rPr>
+          <w:rtl/>
+          <w:cs/>
           <w:lang w:val="ar_AE" w:bidi="ar_AE"/>
         </w:rPr>
         <w:t>يمكن ترجمة كلمة "لوم" أيضًا إلى "اتهام" أو "إخجال" أو "إهانة".</w:t>
@@ -5217,11 +6325,15 @@
       </w:pPr>
       <w:r>
         <w:rPr>
-          <w:lang w:val="ar_AE" w:bidi="ar_AE"/>
-        </w:rPr>
-      </w:r>
-      <w:r>
-        <w:rPr>
+          <w:rtl/>
+          <w:cs/>
+          <w:lang w:val="ar_AE" w:bidi="ar_AE"/>
+        </w:rPr>
+      </w:r>
+      <w:r>
+        <w:rPr>
+          <w:rtl/>
+          <w:cs/>
           <w:lang w:val="ar_AE" w:bidi="ar_AE"/>
         </w:rPr>
         <w:t>يمكن ترجمة الفعل "يلوم" أيضًا إلى "يوبخ" أو "يتهم" أو "ينتقد"، وذلك بحسب السياق.</w:t>
@@ -5233,95 +6345,127 @@
       </w:pPr>
       <w:r>
         <w:rPr>
-          <w:lang w:val="ar_AE" w:bidi="ar_AE"/>
-        </w:rPr>
-      </w:r>
-      <w:r>
-        <w:rPr>
+          <w:rtl/>
+          <w:cs/>
+          <w:lang w:val="ar_AE" w:bidi="ar_AE"/>
+        </w:rPr>
+      </w:r>
+      <w:r>
+        <w:rPr>
+          <w:rtl/>
+          <w:cs/>
           <w:lang w:val="ar_AE" w:bidi="ar_AE"/>
         </w:rPr>
         <w:t xml:space="preserve">(انظر أيضًا: </w:t>
       </w:r>
       <w:r>
         <w:rPr>
+          <w:rtl/>
+          <w:cs/>
           <w:lang w:val="ar_AE" w:bidi="ar_AE"/>
         </w:rPr>
         <w:t>عار</w:t>
       </w:r>
       <w:r>
         <w:rPr>
+          <w:rtl/>
+          <w:cs/>
           <w:lang w:val="ar_AE" w:bidi="ar_AE"/>
         </w:rPr>
         <w:t xml:space="preserve">، </w:t>
       </w:r>
       <w:r>
         <w:rPr>
+          <w:rtl/>
+          <w:cs/>
           <w:lang w:val="ar_AE" w:bidi="ar_AE"/>
         </w:rPr>
         <w:t>يتهم</w:t>
       </w:r>
       <w:r>
         <w:rPr>
+          <w:rtl/>
+          <w:cs/>
           <w:lang w:val="ar_AE" w:bidi="ar_AE"/>
         </w:rPr>
         <w:t xml:space="preserve">، </w:t>
       </w:r>
       <w:r>
         <w:rPr>
+          <w:rtl/>
+          <w:cs/>
           <w:lang w:val="ar_AE" w:bidi="ar_AE"/>
         </w:rPr>
         <w:t>يوبخ</w:t>
       </w:r>
       <w:r>
         <w:rPr>
+          <w:rtl/>
+          <w:cs/>
           <w:lang w:val="ar_AE" w:bidi="ar_AE"/>
         </w:rPr>
         <w:t xml:space="preserve">، </w:t>
       </w:r>
       <w:r>
         <w:rPr>
+          <w:rtl/>
+          <w:cs/>
           <w:lang w:val="ar_AE" w:bidi="ar_AE"/>
         </w:rPr>
         <w:t>إله زائف</w:t>
       </w:r>
       <w:r>
         <w:rPr>
+          <w:rtl/>
+          <w:cs/>
           <w:lang w:val="ar_AE" w:bidi="ar_AE"/>
         </w:rPr>
         <w:t xml:space="preserve">، </w:t>
       </w:r>
       <w:r>
         <w:rPr>
+          <w:rtl/>
+          <w:cs/>
           <w:lang w:val="ar_AE" w:bidi="ar_AE"/>
         </w:rPr>
         <w:t>متضع</w:t>
       </w:r>
       <w:r>
         <w:rPr>
+          <w:rtl/>
+          <w:cs/>
           <w:lang w:val="ar_AE" w:bidi="ar_AE"/>
         </w:rPr>
         <w:t xml:space="preserve">، </w:t>
       </w:r>
       <w:r>
         <w:rPr>
+          <w:rtl/>
+          <w:cs/>
           <w:lang w:val="ar_AE" w:bidi="ar_AE"/>
         </w:rPr>
         <w:t>إشعياء</w:t>
       </w:r>
       <w:r>
         <w:rPr>
+          <w:rtl/>
+          <w:cs/>
           <w:lang w:val="ar_AE" w:bidi="ar_AE"/>
         </w:rPr>
         <w:t xml:space="preserve">، </w:t>
       </w:r>
       <w:r>
         <w:rPr>
+          <w:rtl/>
+          <w:cs/>
           <w:lang w:val="ar_AE" w:bidi="ar_AE"/>
         </w:rPr>
         <w:t>عبادة</w:t>
       </w:r>
       <w:r>
         <w:rPr>
+          <w:rtl/>
+          <w:cs/>
           <w:lang w:val="ar_AE" w:bidi="ar_AE"/>
         </w:rPr>
         <w:t>)</w:t>
@@ -5334,6 +6478,8 @@
       </w:pPr>
       <w:r>
         <w:rPr>
+          <w:rtl/>
+          <w:cs/>
           <w:lang w:val="ar_AE" w:bidi="ar_AE"/>
         </w:rPr>
         <w:t>النصوص الكتابية:</w:t>
@@ -5348,12 +6494,16 @@
       </w:pPr>
       <w:r>
         <w:rPr>
+          <w:rtl/>
+          <w:cs/>
           <w:lang w:val="ar_AE" w:bidi="ar_AE"/>
         </w:rPr>
       </w:r>
       <w:hyperlink r:id="rId74">
         <w:r>
           <w:rPr>
+            <w:rtl/>
+            <w:cs/>
             <w:lang w:val="ar_AE" w:bidi="ar_AE"/>
           </w:rPr>
           <w:rPr>
@@ -5373,12 +6523,16 @@
       </w:pPr>
       <w:r>
         <w:rPr>
+          <w:rtl/>
+          <w:cs/>
           <w:lang w:val="ar_AE" w:bidi="ar_AE"/>
         </w:rPr>
       </w:r>
       <w:hyperlink r:id="rId75">
         <w:r>
           <w:rPr>
+            <w:rtl/>
+            <w:cs/>
             <w:lang w:val="ar_AE" w:bidi="ar_AE"/>
           </w:rPr>
           <w:rPr>
@@ -5398,12 +6552,16 @@
       </w:pPr>
       <w:r>
         <w:rPr>
+          <w:rtl/>
+          <w:cs/>
           <w:lang w:val="ar_AE" w:bidi="ar_AE"/>
         </w:rPr>
       </w:r>
       <w:hyperlink r:id="rId76">
         <w:r>
           <w:rPr>
+            <w:rtl/>
+            <w:cs/>
             <w:lang w:val="ar_AE" w:bidi="ar_AE"/>
           </w:rPr>
           <w:rPr>
@@ -5423,12 +6581,16 @@
       </w:pPr>
       <w:r>
         <w:rPr>
+          <w:rtl/>
+          <w:cs/>
           <w:lang w:val="ar_AE" w:bidi="ar_AE"/>
         </w:rPr>
       </w:r>
       <w:hyperlink r:id="rId77">
         <w:r>
           <w:rPr>
+            <w:rtl/>
+            <w:cs/>
             <w:lang w:val="ar_AE" w:bidi="ar_AE"/>
           </w:rPr>
           <w:rPr>
@@ -5448,12 +6610,16 @@
       </w:pPr>
       <w:r>
         <w:rPr>
+          <w:rtl/>
+          <w:cs/>
           <w:lang w:val="ar_AE" w:bidi="ar_AE"/>
         </w:rPr>
       </w:r>
       <w:hyperlink r:id="rId78">
         <w:r>
           <w:rPr>
+            <w:rtl/>
+            <w:cs/>
             <w:lang w:val="ar_AE" w:bidi="ar_AE"/>
           </w:rPr>
           <w:rPr>
@@ -5473,12 +6639,16 @@
       </w:pPr>
       <w:r>
         <w:rPr>
+          <w:rtl/>
+          <w:cs/>
           <w:lang w:val="ar_AE" w:bidi="ar_AE"/>
         </w:rPr>
       </w:r>
       <w:hyperlink r:id="rId79">
         <w:r>
           <w:rPr>
+            <w:rtl/>
+            <w:cs/>
             <w:lang w:val="ar_AE" w:bidi="ar_AE"/>
           </w:rPr>
           <w:rPr>
@@ -5498,12 +6668,16 @@
       </w:pPr>
       <w:r>
         <w:rPr>
+          <w:rtl/>
+          <w:cs/>
           <w:lang w:val="ar_AE" w:bidi="ar_AE"/>
         </w:rPr>
       </w:r>
       <w:hyperlink r:id="rId80">
         <w:r>
           <w:rPr>
+            <w:rtl/>
+            <w:cs/>
             <w:lang w:val="ar_AE" w:bidi="ar_AE"/>
           </w:rPr>
           <w:rPr>
@@ -5523,12 +6697,16 @@
       </w:pPr>
       <w:r>
         <w:rPr>
+          <w:rtl/>
+          <w:cs/>
           <w:lang w:val="ar_AE" w:bidi="ar_AE"/>
         </w:rPr>
       </w:r>
       <w:hyperlink r:id="rId81">
         <w:r>
           <w:rPr>
+            <w:rtl/>
+            <w:cs/>
             <w:lang w:val="ar_AE" w:bidi="ar_AE"/>
           </w:rPr>
           <w:rPr>
@@ -5548,12 +6726,16 @@
       </w:pPr>
       <w:r>
         <w:rPr>
+          <w:rtl/>
+          <w:cs/>
           <w:lang w:val="ar_AE" w:bidi="ar_AE"/>
         </w:rPr>
       </w:r>
       <w:hyperlink r:id="rId82">
         <w:r>
           <w:rPr>
+            <w:rtl/>
+            <w:cs/>
             <w:lang w:val="ar_AE" w:bidi="ar_AE"/>
           </w:rPr>
           <w:rPr>
@@ -5573,12 +6755,16 @@
       </w:pPr>
       <w:r>
         <w:rPr>
+          <w:rtl/>
+          <w:cs/>
           <w:lang w:val="ar_AE" w:bidi="ar_AE"/>
         </w:rPr>
       </w:r>
       <w:hyperlink r:id="rId83">
         <w:r>
           <w:rPr>
+            <w:rtl/>
+            <w:cs/>
             <w:lang w:val="ar_AE" w:bidi="ar_AE"/>
           </w:rPr>
           <w:rPr>
@@ -5598,12 +6784,16 @@
       </w:pPr>
       <w:r>
         <w:rPr>
+          <w:rtl/>
+          <w:cs/>
           <w:lang w:val="ar_AE" w:bidi="ar_AE"/>
         </w:rPr>
       </w:r>
       <w:hyperlink r:id="rId84">
         <w:r>
           <w:rPr>
+            <w:rtl/>
+            <w:cs/>
             <w:lang w:val="ar_AE" w:bidi="ar_AE"/>
           </w:rPr>
           <w:rPr>
@@ -5623,12 +6813,16 @@
       </w:pPr>
       <w:r>
         <w:rPr>
+          <w:rtl/>
+          <w:cs/>
           <w:lang w:val="ar_AE" w:bidi="ar_AE"/>
         </w:rPr>
       </w:r>
       <w:hyperlink r:id="rId85">
         <w:r>
           <w:rPr>
+            <w:rtl/>
+            <w:cs/>
             <w:lang w:val="ar_AE" w:bidi="ar_AE"/>
           </w:rPr>
           <w:rPr>
@@ -5648,12 +6842,16 @@
       </w:pPr>
       <w:r>
         <w:rPr>
+          <w:rtl/>
+          <w:cs/>
           <w:lang w:val="ar_AE" w:bidi="ar_AE"/>
         </w:rPr>
       </w:r>
       <w:hyperlink r:id="rId86">
         <w:r>
           <w:rPr>
+            <w:rtl/>
+            <w:cs/>
             <w:lang w:val="ar_AE" w:bidi="ar_AE"/>
           </w:rPr>
           <w:rPr>
@@ -5673,12 +6871,16 @@
       </w:pPr>
       <w:r>
         <w:rPr>
+          <w:rtl/>
+          <w:cs/>
           <w:lang w:val="ar_AE" w:bidi="ar_AE"/>
         </w:rPr>
       </w:r>
       <w:hyperlink r:id="rId87">
         <w:r>
           <w:rPr>
+            <w:rtl/>
+            <w:cs/>
             <w:lang w:val="ar_AE" w:bidi="ar_AE"/>
           </w:rPr>
           <w:rPr>
@@ -5698,12 +6900,16 @@
       </w:pPr>
       <w:r>
         <w:rPr>
+          <w:rtl/>
+          <w:cs/>
           <w:lang w:val="ar_AE" w:bidi="ar_AE"/>
         </w:rPr>
       </w:r>
       <w:hyperlink r:id="rId88">
         <w:r>
           <w:rPr>
+            <w:rtl/>
+            <w:cs/>
             <w:lang w:val="ar_AE" w:bidi="ar_AE"/>
           </w:rPr>
           <w:rPr>
@@ -5723,12 +6929,16 @@
       </w:pPr>
       <w:r>
         <w:rPr>
+          <w:rtl/>
+          <w:cs/>
           <w:lang w:val="ar_AE" w:bidi="ar_AE"/>
         </w:rPr>
       </w:r>
       <w:hyperlink r:id="rId89">
         <w:r>
           <w:rPr>
+            <w:rtl/>
+            <w:cs/>
             <w:lang w:val="ar_AE" w:bidi="ar_AE"/>
           </w:rPr>
           <w:rPr>
@@ -5748,12 +6958,16 @@
       </w:pPr>
       <w:r>
         <w:rPr>
+          <w:rtl/>
+          <w:cs/>
           <w:lang w:val="ar_AE" w:bidi="ar_AE"/>
         </w:rPr>
       </w:r>
       <w:hyperlink r:id="rId90">
         <w:r>
           <w:rPr>
+            <w:rtl/>
+            <w:cs/>
             <w:lang w:val="ar_AE" w:bidi="ar_AE"/>
           </w:rPr>
           <w:rPr>
@@ -5773,12 +6987,16 @@
       </w:pPr>
       <w:r>
         <w:rPr>
+          <w:rtl/>
+          <w:cs/>
           <w:lang w:val="ar_AE" w:bidi="ar_AE"/>
         </w:rPr>
       </w:r>
       <w:hyperlink r:id="rId91">
         <w:r>
           <w:rPr>
+            <w:rtl/>
+            <w:cs/>
             <w:lang w:val="ar_AE" w:bidi="ar_AE"/>
           </w:rPr>
           <w:rPr>
@@ -5798,12 +7016,16 @@
       </w:pPr>
       <w:r>
         <w:rPr>
+          <w:rtl/>
+          <w:cs/>
           <w:lang w:val="ar_AE" w:bidi="ar_AE"/>
         </w:rPr>
       </w:r>
       <w:hyperlink r:id="rId92">
         <w:r>
           <w:rPr>
+            <w:rtl/>
+            <w:cs/>
             <w:lang w:val="ar_AE" w:bidi="ar_AE"/>
           </w:rPr>
           <w:rPr>
@@ -5823,12 +7045,16 @@
       </w:pPr>
       <w:r>
         <w:rPr>
+          <w:rtl/>
+          <w:cs/>
           <w:lang w:val="ar_AE" w:bidi="ar_AE"/>
         </w:rPr>
       </w:r>
       <w:hyperlink r:id="rId93">
         <w:r>
           <w:rPr>
+            <w:rtl/>
+            <w:cs/>
             <w:lang w:val="ar_AE" w:bidi="ar_AE"/>
           </w:rPr>
           <w:rPr>
@@ -5848,12 +7074,16 @@
       </w:pPr>
       <w:r>
         <w:rPr>
+          <w:rtl/>
+          <w:cs/>
           <w:lang w:val="ar_AE" w:bidi="ar_AE"/>
         </w:rPr>
       </w:r>
       <w:hyperlink r:id="rId94">
         <w:r>
           <w:rPr>
+            <w:rtl/>
+            <w:cs/>
             <w:lang w:val="ar_AE" w:bidi="ar_AE"/>
           </w:rPr>
           <w:rPr>
@@ -5871,6 +7101,8 @@
       </w:pPr>
       <w:r>
         <w:rPr>
+          <w:rtl/>
+          <w:cs/>
           <w:lang w:val="ar_AE" w:bidi="ar_AE"/>
         </w:rPr>
         <w:t>بيانات الكلمة:</w:t>
@@ -5885,22 +7117,30 @@
       </w:pPr>
       <w:r>
         <w:rPr>
-          <w:lang w:val="ar_AE" w:bidi="ar_AE"/>
-        </w:rPr>
-      </w:r>
-      <w:r>
-        <w:rPr>
+          <w:rtl/>
+          <w:cs/>
+          <w:lang w:val="ar_AE" w:bidi="ar_AE"/>
+        </w:rPr>
+      </w:r>
+      <w:r>
+        <w:rPr>
+          <w:rtl/>
+          <w:cs/>
           <w:lang w:val="ar_AE" w:bidi="ar_AE"/>
         </w:rPr>
         <w:t>سترونج: H0937، H0954، H0955، H1317، H1322، H1421، H1442، H1984، H2490، H2616، H2617، H2659، H2778، H2781، H2865، H3001، H3637، H3639، H3640، H3971، H5007، H5034، H5039، H6030، H6031، H6172، H6256، H7022، H7034، H7036، H7043، H7511، H7817، H8103، H8213، H8216، H8217، H8589، G01520، G01530، G04100، G04220، G04230، G08080، G08180، G08190، G08210، G17880، G17910، G18700، G26170، G30590، G36790، G36800، G36810، G38560، G50140، G51950، G51960، G54840</w:t>
       </w:r>
       <w:r>
         <w:rPr>
-          <w:lang w:val="ar_AE" w:bidi="ar_AE"/>
-        </w:rPr>
-      </w:r>
-      <w:r>
-        <w:rPr>
+          <w:rtl/>
+          <w:cs/>
+          <w:lang w:val="ar_AE" w:bidi="ar_AE"/>
+        </w:rPr>
+      </w:r>
+      <w:r>
+        <w:rPr>
+          <w:rtl/>
+          <w:cs/>
           <w:lang w:val="ar_AE" w:bidi="ar_AE"/>
         </w:rPr>
       </w:r>

--- a/arb/docx/028.content.docx
+++ b/arb/docx/028.content.docx
@@ -788,420 +788,330 @@
           <w:lang w:val="ar_AE" w:bidi="ar_AE"/>
         </w:rPr>
       </w:r>
-      <w:hyperlink r:id="rId13">
-        <w:r>
-          <w:rPr>
-            <w:rtl/>
-            <w:cs/>
-            <w:lang w:val="ar_AE" w:bidi="ar_AE"/>
-          </w:rPr>
-          <w:rPr>
-            <w:color w:val="0000EE"/>
-            <w:u w:val="single"/>
-          </w:rPr>
-          <w:t>تكوين 9 :12</w:t>
-        </w:r>
-      </w:hyperlink>
-    </w:p>
-    <w:p>
-      <w:pPr>
-        <w:pStyle w:val="ListBullet"/>
-        <w:bidi/>
-        <w:spacing w:line="240" w:lineRule="auto"/>
-        <w:ind w:left="720"/>
-      </w:pPr>
-      <w:r>
-        <w:rPr>
-          <w:rtl/>
-          <w:cs/>
-          <w:lang w:val="ar_AE" w:bidi="ar_AE"/>
-        </w:rPr>
-      </w:r>
-      <w:hyperlink r:id="rId14">
-        <w:r>
-          <w:rPr>
-            <w:rtl/>
-            <w:cs/>
-            <w:lang w:val="ar_AE" w:bidi="ar_AE"/>
-          </w:rPr>
-          <w:rPr>
-            <w:color w:val="0000EE"/>
-            <w:u w:val="single"/>
-          </w:rPr>
-          <w:t>تكوين 17 :7</w:t>
-        </w:r>
-      </w:hyperlink>
-    </w:p>
-    <w:p>
-      <w:pPr>
-        <w:pStyle w:val="ListBullet"/>
-        <w:bidi/>
-        <w:spacing w:line="240" w:lineRule="auto"/>
-        <w:ind w:left="720"/>
-      </w:pPr>
-      <w:r>
-        <w:rPr>
-          <w:rtl/>
-          <w:cs/>
-          <w:lang w:val="ar_AE" w:bidi="ar_AE"/>
-        </w:rPr>
-      </w:r>
-      <w:hyperlink r:id="rId15">
-        <w:r>
-          <w:rPr>
-            <w:rtl/>
-            <w:cs/>
-            <w:lang w:val="ar_AE" w:bidi="ar_AE"/>
-          </w:rPr>
-          <w:rPr>
-            <w:color w:val="0000EE"/>
-            <w:u w:val="single"/>
-          </w:rPr>
-          <w:t>تكوين 31 :44</w:t>
-        </w:r>
-      </w:hyperlink>
-    </w:p>
-    <w:p>
-      <w:pPr>
-        <w:bidi/>
-      </w:pPr>
-      <w:r>
-        <w:rPr>
-          <w:rtl/>
-          <w:cs/>
-          <w:lang w:val="ar_AE" w:bidi="ar_AE"/>
-        </w:rPr>
-      </w:r>
-      <w:hyperlink r:id="rId16">
-        <w:r>
-          <w:rPr>
-            <w:rtl/>
-            <w:cs/>
-            <w:lang w:val="ar_AE" w:bidi="ar_AE"/>
-          </w:rPr>
-          <w:rPr>
-            <w:color w:val="0000EE"/>
-            <w:u w:val="single"/>
-          </w:rPr>
-          <w:t>خروج 34: 10–11</w:t>
-        </w:r>
-      </w:hyperlink>
-    </w:p>
-    <w:p>
-      <w:pPr>
-        <w:pStyle w:val="ListBullet"/>
-        <w:bidi/>
-        <w:spacing w:line="240" w:lineRule="auto"/>
-        <w:ind w:left="720"/>
-      </w:pPr>
-      <w:r>
-        <w:rPr>
-          <w:rtl/>
-          <w:cs/>
-          <w:lang w:val="ar_AE" w:bidi="ar_AE"/>
-        </w:rPr>
-      </w:r>
-      <w:hyperlink r:id="rId17">
-        <w:r>
-          <w:rPr>
-            <w:rtl/>
-            <w:cs/>
-            <w:lang w:val="ar_AE" w:bidi="ar_AE"/>
-          </w:rPr>
-          <w:rPr>
-            <w:color w:val="0000EE"/>
-            <w:u w:val="single"/>
-          </w:rPr>
-          <w:t>يشوع 24: 24–26</w:t>
-        </w:r>
-      </w:hyperlink>
-    </w:p>
-    <w:p>
-      <w:pPr>
-        <w:pStyle w:val="ListBullet"/>
-        <w:bidi/>
-        <w:spacing w:line="240" w:lineRule="auto"/>
-        <w:ind w:left="720"/>
-      </w:pPr>
-      <w:r>
-        <w:rPr>
-          <w:rtl/>
-          <w:cs/>
-          <w:lang w:val="ar_AE" w:bidi="ar_AE"/>
-        </w:rPr>
-      </w:r>
-      <w:hyperlink r:id="rId18">
-        <w:r>
-          <w:rPr>
-            <w:rtl/>
-            <w:cs/>
-            <w:lang w:val="ar_AE" w:bidi="ar_AE"/>
-          </w:rPr>
-          <w:rPr>
-            <w:color w:val="0000EE"/>
-            <w:u w:val="single"/>
-          </w:rPr>
-          <w:t>صموئيل الثاني 23 :5</w:t>
-        </w:r>
-      </w:hyperlink>
-    </w:p>
-    <w:p>
-      <w:pPr>
-        <w:pStyle w:val="ListBullet"/>
-        <w:bidi/>
-        <w:spacing w:line="240" w:lineRule="auto"/>
-        <w:ind w:left="720"/>
-      </w:pPr>
-      <w:r>
-        <w:rPr>
-          <w:rtl/>
-          <w:cs/>
-          <w:lang w:val="ar_AE" w:bidi="ar_AE"/>
-        </w:rPr>
-      </w:r>
-      <w:hyperlink r:id="rId19">
-        <w:r>
-          <w:rPr>
-            <w:rtl/>
-            <w:cs/>
-            <w:lang w:val="ar_AE" w:bidi="ar_AE"/>
-          </w:rPr>
-          <w:rPr>
-            <w:color w:val="0000EE"/>
-            <w:u w:val="single"/>
-          </w:rPr>
-          <w:t>الملوك الثاني 18: 11–12</w:t>
-        </w:r>
-      </w:hyperlink>
-    </w:p>
-    <w:p>
-      <w:pPr>
-        <w:pStyle w:val="ListBullet"/>
-        <w:bidi/>
-        <w:spacing w:line="240" w:lineRule="auto"/>
-        <w:ind w:left="720"/>
-      </w:pPr>
-      <w:r>
-        <w:rPr>
-          <w:rtl/>
-          <w:cs/>
-          <w:lang w:val="ar_AE" w:bidi="ar_AE"/>
-        </w:rPr>
-      </w:r>
-      <w:hyperlink r:id="rId20">
-        <w:r>
-          <w:rPr>
-            <w:rtl/>
-            <w:cs/>
-            <w:lang w:val="ar_AE" w:bidi="ar_AE"/>
-          </w:rPr>
-          <w:rPr>
-            <w:color w:val="0000EE"/>
-            <w:u w:val="single"/>
-          </w:rPr>
-          <w:t>مرقس 14 :24</w:t>
-        </w:r>
-      </w:hyperlink>
-    </w:p>
-    <w:p>
-      <w:pPr>
-        <w:pStyle w:val="ListBullet"/>
-        <w:bidi/>
-        <w:spacing w:line="240" w:lineRule="auto"/>
-        <w:ind w:left="720"/>
-      </w:pPr>
-      <w:r>
-        <w:rPr>
-          <w:rtl/>
-          <w:cs/>
-          <w:lang w:val="ar_AE" w:bidi="ar_AE"/>
-        </w:rPr>
-      </w:r>
-      <w:hyperlink r:id="rId21">
-        <w:r>
-          <w:rPr>
-            <w:rtl/>
-            <w:cs/>
-            <w:lang w:val="ar_AE" w:bidi="ar_AE"/>
-          </w:rPr>
-          <w:rPr>
-            <w:color w:val="0000EE"/>
-            <w:u w:val="single"/>
-          </w:rPr>
-          <w:t>لوقا 1 :73</w:t>
-        </w:r>
-      </w:hyperlink>
-    </w:p>
-    <w:p>
-      <w:pPr>
-        <w:bidi/>
-      </w:pPr>
-      <w:r>
-        <w:rPr>
-          <w:rtl/>
-          <w:cs/>
-          <w:lang w:val="ar_AE" w:bidi="ar_AE"/>
-        </w:rPr>
-      </w:r>
-      <w:hyperlink r:id="rId22">
-        <w:r>
-          <w:rPr>
-            <w:rtl/>
-            <w:cs/>
-            <w:lang w:val="ar_AE" w:bidi="ar_AE"/>
-          </w:rPr>
-          <w:rPr>
-            <w:color w:val="0000EE"/>
-            <w:u w:val="single"/>
-          </w:rPr>
-          <w:t>لوقا 22 :20</w:t>
-        </w:r>
-      </w:hyperlink>
-    </w:p>
-    <w:p>
-      <w:pPr>
-        <w:pStyle w:val="ListBullet"/>
-        <w:bidi/>
-        <w:spacing w:line="240" w:lineRule="auto"/>
-        <w:ind w:left="720"/>
-      </w:pPr>
-      <w:r>
-        <w:rPr>
-          <w:rtl/>
-          <w:cs/>
-          <w:lang w:val="ar_AE" w:bidi="ar_AE"/>
-        </w:rPr>
-      </w:r>
-      <w:hyperlink r:id="rId23">
-        <w:r>
-          <w:rPr>
-            <w:rtl/>
-            <w:cs/>
-            <w:lang w:val="ar_AE" w:bidi="ar_AE"/>
-          </w:rPr>
-          <w:rPr>
-            <w:color w:val="0000EE"/>
-            <w:u w:val="single"/>
-          </w:rPr>
-          <w:t>أعمال الرسل 7 :8</w:t>
-        </w:r>
-      </w:hyperlink>
-    </w:p>
-    <w:p>
-      <w:pPr>
-        <w:pStyle w:val="ListBullet"/>
-        <w:bidi/>
-        <w:spacing w:line="240" w:lineRule="auto"/>
-        <w:ind w:left="720"/>
-      </w:pPr>
-      <w:r>
-        <w:rPr>
-          <w:rtl/>
-          <w:cs/>
-          <w:lang w:val="ar_AE" w:bidi="ar_AE"/>
-        </w:rPr>
-      </w:r>
-      <w:hyperlink r:id="rId24">
-        <w:r>
-          <w:rPr>
-            <w:rtl/>
-            <w:cs/>
-            <w:lang w:val="ar_AE" w:bidi="ar_AE"/>
-          </w:rPr>
-          <w:rPr>
-            <w:color w:val="0000EE"/>
-            <w:u w:val="single"/>
-          </w:rPr>
-          <w:t>1كورنثوس 11: 25–26</w:t>
-        </w:r>
-      </w:hyperlink>
-    </w:p>
-    <w:p>
-      <w:pPr>
-        <w:pStyle w:val="ListBullet"/>
-        <w:bidi/>
-        <w:spacing w:line="240" w:lineRule="auto"/>
-        <w:ind w:left="720"/>
-      </w:pPr>
-      <w:r>
-        <w:rPr>
-          <w:rtl/>
-          <w:cs/>
-          <w:lang w:val="ar_AE" w:bidi="ar_AE"/>
-        </w:rPr>
-      </w:r>
-      <w:hyperlink r:id="rId25">
-        <w:r>
-          <w:rPr>
-            <w:rtl/>
-            <w:cs/>
-            <w:lang w:val="ar_AE" w:bidi="ar_AE"/>
-          </w:rPr>
-          <w:rPr>
-            <w:color w:val="0000EE"/>
-            <w:u w:val="single"/>
-          </w:rPr>
-          <w:t>2كورنثوس 3 :6</w:t>
-        </w:r>
-      </w:hyperlink>
-    </w:p>
-    <w:p>
-      <w:pPr>
-        <w:pStyle w:val="ListBullet"/>
-        <w:bidi/>
-        <w:spacing w:line="240" w:lineRule="auto"/>
-        <w:ind w:left="720"/>
-      </w:pPr>
-      <w:r>
-        <w:rPr>
-          <w:rtl/>
-          <w:cs/>
-          <w:lang w:val="ar_AE" w:bidi="ar_AE"/>
-        </w:rPr>
-      </w:r>
-      <w:hyperlink r:id="rId26">
-        <w:r>
-          <w:rPr>
-            <w:rtl/>
-            <w:cs/>
-            <w:lang w:val="ar_AE" w:bidi="ar_AE"/>
-          </w:rPr>
-          <w:rPr>
-            <w:color w:val="0000EE"/>
-            <w:u w:val="single"/>
-          </w:rPr>
-          <w:t>غلاطية 3 :17–18</w:t>
-        </w:r>
-      </w:hyperlink>
-    </w:p>
-    <w:p>
-      <w:pPr>
-        <w:pStyle w:val="ListBullet"/>
-        <w:bidi/>
-        <w:spacing w:line="240" w:lineRule="auto"/>
-        <w:ind w:left="720"/>
-      </w:pPr>
-      <w:r>
-        <w:rPr>
-          <w:rtl/>
-          <w:cs/>
-          <w:lang w:val="ar_AE" w:bidi="ar_AE"/>
-        </w:rPr>
-      </w:r>
-      <w:hyperlink r:id="rId27">
-        <w:r>
-          <w:rPr>
-            <w:rtl/>
-            <w:cs/>
-            <w:lang w:val="ar_AE" w:bidi="ar_AE"/>
-          </w:rPr>
-          <w:rPr>
-            <w:color w:val="0000EE"/>
-            <w:u w:val="single"/>
-          </w:rPr>
-          <w:t>عبرانيين 12 :24</w:t>
-        </w:r>
-      </w:hyperlink>
+      <w:r>
+        <w:rPr>
+          <w:rtl/>
+          <w:cs/>
+          <w:lang w:val="ar_AE" w:bidi="ar_AE"/>
+        </w:rPr>
+        <w:t>تكوين 9 :12</w:t>
+      </w:r>
+    </w:p>
+    <w:p>
+      <w:pPr>
+        <w:pStyle w:val="ListBullet"/>
+        <w:bidi/>
+        <w:spacing w:line="240" w:lineRule="auto"/>
+        <w:ind w:left="720"/>
+      </w:pPr>
+      <w:r>
+        <w:rPr>
+          <w:rtl/>
+          <w:cs/>
+          <w:lang w:val="ar_AE" w:bidi="ar_AE"/>
+        </w:rPr>
+      </w:r>
+      <w:r>
+        <w:rPr>
+          <w:rtl/>
+          <w:cs/>
+          <w:lang w:val="ar_AE" w:bidi="ar_AE"/>
+        </w:rPr>
+        <w:t>تكوين 17 :7</w:t>
+      </w:r>
+    </w:p>
+    <w:p>
+      <w:pPr>
+        <w:pStyle w:val="ListBullet"/>
+        <w:bidi/>
+        <w:spacing w:line="240" w:lineRule="auto"/>
+        <w:ind w:left="720"/>
+      </w:pPr>
+      <w:r>
+        <w:rPr>
+          <w:rtl/>
+          <w:cs/>
+          <w:lang w:val="ar_AE" w:bidi="ar_AE"/>
+        </w:rPr>
+      </w:r>
+      <w:r>
+        <w:rPr>
+          <w:rtl/>
+          <w:cs/>
+          <w:lang w:val="ar_AE" w:bidi="ar_AE"/>
+        </w:rPr>
+        <w:t>تكوين 31 :44</w:t>
+      </w:r>
+    </w:p>
+    <w:p>
+      <w:pPr>
+        <w:bidi/>
+      </w:pPr>
+      <w:r>
+        <w:rPr>
+          <w:rtl/>
+          <w:cs/>
+          <w:lang w:val="ar_AE" w:bidi="ar_AE"/>
+        </w:rPr>
+      </w:r>
+      <w:r>
+        <w:rPr>
+          <w:rtl/>
+          <w:cs/>
+          <w:lang w:val="ar_AE" w:bidi="ar_AE"/>
+        </w:rPr>
+        <w:t>خروج 34: 10–11</w:t>
+      </w:r>
+    </w:p>
+    <w:p>
+      <w:pPr>
+        <w:pStyle w:val="ListBullet"/>
+        <w:bidi/>
+        <w:spacing w:line="240" w:lineRule="auto"/>
+        <w:ind w:left="720"/>
+      </w:pPr>
+      <w:r>
+        <w:rPr>
+          <w:rtl/>
+          <w:cs/>
+          <w:lang w:val="ar_AE" w:bidi="ar_AE"/>
+        </w:rPr>
+      </w:r>
+      <w:r>
+        <w:rPr>
+          <w:rtl/>
+          <w:cs/>
+          <w:lang w:val="ar_AE" w:bidi="ar_AE"/>
+        </w:rPr>
+        <w:t>يشوع 24: 24–26</w:t>
+      </w:r>
+    </w:p>
+    <w:p>
+      <w:pPr>
+        <w:pStyle w:val="ListBullet"/>
+        <w:bidi/>
+        <w:spacing w:line="240" w:lineRule="auto"/>
+        <w:ind w:left="720"/>
+      </w:pPr>
+      <w:r>
+        <w:rPr>
+          <w:rtl/>
+          <w:cs/>
+          <w:lang w:val="ar_AE" w:bidi="ar_AE"/>
+        </w:rPr>
+      </w:r>
+      <w:r>
+        <w:rPr>
+          <w:rtl/>
+          <w:cs/>
+          <w:lang w:val="ar_AE" w:bidi="ar_AE"/>
+        </w:rPr>
+        <w:t>صموئيل الثاني 23 :5</w:t>
+      </w:r>
+    </w:p>
+    <w:p>
+      <w:pPr>
+        <w:pStyle w:val="ListBullet"/>
+        <w:bidi/>
+        <w:spacing w:line="240" w:lineRule="auto"/>
+        <w:ind w:left="720"/>
+      </w:pPr>
+      <w:r>
+        <w:rPr>
+          <w:rtl/>
+          <w:cs/>
+          <w:lang w:val="ar_AE" w:bidi="ar_AE"/>
+        </w:rPr>
+      </w:r>
+      <w:r>
+        <w:rPr>
+          <w:rtl/>
+          <w:cs/>
+          <w:lang w:val="ar_AE" w:bidi="ar_AE"/>
+        </w:rPr>
+        <w:t>الملوك الثاني 18: 11–12</w:t>
+      </w:r>
+    </w:p>
+    <w:p>
+      <w:pPr>
+        <w:pStyle w:val="ListBullet"/>
+        <w:bidi/>
+        <w:spacing w:line="240" w:lineRule="auto"/>
+        <w:ind w:left="720"/>
+      </w:pPr>
+      <w:r>
+        <w:rPr>
+          <w:rtl/>
+          <w:cs/>
+          <w:lang w:val="ar_AE" w:bidi="ar_AE"/>
+        </w:rPr>
+      </w:r>
+      <w:r>
+        <w:rPr>
+          <w:rtl/>
+          <w:cs/>
+          <w:lang w:val="ar_AE" w:bidi="ar_AE"/>
+        </w:rPr>
+        <w:t>مرقس 14 :24</w:t>
+      </w:r>
+    </w:p>
+    <w:p>
+      <w:pPr>
+        <w:pStyle w:val="ListBullet"/>
+        <w:bidi/>
+        <w:spacing w:line="240" w:lineRule="auto"/>
+        <w:ind w:left="720"/>
+      </w:pPr>
+      <w:r>
+        <w:rPr>
+          <w:rtl/>
+          <w:cs/>
+          <w:lang w:val="ar_AE" w:bidi="ar_AE"/>
+        </w:rPr>
+      </w:r>
+      <w:r>
+        <w:rPr>
+          <w:rtl/>
+          <w:cs/>
+          <w:lang w:val="ar_AE" w:bidi="ar_AE"/>
+        </w:rPr>
+        <w:t>لوقا 1 :73</w:t>
+      </w:r>
+    </w:p>
+    <w:p>
+      <w:pPr>
+        <w:bidi/>
+      </w:pPr>
+      <w:r>
+        <w:rPr>
+          <w:rtl/>
+          <w:cs/>
+          <w:lang w:val="ar_AE" w:bidi="ar_AE"/>
+        </w:rPr>
+      </w:r>
+      <w:r>
+        <w:rPr>
+          <w:rtl/>
+          <w:cs/>
+          <w:lang w:val="ar_AE" w:bidi="ar_AE"/>
+        </w:rPr>
+        <w:t>لوقا 22 :20</w:t>
+      </w:r>
+    </w:p>
+    <w:p>
+      <w:pPr>
+        <w:pStyle w:val="ListBullet"/>
+        <w:bidi/>
+        <w:spacing w:line="240" w:lineRule="auto"/>
+        <w:ind w:left="720"/>
+      </w:pPr>
+      <w:r>
+        <w:rPr>
+          <w:rtl/>
+          <w:cs/>
+          <w:lang w:val="ar_AE" w:bidi="ar_AE"/>
+        </w:rPr>
+      </w:r>
+      <w:r>
+        <w:rPr>
+          <w:rtl/>
+          <w:cs/>
+          <w:lang w:val="ar_AE" w:bidi="ar_AE"/>
+        </w:rPr>
+        <w:t>أعمال الرسل 7 :8</w:t>
+      </w:r>
+    </w:p>
+    <w:p>
+      <w:pPr>
+        <w:pStyle w:val="ListBullet"/>
+        <w:bidi/>
+        <w:spacing w:line="240" w:lineRule="auto"/>
+        <w:ind w:left="720"/>
+      </w:pPr>
+      <w:r>
+        <w:rPr>
+          <w:rtl/>
+          <w:cs/>
+          <w:lang w:val="ar_AE" w:bidi="ar_AE"/>
+        </w:rPr>
+      </w:r>
+      <w:r>
+        <w:rPr>
+          <w:rtl/>
+          <w:cs/>
+          <w:lang w:val="ar_AE" w:bidi="ar_AE"/>
+        </w:rPr>
+        <w:t>1كورنثوس 11: 25–26</w:t>
+      </w:r>
+    </w:p>
+    <w:p>
+      <w:pPr>
+        <w:pStyle w:val="ListBullet"/>
+        <w:bidi/>
+        <w:spacing w:line="240" w:lineRule="auto"/>
+        <w:ind w:left="720"/>
+      </w:pPr>
+      <w:r>
+        <w:rPr>
+          <w:rtl/>
+          <w:cs/>
+          <w:lang w:val="ar_AE" w:bidi="ar_AE"/>
+        </w:rPr>
+      </w:r>
+      <w:r>
+        <w:rPr>
+          <w:rtl/>
+          <w:cs/>
+          <w:lang w:val="ar_AE" w:bidi="ar_AE"/>
+        </w:rPr>
+        <w:t>2كورنثوس 3 :6</w:t>
+      </w:r>
+    </w:p>
+    <w:p>
+      <w:pPr>
+        <w:pStyle w:val="ListBullet"/>
+        <w:bidi/>
+        <w:spacing w:line="240" w:lineRule="auto"/>
+        <w:ind w:left="720"/>
+      </w:pPr>
+      <w:r>
+        <w:rPr>
+          <w:rtl/>
+          <w:cs/>
+          <w:lang w:val="ar_AE" w:bidi="ar_AE"/>
+        </w:rPr>
+      </w:r>
+      <w:r>
+        <w:rPr>
+          <w:rtl/>
+          <w:cs/>
+          <w:lang w:val="ar_AE" w:bidi="ar_AE"/>
+        </w:rPr>
+        <w:t>غلاطية 3 :17–18</w:t>
+      </w:r>
+    </w:p>
+    <w:p>
+      <w:pPr>
+        <w:pStyle w:val="ListBullet"/>
+        <w:bidi/>
+        <w:spacing w:line="240" w:lineRule="auto"/>
+        <w:ind w:left="720"/>
+      </w:pPr>
+      <w:r>
+        <w:rPr>
+          <w:rtl/>
+          <w:cs/>
+          <w:lang w:val="ar_AE" w:bidi="ar_AE"/>
+        </w:rPr>
+      </w:r>
+      <w:r>
+        <w:rPr>
+          <w:rtl/>
+          <w:cs/>
+          <w:lang w:val="ar_AE" w:bidi="ar_AE"/>
+        </w:rPr>
+        <w:t>عبرانيين 12 :24</w:t>
+      </w:r>
     </w:p>
     <w:p>
       <w:pPr>
@@ -2315,281 +2225,221 @@
           <w:lang w:val="ar_AE" w:bidi="ar_AE"/>
         </w:rPr>
       </w:r>
-      <w:hyperlink r:id="rId28">
-        <w:r>
-          <w:rPr>
-            <w:rtl/>
-            <w:cs/>
-            <w:lang w:val="ar_AE" w:bidi="ar_AE"/>
-          </w:rPr>
-          <w:rPr>
-            <w:color w:val="0000EE"/>
-            <w:u w:val="single"/>
-          </w:rPr>
-          <w:t>أعمال الرسل 5 :27</w:t>
-        </w:r>
-      </w:hyperlink>
-    </w:p>
-    <w:p>
-      <w:pPr>
-        <w:pStyle w:val="ListBullet"/>
-        <w:bidi/>
-        <w:spacing w:line="240" w:lineRule="auto"/>
-        <w:ind w:left="720"/>
-      </w:pPr>
-      <w:r>
-        <w:rPr>
-          <w:rtl/>
-          <w:cs/>
-          <w:lang w:val="ar_AE" w:bidi="ar_AE"/>
-        </w:rPr>
-      </w:r>
-      <w:hyperlink r:id="rId29">
-        <w:r>
-          <w:rPr>
-            <w:rtl/>
-            <w:cs/>
-            <w:lang w:val="ar_AE" w:bidi="ar_AE"/>
-          </w:rPr>
-          <w:rPr>
-            <w:color w:val="0000EE"/>
-            <w:u w:val="single"/>
-          </w:rPr>
-          <w:t>أعمال الرسل 7 :1</w:t>
-        </w:r>
-      </w:hyperlink>
-    </w:p>
-    <w:p>
-      <w:pPr>
-        <w:pStyle w:val="ListBullet"/>
-        <w:bidi/>
-        <w:spacing w:line="240" w:lineRule="auto"/>
-        <w:ind w:left="720"/>
-      </w:pPr>
-      <w:r>
-        <w:rPr>
-          <w:rtl/>
-          <w:cs/>
-          <w:lang w:val="ar_AE" w:bidi="ar_AE"/>
-        </w:rPr>
-      </w:r>
-      <w:hyperlink r:id="rId30">
-        <w:r>
-          <w:rPr>
-            <w:rtl/>
-            <w:cs/>
-            <w:lang w:val="ar_AE" w:bidi="ar_AE"/>
-          </w:rPr>
-          <w:rPr>
-            <w:color w:val="0000EE"/>
-            <w:u w:val="single"/>
-          </w:rPr>
-          <w:t>أعمال الرسل 9 :1</w:t>
-        </w:r>
-      </w:hyperlink>
-    </w:p>
-    <w:p>
-      <w:pPr>
-        <w:pStyle w:val="ListBullet"/>
-        <w:bidi/>
-        <w:spacing w:line="240" w:lineRule="auto"/>
-        <w:ind w:left="720"/>
-      </w:pPr>
-      <w:r>
-        <w:rPr>
-          <w:rtl/>
-          <w:cs/>
-          <w:lang w:val="ar_AE" w:bidi="ar_AE"/>
-        </w:rPr>
-      </w:r>
-      <w:hyperlink r:id="rId31">
-        <w:r>
-          <w:rPr>
-            <w:rtl/>
-            <w:cs/>
-            <w:lang w:val="ar_AE" w:bidi="ar_AE"/>
-          </w:rPr>
-          <w:rPr>
-            <w:color w:val="0000EE"/>
-            <w:u w:val="single"/>
-          </w:rPr>
-          <w:t>خروج 30: 10</w:t>
-        </w:r>
-      </w:hyperlink>
-    </w:p>
-    <w:p>
-      <w:pPr>
-        <w:pStyle w:val="ListBullet"/>
-        <w:bidi/>
-        <w:spacing w:line="240" w:lineRule="auto"/>
-        <w:ind w:left="720"/>
-      </w:pPr>
-      <w:r>
-        <w:rPr>
-          <w:rtl/>
-          <w:cs/>
-          <w:lang w:val="ar_AE" w:bidi="ar_AE"/>
-        </w:rPr>
-      </w:r>
-      <w:hyperlink r:id="rId32">
-        <w:r>
-          <w:rPr>
-            <w:rtl/>
-            <w:cs/>
-            <w:lang w:val="ar_AE" w:bidi="ar_AE"/>
-          </w:rPr>
-          <w:rPr>
-            <w:color w:val="0000EE"/>
-            <w:u w:val="single"/>
-          </w:rPr>
-          <w:t>عبرانيين 6 :19–20</w:t>
-        </w:r>
-      </w:hyperlink>
-    </w:p>
-    <w:p>
-      <w:pPr>
-        <w:pStyle w:val="ListBullet"/>
-        <w:bidi/>
-        <w:spacing w:line="240" w:lineRule="auto"/>
-        <w:ind w:left="720"/>
-      </w:pPr>
-      <w:r>
-        <w:rPr>
-          <w:rtl/>
-          <w:cs/>
-          <w:lang w:val="ar_AE" w:bidi="ar_AE"/>
-        </w:rPr>
-      </w:r>
-      <w:hyperlink r:id="rId33">
-        <w:r>
-          <w:rPr>
-            <w:rtl/>
-            <w:cs/>
-            <w:lang w:val="ar_AE" w:bidi="ar_AE"/>
-          </w:rPr>
-          <w:rPr>
-            <w:color w:val="0000EE"/>
-            <w:u w:val="single"/>
-          </w:rPr>
-          <w:t>لاويين 16 :32</w:t>
-        </w:r>
-      </w:hyperlink>
-    </w:p>
-    <w:p>
-      <w:pPr>
-        <w:pStyle w:val="ListBullet"/>
-        <w:bidi/>
-        <w:spacing w:line="240" w:lineRule="auto"/>
-        <w:ind w:left="720"/>
-      </w:pPr>
-      <w:r>
-        <w:rPr>
-          <w:rtl/>
-          <w:cs/>
-          <w:lang w:val="ar_AE" w:bidi="ar_AE"/>
-        </w:rPr>
-      </w:r>
-      <w:hyperlink r:id="rId34">
-        <w:r>
-          <w:rPr>
-            <w:rtl/>
-            <w:cs/>
-            <w:lang w:val="ar_AE" w:bidi="ar_AE"/>
-          </w:rPr>
-          <w:rPr>
-            <w:color w:val="0000EE"/>
-            <w:u w:val="single"/>
-          </w:rPr>
-          <w:t>لوقا 3 :2</w:t>
-        </w:r>
-      </w:hyperlink>
-    </w:p>
-    <w:p>
-      <w:pPr>
-        <w:pStyle w:val="ListBullet"/>
-        <w:bidi/>
-        <w:spacing w:line="240" w:lineRule="auto"/>
-        <w:ind w:left="720"/>
-      </w:pPr>
-      <w:r>
-        <w:rPr>
-          <w:rtl/>
-          <w:cs/>
-          <w:lang w:val="ar_AE" w:bidi="ar_AE"/>
-        </w:rPr>
-      </w:r>
-      <w:hyperlink r:id="rId35">
-        <w:r>
-          <w:rPr>
-            <w:rtl/>
-            <w:cs/>
-            <w:lang w:val="ar_AE" w:bidi="ar_AE"/>
-          </w:rPr>
-          <w:rPr>
-            <w:color w:val="0000EE"/>
-            <w:u w:val="single"/>
-          </w:rPr>
-          <w:t>مرقس ٢: ٢٥–٢٦</w:t>
-        </w:r>
-      </w:hyperlink>
-    </w:p>
-    <w:p>
-      <w:pPr>
-        <w:pStyle w:val="ListBullet"/>
-        <w:bidi/>
-        <w:spacing w:line="240" w:lineRule="auto"/>
-        <w:ind w:left="720"/>
-      </w:pPr>
-      <w:r>
-        <w:rPr>
-          <w:rtl/>
-          <w:cs/>
-          <w:lang w:val="ar_AE" w:bidi="ar_AE"/>
-        </w:rPr>
-      </w:r>
-      <w:hyperlink r:id="rId36">
-        <w:r>
-          <w:rPr>
-            <w:rtl/>
-            <w:cs/>
-            <w:lang w:val="ar_AE" w:bidi="ar_AE"/>
-          </w:rPr>
-          <w:rPr>
-            <w:color w:val="0000EE"/>
-            <w:u w:val="single"/>
-          </w:rPr>
-          <w:t>متى 26 :3–5</w:t>
-        </w:r>
-      </w:hyperlink>
-    </w:p>
-    <w:p>
-      <w:pPr>
-        <w:pStyle w:val="ListBullet"/>
-        <w:bidi/>
-        <w:spacing w:line="240" w:lineRule="auto"/>
-        <w:ind w:left="720"/>
-      </w:pPr>
-      <w:r>
-        <w:rPr>
-          <w:rtl/>
-          <w:cs/>
-          <w:lang w:val="ar_AE" w:bidi="ar_AE"/>
-        </w:rPr>
-      </w:r>
-      <w:hyperlink r:id="rId37">
-        <w:r>
-          <w:rPr>
-            <w:rtl/>
-            <w:cs/>
-            <w:lang w:val="ar_AE" w:bidi="ar_AE"/>
-          </w:rPr>
-          <w:rPr>
-            <w:color w:val="0000EE"/>
-            <w:u w:val="single"/>
-          </w:rPr>
-          <w:t>متى 26 :51–54</w:t>
-        </w:r>
-      </w:hyperlink>
+      <w:r>
+        <w:rPr>
+          <w:rtl/>
+          <w:cs/>
+          <w:lang w:val="ar_AE" w:bidi="ar_AE"/>
+        </w:rPr>
+        <w:t>أعمال الرسل 5 :27</w:t>
+      </w:r>
+    </w:p>
+    <w:p>
+      <w:pPr>
+        <w:pStyle w:val="ListBullet"/>
+        <w:bidi/>
+        <w:spacing w:line="240" w:lineRule="auto"/>
+        <w:ind w:left="720"/>
+      </w:pPr>
+      <w:r>
+        <w:rPr>
+          <w:rtl/>
+          <w:cs/>
+          <w:lang w:val="ar_AE" w:bidi="ar_AE"/>
+        </w:rPr>
+      </w:r>
+      <w:r>
+        <w:rPr>
+          <w:rtl/>
+          <w:cs/>
+          <w:lang w:val="ar_AE" w:bidi="ar_AE"/>
+        </w:rPr>
+        <w:t>أعمال الرسل 7 :1</w:t>
+      </w:r>
+    </w:p>
+    <w:p>
+      <w:pPr>
+        <w:pStyle w:val="ListBullet"/>
+        <w:bidi/>
+        <w:spacing w:line="240" w:lineRule="auto"/>
+        <w:ind w:left="720"/>
+      </w:pPr>
+      <w:r>
+        <w:rPr>
+          <w:rtl/>
+          <w:cs/>
+          <w:lang w:val="ar_AE" w:bidi="ar_AE"/>
+        </w:rPr>
+      </w:r>
+      <w:r>
+        <w:rPr>
+          <w:rtl/>
+          <w:cs/>
+          <w:lang w:val="ar_AE" w:bidi="ar_AE"/>
+        </w:rPr>
+        <w:t>أعمال الرسل 9 :1</w:t>
+      </w:r>
+    </w:p>
+    <w:p>
+      <w:pPr>
+        <w:pStyle w:val="ListBullet"/>
+        <w:bidi/>
+        <w:spacing w:line="240" w:lineRule="auto"/>
+        <w:ind w:left="720"/>
+      </w:pPr>
+      <w:r>
+        <w:rPr>
+          <w:rtl/>
+          <w:cs/>
+          <w:lang w:val="ar_AE" w:bidi="ar_AE"/>
+        </w:rPr>
+      </w:r>
+      <w:r>
+        <w:rPr>
+          <w:rtl/>
+          <w:cs/>
+          <w:lang w:val="ar_AE" w:bidi="ar_AE"/>
+        </w:rPr>
+        <w:t>خروج 30: 10</w:t>
+      </w:r>
+    </w:p>
+    <w:p>
+      <w:pPr>
+        <w:pStyle w:val="ListBullet"/>
+        <w:bidi/>
+        <w:spacing w:line="240" w:lineRule="auto"/>
+        <w:ind w:left="720"/>
+      </w:pPr>
+      <w:r>
+        <w:rPr>
+          <w:rtl/>
+          <w:cs/>
+          <w:lang w:val="ar_AE" w:bidi="ar_AE"/>
+        </w:rPr>
+      </w:r>
+      <w:r>
+        <w:rPr>
+          <w:rtl/>
+          <w:cs/>
+          <w:lang w:val="ar_AE" w:bidi="ar_AE"/>
+        </w:rPr>
+        <w:t>عبرانيين 6 :19–20</w:t>
+      </w:r>
+    </w:p>
+    <w:p>
+      <w:pPr>
+        <w:pStyle w:val="ListBullet"/>
+        <w:bidi/>
+        <w:spacing w:line="240" w:lineRule="auto"/>
+        <w:ind w:left="720"/>
+      </w:pPr>
+      <w:r>
+        <w:rPr>
+          <w:rtl/>
+          <w:cs/>
+          <w:lang w:val="ar_AE" w:bidi="ar_AE"/>
+        </w:rPr>
+      </w:r>
+      <w:r>
+        <w:rPr>
+          <w:rtl/>
+          <w:cs/>
+          <w:lang w:val="ar_AE" w:bidi="ar_AE"/>
+        </w:rPr>
+        <w:t>لاويين 16 :32</w:t>
+      </w:r>
+    </w:p>
+    <w:p>
+      <w:pPr>
+        <w:pStyle w:val="ListBullet"/>
+        <w:bidi/>
+        <w:spacing w:line="240" w:lineRule="auto"/>
+        <w:ind w:left="720"/>
+      </w:pPr>
+      <w:r>
+        <w:rPr>
+          <w:rtl/>
+          <w:cs/>
+          <w:lang w:val="ar_AE" w:bidi="ar_AE"/>
+        </w:rPr>
+      </w:r>
+      <w:r>
+        <w:rPr>
+          <w:rtl/>
+          <w:cs/>
+          <w:lang w:val="ar_AE" w:bidi="ar_AE"/>
+        </w:rPr>
+        <w:t>لوقا 3 :2</w:t>
+      </w:r>
+    </w:p>
+    <w:p>
+      <w:pPr>
+        <w:pStyle w:val="ListBullet"/>
+        <w:bidi/>
+        <w:spacing w:line="240" w:lineRule="auto"/>
+        <w:ind w:left="720"/>
+      </w:pPr>
+      <w:r>
+        <w:rPr>
+          <w:rtl/>
+          <w:cs/>
+          <w:lang w:val="ar_AE" w:bidi="ar_AE"/>
+        </w:rPr>
+      </w:r>
+      <w:r>
+        <w:rPr>
+          <w:rtl/>
+          <w:cs/>
+          <w:lang w:val="ar_AE" w:bidi="ar_AE"/>
+        </w:rPr>
+        <w:t>مرقس ٢: ٢٥–٢٦</w:t>
+      </w:r>
+    </w:p>
+    <w:p>
+      <w:pPr>
+        <w:pStyle w:val="ListBullet"/>
+        <w:bidi/>
+        <w:spacing w:line="240" w:lineRule="auto"/>
+        <w:ind w:left="720"/>
+      </w:pPr>
+      <w:r>
+        <w:rPr>
+          <w:rtl/>
+          <w:cs/>
+          <w:lang w:val="ar_AE" w:bidi="ar_AE"/>
+        </w:rPr>
+      </w:r>
+      <w:r>
+        <w:rPr>
+          <w:rtl/>
+          <w:cs/>
+          <w:lang w:val="ar_AE" w:bidi="ar_AE"/>
+        </w:rPr>
+        <w:t>متى 26 :3–5</w:t>
+      </w:r>
+    </w:p>
+    <w:p>
+      <w:pPr>
+        <w:pStyle w:val="ListBullet"/>
+        <w:bidi/>
+        <w:spacing w:line="240" w:lineRule="auto"/>
+        <w:ind w:left="720"/>
+      </w:pPr>
+      <w:r>
+        <w:rPr>
+          <w:rtl/>
+          <w:cs/>
+          <w:lang w:val="ar_AE" w:bidi="ar_AE"/>
+        </w:rPr>
+      </w:r>
+      <w:r>
+        <w:rPr>
+          <w:rtl/>
+          <w:cs/>
+          <w:lang w:val="ar_AE" w:bidi="ar_AE"/>
+        </w:rPr>
+        <w:t>متى 26 :51–54</w:t>
+      </w:r>
     </w:p>
     <w:p>
       <w:pPr>
@@ -3858,687 +3708,543 @@
           <w:lang w:val="ar_AE" w:bidi="ar_AE"/>
         </w:rPr>
       </w:r>
-      <w:hyperlink r:id="rId38">
-        <w:r>
-          <w:rPr>
-            <w:rtl/>
-            <w:cs/>
-            <w:lang w:val="ar_AE" w:bidi="ar_AE"/>
-          </w:rPr>
-          <w:rPr>
-            <w:color w:val="0000EE"/>
-            <w:u w:val="single"/>
-          </w:rPr>
-          <w:t>تكوين 44 :16</w:t>
-        </w:r>
-      </w:hyperlink>
-    </w:p>
-    <w:p>
-      <w:pPr>
-        <w:pStyle w:val="ListBullet"/>
-        <w:bidi/>
-        <w:spacing w:line="240" w:lineRule="auto"/>
-        <w:ind w:left="720"/>
-      </w:pPr>
-      <w:r>
-        <w:rPr>
-          <w:rtl/>
-          <w:cs/>
-          <w:lang w:val="ar_AE" w:bidi="ar_AE"/>
-        </w:rPr>
-      </w:r>
-      <w:hyperlink r:id="rId39">
-        <w:r>
-          <w:rPr>
-            <w:rtl/>
-            <w:cs/>
-            <w:lang w:val="ar_AE" w:bidi="ar_AE"/>
-          </w:rPr>
-          <w:rPr>
-            <w:color w:val="0000EE"/>
-            <w:u w:val="single"/>
-          </w:rPr>
-          <w:t>1أخبار الأيام 18: 14</w:t>
-        </w:r>
-      </w:hyperlink>
-    </w:p>
-    <w:p>
-      <w:pPr>
-        <w:pStyle w:val="ListBullet"/>
-        <w:bidi/>
-        <w:spacing w:line="240" w:lineRule="auto"/>
-        <w:ind w:left="720"/>
-      </w:pPr>
-      <w:r>
-        <w:rPr>
-          <w:rtl/>
-          <w:cs/>
-          <w:lang w:val="ar_AE" w:bidi="ar_AE"/>
-        </w:rPr>
-      </w:r>
-      <w:hyperlink r:id="rId40">
-        <w:r>
-          <w:rPr>
-            <w:rtl/>
-            <w:cs/>
-            <w:lang w:val="ar_AE" w:bidi="ar_AE"/>
-          </w:rPr>
-          <w:rPr>
-            <w:color w:val="0000EE"/>
-            <w:u w:val="single"/>
-          </w:rPr>
-          <w:t>إشعياء 4: 3–4</w:t>
-        </w:r>
-      </w:hyperlink>
-    </w:p>
-    <w:p>
-      <w:pPr>
-        <w:pStyle w:val="ListBullet"/>
-        <w:bidi/>
-        <w:spacing w:line="240" w:lineRule="auto"/>
-        <w:ind w:left="720"/>
-      </w:pPr>
-      <w:r>
-        <w:rPr>
-          <w:rtl/>
-          <w:cs/>
-          <w:lang w:val="ar_AE" w:bidi="ar_AE"/>
-        </w:rPr>
-      </w:r>
-      <w:hyperlink r:id="rId41">
-        <w:r>
-          <w:rPr>
-            <w:rtl/>
-            <w:cs/>
-            <w:lang w:val="ar_AE" w:bidi="ar_AE"/>
-          </w:rPr>
-          <w:rPr>
-            <w:color w:val="0000EE"/>
-            <w:u w:val="single"/>
-          </w:rPr>
-          <w:t>إرميا 22 :3</w:t>
-        </w:r>
-      </w:hyperlink>
-    </w:p>
-    <w:p>
-      <w:pPr>
-        <w:pStyle w:val="ListBullet"/>
-        <w:bidi/>
-        <w:spacing w:line="240" w:lineRule="auto"/>
-        <w:ind w:left="720"/>
-      </w:pPr>
-      <w:r>
-        <w:rPr>
-          <w:rtl/>
-          <w:cs/>
-          <w:lang w:val="ar_AE" w:bidi="ar_AE"/>
-        </w:rPr>
-      </w:r>
-      <w:hyperlink r:id="rId42">
-        <w:r>
-          <w:rPr>
-            <w:rtl/>
-            <w:cs/>
-            <w:lang w:val="ar_AE" w:bidi="ar_AE"/>
-          </w:rPr>
-          <w:rPr>
-            <w:color w:val="0000EE"/>
-            <w:u w:val="single"/>
-          </w:rPr>
-          <w:t>حزقيال 18: 16–17</w:t>
-        </w:r>
-      </w:hyperlink>
-    </w:p>
-    <w:p>
-      <w:pPr>
-        <w:pStyle w:val="ListBullet"/>
-        <w:bidi/>
-        <w:spacing w:line="240" w:lineRule="auto"/>
-        <w:ind w:left="720"/>
-      </w:pPr>
-      <w:r>
-        <w:rPr>
-          <w:rtl/>
-          <w:cs/>
-          <w:lang w:val="ar_AE" w:bidi="ar_AE"/>
-        </w:rPr>
-      </w:r>
-      <w:hyperlink r:id="rId43">
-        <w:r>
-          <w:rPr>
-            <w:rtl/>
-            <w:cs/>
-            <w:lang w:val="ar_AE" w:bidi="ar_AE"/>
-          </w:rPr>
-          <w:rPr>
-            <w:color w:val="0000EE"/>
-            <w:u w:val="single"/>
-          </w:rPr>
-          <w:t>ميخا 3 :8</w:t>
-        </w:r>
-      </w:hyperlink>
-    </w:p>
-    <w:p>
-      <w:pPr>
-        <w:pStyle w:val="ListBullet"/>
-        <w:bidi/>
-        <w:spacing w:line="240" w:lineRule="auto"/>
-        <w:ind w:left="720"/>
-      </w:pPr>
-      <w:r>
-        <w:rPr>
-          <w:rtl/>
-          <w:cs/>
-          <w:lang w:val="ar_AE" w:bidi="ar_AE"/>
-        </w:rPr>
-      </w:r>
-      <w:hyperlink r:id="rId44">
-        <w:r>
-          <w:rPr>
-            <w:rtl/>
-            <w:cs/>
-            <w:lang w:val="ar_AE" w:bidi="ar_AE"/>
-          </w:rPr>
-          <w:rPr>
-            <w:color w:val="0000EE"/>
-            <w:u w:val="single"/>
-          </w:rPr>
-          <w:t>متى 5 :43–45</w:t>
-        </w:r>
-      </w:hyperlink>
-    </w:p>
-    <w:p>
-      <w:pPr>
-        <w:pStyle w:val="ListBullet"/>
-        <w:bidi/>
-        <w:spacing w:line="240" w:lineRule="auto"/>
-        <w:ind w:left="720"/>
-      </w:pPr>
-      <w:r>
-        <w:rPr>
-          <w:rtl/>
-          <w:cs/>
-          <w:lang w:val="ar_AE" w:bidi="ar_AE"/>
-        </w:rPr>
-      </w:r>
-      <w:hyperlink r:id="rId45">
-        <w:r>
-          <w:rPr>
-            <w:rtl/>
-            <w:cs/>
-            <w:lang w:val="ar_AE" w:bidi="ar_AE"/>
-          </w:rPr>
-          <w:rPr>
-            <w:color w:val="0000EE"/>
-            <w:u w:val="single"/>
-          </w:rPr>
-          <w:t>متى 11 :19</w:t>
-        </w:r>
-      </w:hyperlink>
-    </w:p>
-    <w:p>
-      <w:pPr>
-        <w:pStyle w:val="ListBullet"/>
-        <w:bidi/>
-        <w:spacing w:line="240" w:lineRule="auto"/>
-        <w:ind w:left="720"/>
-      </w:pPr>
-      <w:r>
-        <w:rPr>
-          <w:rtl/>
-          <w:cs/>
-          <w:lang w:val="ar_AE" w:bidi="ar_AE"/>
-        </w:rPr>
-      </w:r>
-      <w:hyperlink r:id="rId46">
-        <w:r>
-          <w:rPr>
-            <w:rtl/>
-            <w:cs/>
-            <w:lang w:val="ar_AE" w:bidi="ar_AE"/>
-          </w:rPr>
-          <w:rPr>
-            <w:color w:val="0000EE"/>
-            <w:u w:val="single"/>
-          </w:rPr>
-          <w:t>متى 23 :23–24</w:t>
-        </w:r>
-      </w:hyperlink>
-    </w:p>
-    <w:p>
-      <w:pPr>
-        <w:pStyle w:val="ListBullet"/>
-        <w:bidi/>
-        <w:spacing w:line="240" w:lineRule="auto"/>
-        <w:ind w:left="720"/>
-      </w:pPr>
-      <w:r>
-        <w:rPr>
-          <w:rtl/>
-          <w:cs/>
-          <w:lang w:val="ar_AE" w:bidi="ar_AE"/>
-        </w:rPr>
-      </w:r>
-      <w:hyperlink r:id="rId47">
-        <w:r>
-          <w:rPr>
-            <w:rtl/>
-            <w:cs/>
-            <w:lang w:val="ar_AE" w:bidi="ar_AE"/>
-          </w:rPr>
-          <w:rPr>
-            <w:color w:val="0000EE"/>
-            <w:u w:val="single"/>
-          </w:rPr>
-          <w:t>لوقا 18 :3</w:t>
-        </w:r>
-      </w:hyperlink>
-    </w:p>
-    <w:p>
-      <w:pPr>
-        <w:pStyle w:val="ListBullet"/>
-        <w:bidi/>
-        <w:spacing w:line="240" w:lineRule="auto"/>
-        <w:ind w:left="720"/>
-      </w:pPr>
-      <w:r>
-        <w:rPr>
-          <w:rtl/>
-          <w:cs/>
-          <w:lang w:val="ar_AE" w:bidi="ar_AE"/>
-        </w:rPr>
-      </w:r>
-      <w:hyperlink r:id="rId48">
-        <w:r>
-          <w:rPr>
-            <w:rtl/>
-            <w:cs/>
-            <w:lang w:val="ar_AE" w:bidi="ar_AE"/>
-          </w:rPr>
-          <w:rPr>
-            <w:color w:val="0000EE"/>
-            <w:u w:val="single"/>
-          </w:rPr>
-          <w:t>لوقا 18 :8</w:t>
-        </w:r>
-      </w:hyperlink>
-    </w:p>
-    <w:p>
-      <w:pPr>
-        <w:pStyle w:val="ListBullet"/>
-        <w:bidi/>
-        <w:spacing w:line="240" w:lineRule="auto"/>
-        <w:ind w:left="720"/>
-      </w:pPr>
-      <w:r>
-        <w:rPr>
-          <w:rtl/>
-          <w:cs/>
-          <w:lang w:val="ar_AE" w:bidi="ar_AE"/>
-        </w:rPr>
-      </w:r>
-      <w:hyperlink r:id="rId49">
-        <w:r>
-          <w:rPr>
-            <w:rtl/>
-            <w:cs/>
-            <w:lang w:val="ar_AE" w:bidi="ar_AE"/>
-          </w:rPr>
-          <w:rPr>
-            <w:color w:val="0000EE"/>
-            <w:u w:val="single"/>
-          </w:rPr>
-          <w:t>لوقا 18 :13–14</w:t>
-        </w:r>
-      </w:hyperlink>
-    </w:p>
-    <w:p>
-      <w:pPr>
-        <w:pStyle w:val="ListBullet"/>
-        <w:bidi/>
-        <w:spacing w:line="240" w:lineRule="auto"/>
-        <w:ind w:left="720"/>
-      </w:pPr>
-      <w:r>
-        <w:rPr>
-          <w:rtl/>
-          <w:cs/>
-          <w:lang w:val="ar_AE" w:bidi="ar_AE"/>
-        </w:rPr>
-      </w:r>
-      <w:hyperlink r:id="rId50">
-        <w:r>
-          <w:rPr>
-            <w:rtl/>
-            <w:cs/>
-            <w:lang w:val="ar_AE" w:bidi="ar_AE"/>
-          </w:rPr>
-          <w:rPr>
-            <w:color w:val="0000EE"/>
-            <w:u w:val="single"/>
-          </w:rPr>
-          <w:t>لوقا 21 :20–22</w:t>
-        </w:r>
-      </w:hyperlink>
-    </w:p>
-    <w:p>
-      <w:pPr>
-        <w:pStyle w:val="ListBullet"/>
-        <w:bidi/>
-        <w:spacing w:line="240" w:lineRule="auto"/>
-        <w:ind w:left="720"/>
-      </w:pPr>
-      <w:r>
-        <w:rPr>
-          <w:rtl/>
-          <w:cs/>
-          <w:lang w:val="ar_AE" w:bidi="ar_AE"/>
-        </w:rPr>
-      </w:r>
-      <w:hyperlink r:id="rId51">
-        <w:r>
-          <w:rPr>
-            <w:rtl/>
-            <w:cs/>
-            <w:lang w:val="ar_AE" w:bidi="ar_AE"/>
-          </w:rPr>
-          <w:rPr>
-            <w:color w:val="0000EE"/>
-            <w:u w:val="single"/>
-          </w:rPr>
-          <w:t>لوقا 23 :41</w:t>
-        </w:r>
-      </w:hyperlink>
-    </w:p>
-    <w:p>
-      <w:pPr>
-        <w:pStyle w:val="ListBullet"/>
-        <w:bidi/>
-        <w:spacing w:line="240" w:lineRule="auto"/>
-        <w:ind w:left="720"/>
-      </w:pPr>
-      <w:r>
-        <w:rPr>
-          <w:rtl/>
-          <w:cs/>
-          <w:lang w:val="ar_AE" w:bidi="ar_AE"/>
-        </w:rPr>
-      </w:r>
-      <w:hyperlink r:id="rId52">
-        <w:r>
-          <w:rPr>
-            <w:rtl/>
-            <w:cs/>
-            <w:lang w:val="ar_AE" w:bidi="ar_AE"/>
-          </w:rPr>
-          <w:rPr>
-            <w:color w:val="0000EE"/>
-            <w:u w:val="single"/>
-          </w:rPr>
-          <w:t>أعمال الرسل 13 :38–39</w:t>
-        </w:r>
-      </w:hyperlink>
-    </w:p>
-    <w:p>
-      <w:pPr>
-        <w:pStyle w:val="ListBullet"/>
-        <w:bidi/>
-        <w:spacing w:line="240" w:lineRule="auto"/>
-        <w:ind w:left="720"/>
-      </w:pPr>
-      <w:r>
-        <w:rPr>
-          <w:rtl/>
-          <w:cs/>
-          <w:lang w:val="ar_AE" w:bidi="ar_AE"/>
-        </w:rPr>
-      </w:r>
-      <w:hyperlink r:id="rId53">
-        <w:r>
-          <w:rPr>
-            <w:rtl/>
-            <w:cs/>
-            <w:lang w:val="ar_AE" w:bidi="ar_AE"/>
-          </w:rPr>
-          <w:rPr>
-            <w:color w:val="0000EE"/>
-            <w:u w:val="single"/>
-          </w:rPr>
-          <w:t>أعمال الرسل 28 :4</w:t>
-        </w:r>
-      </w:hyperlink>
-    </w:p>
-    <w:p>
-      <w:pPr>
-        <w:pStyle w:val="ListBullet"/>
-        <w:bidi/>
-        <w:spacing w:line="240" w:lineRule="auto"/>
-        <w:ind w:left="720"/>
-      </w:pPr>
-      <w:r>
-        <w:rPr>
-          <w:rtl/>
-          <w:cs/>
-          <w:lang w:val="ar_AE" w:bidi="ar_AE"/>
-        </w:rPr>
-      </w:r>
-      <w:hyperlink r:id="rId54">
-        <w:r>
-          <w:rPr>
-            <w:rtl/>
-            <w:cs/>
-            <w:lang w:val="ar_AE" w:bidi="ar_AE"/>
-          </w:rPr>
-          <w:rPr>
-            <w:color w:val="0000EE"/>
-            <w:u w:val="single"/>
-          </w:rPr>
-          <w:t>رومية 4 :1–3</w:t>
-        </w:r>
-      </w:hyperlink>
-    </w:p>
-    <w:p>
-      <w:pPr>
-        <w:pStyle w:val="ListBullet"/>
-        <w:bidi/>
-        <w:spacing w:line="240" w:lineRule="auto"/>
-        <w:ind w:left="720"/>
-      </w:pPr>
-      <w:r>
-        <w:rPr>
-          <w:rtl/>
-          <w:cs/>
-          <w:lang w:val="ar_AE" w:bidi="ar_AE"/>
-        </w:rPr>
-      </w:r>
-      <w:hyperlink r:id="rId55">
-        <w:r>
-          <w:rPr>
-            <w:rtl/>
-            <w:cs/>
-            <w:lang w:val="ar_AE" w:bidi="ar_AE"/>
-          </w:rPr>
-          <w:rPr>
-            <w:color w:val="0000EE"/>
-            <w:u w:val="single"/>
-          </w:rPr>
-          <w:t>غلاطية 3 :6–9</w:t>
-        </w:r>
-      </w:hyperlink>
-    </w:p>
-    <w:p>
-      <w:pPr>
-        <w:pStyle w:val="ListBullet"/>
-        <w:bidi/>
-        <w:spacing w:line="240" w:lineRule="auto"/>
-        <w:ind w:left="720"/>
-      </w:pPr>
-      <w:r>
-        <w:rPr>
-          <w:rtl/>
-          <w:cs/>
-          <w:lang w:val="ar_AE" w:bidi="ar_AE"/>
-        </w:rPr>
-      </w:r>
-      <w:hyperlink r:id="rId56">
-        <w:r>
-          <w:rPr>
-            <w:rtl/>
-            <w:cs/>
-            <w:lang w:val="ar_AE" w:bidi="ar_AE"/>
-          </w:rPr>
-          <w:rPr>
-            <w:color w:val="0000EE"/>
-            <w:u w:val="single"/>
-          </w:rPr>
-          <w:t>غلاطية 3 :11</w:t>
-        </w:r>
-      </w:hyperlink>
-    </w:p>
-    <w:p>
-      <w:pPr>
-        <w:pStyle w:val="ListBullet"/>
-        <w:bidi/>
-        <w:spacing w:line="240" w:lineRule="auto"/>
-        <w:ind w:left="720"/>
-      </w:pPr>
-      <w:r>
-        <w:rPr>
-          <w:rtl/>
-          <w:cs/>
-          <w:lang w:val="ar_AE" w:bidi="ar_AE"/>
-        </w:rPr>
-      </w:r>
-      <w:hyperlink r:id="rId57">
-        <w:r>
-          <w:rPr>
-            <w:rtl/>
-            <w:cs/>
-            <w:lang w:val="ar_AE" w:bidi="ar_AE"/>
-          </w:rPr>
-          <w:rPr>
-            <w:color w:val="0000EE"/>
-            <w:u w:val="single"/>
-          </w:rPr>
-          <w:t>غلاطية 5 :3–4</w:t>
-        </w:r>
-      </w:hyperlink>
-    </w:p>
-    <w:p>
-      <w:pPr>
-        <w:pStyle w:val="ListBullet"/>
-        <w:bidi/>
-        <w:spacing w:line="240" w:lineRule="auto"/>
-        <w:ind w:left="720"/>
-      </w:pPr>
-      <w:r>
-        <w:rPr>
-          <w:rtl/>
-          <w:cs/>
-          <w:lang w:val="ar_AE" w:bidi="ar_AE"/>
-        </w:rPr>
-      </w:r>
-      <w:hyperlink r:id="rId58">
-        <w:r>
-          <w:rPr>
-            <w:rtl/>
-            <w:cs/>
-            <w:lang w:val="ar_AE" w:bidi="ar_AE"/>
-          </w:rPr>
-          <w:rPr>
-            <w:color w:val="0000EE"/>
-            <w:u w:val="single"/>
-          </w:rPr>
-          <w:t>تيطس 3: 6–7</w:t>
-        </w:r>
-      </w:hyperlink>
-    </w:p>
-    <w:p>
-      <w:pPr>
-        <w:pStyle w:val="ListBullet"/>
-        <w:bidi/>
-        <w:spacing w:line="240" w:lineRule="auto"/>
-        <w:ind w:left="720"/>
-      </w:pPr>
-      <w:r>
-        <w:rPr>
-          <w:rtl/>
-          <w:cs/>
-          <w:lang w:val="ar_AE" w:bidi="ar_AE"/>
-        </w:rPr>
-      </w:r>
-      <w:hyperlink r:id="rId59">
-        <w:r>
-          <w:rPr>
-            <w:rtl/>
-            <w:cs/>
-            <w:lang w:val="ar_AE" w:bidi="ar_AE"/>
-          </w:rPr>
-          <w:rPr>
-            <w:color w:val="0000EE"/>
-            <w:u w:val="single"/>
-          </w:rPr>
-          <w:t>عبرانيين 6 :10</w:t>
-        </w:r>
-      </w:hyperlink>
-    </w:p>
-    <w:p>
-      <w:pPr>
-        <w:pStyle w:val="ListBullet"/>
-        <w:bidi/>
-        <w:spacing w:line="240" w:lineRule="auto"/>
-        <w:ind w:left="720"/>
-      </w:pPr>
-      <w:r>
-        <w:rPr>
-          <w:rtl/>
-          <w:cs/>
-          <w:lang w:val="ar_AE" w:bidi="ar_AE"/>
-        </w:rPr>
-      </w:r>
-      <w:hyperlink r:id="rId60">
-        <w:r>
-          <w:rPr>
-            <w:rtl/>
-            <w:cs/>
-            <w:lang w:val="ar_AE" w:bidi="ar_AE"/>
-          </w:rPr>
-          <w:rPr>
-            <w:color w:val="0000EE"/>
-            <w:u w:val="single"/>
-          </w:rPr>
-          <w:t>يعقوب 2 :24</w:t>
-        </w:r>
-      </w:hyperlink>
-    </w:p>
-    <w:p>
-      <w:pPr>
-        <w:pStyle w:val="ListBullet"/>
-        <w:bidi/>
-        <w:spacing w:line="240" w:lineRule="auto"/>
-        <w:ind w:left="720"/>
-      </w:pPr>
-      <w:r>
-        <w:rPr>
-          <w:rtl/>
-          <w:cs/>
-          <w:lang w:val="ar_AE" w:bidi="ar_AE"/>
-        </w:rPr>
-      </w:r>
-      <w:hyperlink r:id="rId61">
-        <w:r>
-          <w:rPr>
-            <w:rtl/>
-            <w:cs/>
-            <w:lang w:val="ar_AE" w:bidi="ar_AE"/>
-          </w:rPr>
-          <w:rPr>
-            <w:color w:val="0000EE"/>
-            <w:u w:val="single"/>
-          </w:rPr>
-          <w:t>رؤيا 15 :3–4</w:t>
-        </w:r>
-      </w:hyperlink>
+      <w:r>
+        <w:rPr>
+          <w:rtl/>
+          <w:cs/>
+          <w:lang w:val="ar_AE" w:bidi="ar_AE"/>
+        </w:rPr>
+        <w:t>تكوين 44 :16</w:t>
+      </w:r>
+    </w:p>
+    <w:p>
+      <w:pPr>
+        <w:pStyle w:val="ListBullet"/>
+        <w:bidi/>
+        <w:spacing w:line="240" w:lineRule="auto"/>
+        <w:ind w:left="720"/>
+      </w:pPr>
+      <w:r>
+        <w:rPr>
+          <w:rtl/>
+          <w:cs/>
+          <w:lang w:val="ar_AE" w:bidi="ar_AE"/>
+        </w:rPr>
+      </w:r>
+      <w:r>
+        <w:rPr>
+          <w:rtl/>
+          <w:cs/>
+          <w:lang w:val="ar_AE" w:bidi="ar_AE"/>
+        </w:rPr>
+        <w:t>1أخبار الأيام 18: 14</w:t>
+      </w:r>
+    </w:p>
+    <w:p>
+      <w:pPr>
+        <w:pStyle w:val="ListBullet"/>
+        <w:bidi/>
+        <w:spacing w:line="240" w:lineRule="auto"/>
+        <w:ind w:left="720"/>
+      </w:pPr>
+      <w:r>
+        <w:rPr>
+          <w:rtl/>
+          <w:cs/>
+          <w:lang w:val="ar_AE" w:bidi="ar_AE"/>
+        </w:rPr>
+      </w:r>
+      <w:r>
+        <w:rPr>
+          <w:rtl/>
+          <w:cs/>
+          <w:lang w:val="ar_AE" w:bidi="ar_AE"/>
+        </w:rPr>
+        <w:t>إشعياء 4: 3–4</w:t>
+      </w:r>
+    </w:p>
+    <w:p>
+      <w:pPr>
+        <w:pStyle w:val="ListBullet"/>
+        <w:bidi/>
+        <w:spacing w:line="240" w:lineRule="auto"/>
+        <w:ind w:left="720"/>
+      </w:pPr>
+      <w:r>
+        <w:rPr>
+          <w:rtl/>
+          <w:cs/>
+          <w:lang w:val="ar_AE" w:bidi="ar_AE"/>
+        </w:rPr>
+      </w:r>
+      <w:r>
+        <w:rPr>
+          <w:rtl/>
+          <w:cs/>
+          <w:lang w:val="ar_AE" w:bidi="ar_AE"/>
+        </w:rPr>
+        <w:t>إرميا 22 :3</w:t>
+      </w:r>
+    </w:p>
+    <w:p>
+      <w:pPr>
+        <w:pStyle w:val="ListBullet"/>
+        <w:bidi/>
+        <w:spacing w:line="240" w:lineRule="auto"/>
+        <w:ind w:left="720"/>
+      </w:pPr>
+      <w:r>
+        <w:rPr>
+          <w:rtl/>
+          <w:cs/>
+          <w:lang w:val="ar_AE" w:bidi="ar_AE"/>
+        </w:rPr>
+      </w:r>
+      <w:r>
+        <w:rPr>
+          <w:rtl/>
+          <w:cs/>
+          <w:lang w:val="ar_AE" w:bidi="ar_AE"/>
+        </w:rPr>
+        <w:t>حزقيال 18: 16–17</w:t>
+      </w:r>
+    </w:p>
+    <w:p>
+      <w:pPr>
+        <w:pStyle w:val="ListBullet"/>
+        <w:bidi/>
+        <w:spacing w:line="240" w:lineRule="auto"/>
+        <w:ind w:left="720"/>
+      </w:pPr>
+      <w:r>
+        <w:rPr>
+          <w:rtl/>
+          <w:cs/>
+          <w:lang w:val="ar_AE" w:bidi="ar_AE"/>
+        </w:rPr>
+      </w:r>
+      <w:r>
+        <w:rPr>
+          <w:rtl/>
+          <w:cs/>
+          <w:lang w:val="ar_AE" w:bidi="ar_AE"/>
+        </w:rPr>
+        <w:t>ميخا 3 :8</w:t>
+      </w:r>
+    </w:p>
+    <w:p>
+      <w:pPr>
+        <w:pStyle w:val="ListBullet"/>
+        <w:bidi/>
+        <w:spacing w:line="240" w:lineRule="auto"/>
+        <w:ind w:left="720"/>
+      </w:pPr>
+      <w:r>
+        <w:rPr>
+          <w:rtl/>
+          <w:cs/>
+          <w:lang w:val="ar_AE" w:bidi="ar_AE"/>
+        </w:rPr>
+      </w:r>
+      <w:r>
+        <w:rPr>
+          <w:rtl/>
+          <w:cs/>
+          <w:lang w:val="ar_AE" w:bidi="ar_AE"/>
+        </w:rPr>
+        <w:t>متى 5 :43–45</w:t>
+      </w:r>
+    </w:p>
+    <w:p>
+      <w:pPr>
+        <w:pStyle w:val="ListBullet"/>
+        <w:bidi/>
+        <w:spacing w:line="240" w:lineRule="auto"/>
+        <w:ind w:left="720"/>
+      </w:pPr>
+      <w:r>
+        <w:rPr>
+          <w:rtl/>
+          <w:cs/>
+          <w:lang w:val="ar_AE" w:bidi="ar_AE"/>
+        </w:rPr>
+      </w:r>
+      <w:r>
+        <w:rPr>
+          <w:rtl/>
+          <w:cs/>
+          <w:lang w:val="ar_AE" w:bidi="ar_AE"/>
+        </w:rPr>
+        <w:t>متى 11 :19</w:t>
+      </w:r>
+    </w:p>
+    <w:p>
+      <w:pPr>
+        <w:pStyle w:val="ListBullet"/>
+        <w:bidi/>
+        <w:spacing w:line="240" w:lineRule="auto"/>
+        <w:ind w:left="720"/>
+      </w:pPr>
+      <w:r>
+        <w:rPr>
+          <w:rtl/>
+          <w:cs/>
+          <w:lang w:val="ar_AE" w:bidi="ar_AE"/>
+        </w:rPr>
+      </w:r>
+      <w:r>
+        <w:rPr>
+          <w:rtl/>
+          <w:cs/>
+          <w:lang w:val="ar_AE" w:bidi="ar_AE"/>
+        </w:rPr>
+        <w:t>متى 23 :23–24</w:t>
+      </w:r>
+    </w:p>
+    <w:p>
+      <w:pPr>
+        <w:pStyle w:val="ListBullet"/>
+        <w:bidi/>
+        <w:spacing w:line="240" w:lineRule="auto"/>
+        <w:ind w:left="720"/>
+      </w:pPr>
+      <w:r>
+        <w:rPr>
+          <w:rtl/>
+          <w:cs/>
+          <w:lang w:val="ar_AE" w:bidi="ar_AE"/>
+        </w:rPr>
+      </w:r>
+      <w:r>
+        <w:rPr>
+          <w:rtl/>
+          <w:cs/>
+          <w:lang w:val="ar_AE" w:bidi="ar_AE"/>
+        </w:rPr>
+        <w:t>لوقا 18 :3</w:t>
+      </w:r>
+    </w:p>
+    <w:p>
+      <w:pPr>
+        <w:pStyle w:val="ListBullet"/>
+        <w:bidi/>
+        <w:spacing w:line="240" w:lineRule="auto"/>
+        <w:ind w:left="720"/>
+      </w:pPr>
+      <w:r>
+        <w:rPr>
+          <w:rtl/>
+          <w:cs/>
+          <w:lang w:val="ar_AE" w:bidi="ar_AE"/>
+        </w:rPr>
+      </w:r>
+      <w:r>
+        <w:rPr>
+          <w:rtl/>
+          <w:cs/>
+          <w:lang w:val="ar_AE" w:bidi="ar_AE"/>
+        </w:rPr>
+        <w:t>لوقا 18 :8</w:t>
+      </w:r>
+    </w:p>
+    <w:p>
+      <w:pPr>
+        <w:pStyle w:val="ListBullet"/>
+        <w:bidi/>
+        <w:spacing w:line="240" w:lineRule="auto"/>
+        <w:ind w:left="720"/>
+      </w:pPr>
+      <w:r>
+        <w:rPr>
+          <w:rtl/>
+          <w:cs/>
+          <w:lang w:val="ar_AE" w:bidi="ar_AE"/>
+        </w:rPr>
+      </w:r>
+      <w:r>
+        <w:rPr>
+          <w:rtl/>
+          <w:cs/>
+          <w:lang w:val="ar_AE" w:bidi="ar_AE"/>
+        </w:rPr>
+        <w:t>لوقا 18 :13–14</w:t>
+      </w:r>
+    </w:p>
+    <w:p>
+      <w:pPr>
+        <w:pStyle w:val="ListBullet"/>
+        <w:bidi/>
+        <w:spacing w:line="240" w:lineRule="auto"/>
+        <w:ind w:left="720"/>
+      </w:pPr>
+      <w:r>
+        <w:rPr>
+          <w:rtl/>
+          <w:cs/>
+          <w:lang w:val="ar_AE" w:bidi="ar_AE"/>
+        </w:rPr>
+      </w:r>
+      <w:r>
+        <w:rPr>
+          <w:rtl/>
+          <w:cs/>
+          <w:lang w:val="ar_AE" w:bidi="ar_AE"/>
+        </w:rPr>
+        <w:t>لوقا 21 :20–22</w:t>
+      </w:r>
+    </w:p>
+    <w:p>
+      <w:pPr>
+        <w:pStyle w:val="ListBullet"/>
+        <w:bidi/>
+        <w:spacing w:line="240" w:lineRule="auto"/>
+        <w:ind w:left="720"/>
+      </w:pPr>
+      <w:r>
+        <w:rPr>
+          <w:rtl/>
+          <w:cs/>
+          <w:lang w:val="ar_AE" w:bidi="ar_AE"/>
+        </w:rPr>
+      </w:r>
+      <w:r>
+        <w:rPr>
+          <w:rtl/>
+          <w:cs/>
+          <w:lang w:val="ar_AE" w:bidi="ar_AE"/>
+        </w:rPr>
+        <w:t>لوقا 23 :41</w:t>
+      </w:r>
+    </w:p>
+    <w:p>
+      <w:pPr>
+        <w:pStyle w:val="ListBullet"/>
+        <w:bidi/>
+        <w:spacing w:line="240" w:lineRule="auto"/>
+        <w:ind w:left="720"/>
+      </w:pPr>
+      <w:r>
+        <w:rPr>
+          <w:rtl/>
+          <w:cs/>
+          <w:lang w:val="ar_AE" w:bidi="ar_AE"/>
+        </w:rPr>
+      </w:r>
+      <w:r>
+        <w:rPr>
+          <w:rtl/>
+          <w:cs/>
+          <w:lang w:val="ar_AE" w:bidi="ar_AE"/>
+        </w:rPr>
+        <w:t>أعمال الرسل 13 :38–39</w:t>
+      </w:r>
+    </w:p>
+    <w:p>
+      <w:pPr>
+        <w:pStyle w:val="ListBullet"/>
+        <w:bidi/>
+        <w:spacing w:line="240" w:lineRule="auto"/>
+        <w:ind w:left="720"/>
+      </w:pPr>
+      <w:r>
+        <w:rPr>
+          <w:rtl/>
+          <w:cs/>
+          <w:lang w:val="ar_AE" w:bidi="ar_AE"/>
+        </w:rPr>
+      </w:r>
+      <w:r>
+        <w:rPr>
+          <w:rtl/>
+          <w:cs/>
+          <w:lang w:val="ar_AE" w:bidi="ar_AE"/>
+        </w:rPr>
+        <w:t>أعمال الرسل 28 :4</w:t>
+      </w:r>
+    </w:p>
+    <w:p>
+      <w:pPr>
+        <w:pStyle w:val="ListBullet"/>
+        <w:bidi/>
+        <w:spacing w:line="240" w:lineRule="auto"/>
+        <w:ind w:left="720"/>
+      </w:pPr>
+      <w:r>
+        <w:rPr>
+          <w:rtl/>
+          <w:cs/>
+          <w:lang w:val="ar_AE" w:bidi="ar_AE"/>
+        </w:rPr>
+      </w:r>
+      <w:r>
+        <w:rPr>
+          <w:rtl/>
+          <w:cs/>
+          <w:lang w:val="ar_AE" w:bidi="ar_AE"/>
+        </w:rPr>
+        <w:t>رومية 4 :1–3</w:t>
+      </w:r>
+    </w:p>
+    <w:p>
+      <w:pPr>
+        <w:pStyle w:val="ListBullet"/>
+        <w:bidi/>
+        <w:spacing w:line="240" w:lineRule="auto"/>
+        <w:ind w:left="720"/>
+      </w:pPr>
+      <w:r>
+        <w:rPr>
+          <w:rtl/>
+          <w:cs/>
+          <w:lang w:val="ar_AE" w:bidi="ar_AE"/>
+        </w:rPr>
+      </w:r>
+      <w:r>
+        <w:rPr>
+          <w:rtl/>
+          <w:cs/>
+          <w:lang w:val="ar_AE" w:bidi="ar_AE"/>
+        </w:rPr>
+        <w:t>غلاطية 3 :6–9</w:t>
+      </w:r>
+    </w:p>
+    <w:p>
+      <w:pPr>
+        <w:pStyle w:val="ListBullet"/>
+        <w:bidi/>
+        <w:spacing w:line="240" w:lineRule="auto"/>
+        <w:ind w:left="720"/>
+      </w:pPr>
+      <w:r>
+        <w:rPr>
+          <w:rtl/>
+          <w:cs/>
+          <w:lang w:val="ar_AE" w:bidi="ar_AE"/>
+        </w:rPr>
+      </w:r>
+      <w:r>
+        <w:rPr>
+          <w:rtl/>
+          <w:cs/>
+          <w:lang w:val="ar_AE" w:bidi="ar_AE"/>
+        </w:rPr>
+        <w:t>غلاطية 3 :11</w:t>
+      </w:r>
+    </w:p>
+    <w:p>
+      <w:pPr>
+        <w:pStyle w:val="ListBullet"/>
+        <w:bidi/>
+        <w:spacing w:line="240" w:lineRule="auto"/>
+        <w:ind w:left="720"/>
+      </w:pPr>
+      <w:r>
+        <w:rPr>
+          <w:rtl/>
+          <w:cs/>
+          <w:lang w:val="ar_AE" w:bidi="ar_AE"/>
+        </w:rPr>
+      </w:r>
+      <w:r>
+        <w:rPr>
+          <w:rtl/>
+          <w:cs/>
+          <w:lang w:val="ar_AE" w:bidi="ar_AE"/>
+        </w:rPr>
+        <w:t>غلاطية 5 :3–4</w:t>
+      </w:r>
+    </w:p>
+    <w:p>
+      <w:pPr>
+        <w:pStyle w:val="ListBullet"/>
+        <w:bidi/>
+        <w:spacing w:line="240" w:lineRule="auto"/>
+        <w:ind w:left="720"/>
+      </w:pPr>
+      <w:r>
+        <w:rPr>
+          <w:rtl/>
+          <w:cs/>
+          <w:lang w:val="ar_AE" w:bidi="ar_AE"/>
+        </w:rPr>
+      </w:r>
+      <w:r>
+        <w:rPr>
+          <w:rtl/>
+          <w:cs/>
+          <w:lang w:val="ar_AE" w:bidi="ar_AE"/>
+        </w:rPr>
+        <w:t>تيطس 3: 6–7</w:t>
+      </w:r>
+    </w:p>
+    <w:p>
+      <w:pPr>
+        <w:pStyle w:val="ListBullet"/>
+        <w:bidi/>
+        <w:spacing w:line="240" w:lineRule="auto"/>
+        <w:ind w:left="720"/>
+      </w:pPr>
+      <w:r>
+        <w:rPr>
+          <w:rtl/>
+          <w:cs/>
+          <w:lang w:val="ar_AE" w:bidi="ar_AE"/>
+        </w:rPr>
+      </w:r>
+      <w:r>
+        <w:rPr>
+          <w:rtl/>
+          <w:cs/>
+          <w:lang w:val="ar_AE" w:bidi="ar_AE"/>
+        </w:rPr>
+        <w:t>عبرانيين 6 :10</w:t>
+      </w:r>
+    </w:p>
+    <w:p>
+      <w:pPr>
+        <w:pStyle w:val="ListBullet"/>
+        <w:bidi/>
+        <w:spacing w:line="240" w:lineRule="auto"/>
+        <w:ind w:left="720"/>
+      </w:pPr>
+      <w:r>
+        <w:rPr>
+          <w:rtl/>
+          <w:cs/>
+          <w:lang w:val="ar_AE" w:bidi="ar_AE"/>
+        </w:rPr>
+      </w:r>
+      <w:r>
+        <w:rPr>
+          <w:rtl/>
+          <w:cs/>
+          <w:lang w:val="ar_AE" w:bidi="ar_AE"/>
+        </w:rPr>
+        <w:t>يعقوب 2 :24</w:t>
+      </w:r>
+    </w:p>
+    <w:p>
+      <w:pPr>
+        <w:pStyle w:val="ListBullet"/>
+        <w:bidi/>
+        <w:spacing w:line="240" w:lineRule="auto"/>
+        <w:ind w:left="720"/>
+      </w:pPr>
+      <w:r>
+        <w:rPr>
+          <w:rtl/>
+          <w:cs/>
+          <w:lang w:val="ar_AE" w:bidi="ar_AE"/>
+        </w:rPr>
+      </w:r>
+      <w:r>
+        <w:rPr>
+          <w:rtl/>
+          <w:cs/>
+          <w:lang w:val="ar_AE" w:bidi="ar_AE"/>
+        </w:rPr>
+        <w:t>رؤيا 15 :3–4</w:t>
+      </w:r>
     </w:p>
     <w:p>
       <w:pPr>
@@ -5514,339 +5220,267 @@
           <w:lang w:val="ar_AE" w:bidi="ar_AE"/>
         </w:rPr>
       </w:r>
-      <w:hyperlink r:id="rId62">
-        <w:r>
-          <w:rPr>
-            <w:rtl/>
-            <w:cs/>
-            <w:lang w:val="ar_AE" w:bidi="ar_AE"/>
-          </w:rPr>
-          <w:rPr>
-            <w:color w:val="0000EE"/>
-            <w:u w:val="single"/>
-          </w:rPr>
-          <w:t>متى 7 :21–23</w:t>
-        </w:r>
-      </w:hyperlink>
-    </w:p>
-    <w:p>
-      <w:pPr>
-        <w:pStyle w:val="ListBullet"/>
-        <w:bidi/>
-        <w:spacing w:line="240" w:lineRule="auto"/>
-        <w:ind w:left="720"/>
-      </w:pPr>
-      <w:r>
-        <w:rPr>
-          <w:rtl/>
-          <w:cs/>
-          <w:lang w:val="ar_AE" w:bidi="ar_AE"/>
-        </w:rPr>
-      </w:r>
-      <w:hyperlink r:id="rId63">
-        <w:r>
-          <w:rPr>
-            <w:rtl/>
-            <w:cs/>
-            <w:lang w:val="ar_AE" w:bidi="ar_AE"/>
-          </w:rPr>
-          <w:rPr>
-            <w:color w:val="0000EE"/>
-            <w:u w:val="single"/>
-          </w:rPr>
-          <w:t>متى 12 :2</w:t>
-        </w:r>
-      </w:hyperlink>
-    </w:p>
-    <w:p>
-      <w:pPr>
-        <w:pStyle w:val="ListBullet"/>
-        <w:bidi/>
-        <w:spacing w:line="240" w:lineRule="auto"/>
-        <w:ind w:left="720"/>
-      </w:pPr>
-      <w:r>
-        <w:rPr>
-          <w:rtl/>
-          <w:cs/>
-          <w:lang w:val="ar_AE" w:bidi="ar_AE"/>
-        </w:rPr>
-      </w:r>
-      <w:hyperlink r:id="rId64">
-        <w:r>
-          <w:rPr>
-            <w:rtl/>
-            <w:cs/>
-            <w:lang w:val="ar_AE" w:bidi="ar_AE"/>
-          </w:rPr>
-          <w:rPr>
-            <w:color w:val="0000EE"/>
-            <w:u w:val="single"/>
-          </w:rPr>
-          <w:t>متى 12 :4</w:t>
-        </w:r>
-      </w:hyperlink>
-    </w:p>
-    <w:p>
-      <w:pPr>
-        <w:pStyle w:val="ListBullet"/>
-        <w:bidi/>
-        <w:spacing w:line="240" w:lineRule="auto"/>
-        <w:ind w:left="720"/>
-      </w:pPr>
-      <w:r>
-        <w:rPr>
-          <w:rtl/>
-          <w:cs/>
-          <w:lang w:val="ar_AE" w:bidi="ar_AE"/>
-        </w:rPr>
-      </w:r>
-      <w:hyperlink r:id="rId65">
-        <w:r>
-          <w:rPr>
-            <w:rtl/>
-            <w:cs/>
-            <w:lang w:val="ar_AE" w:bidi="ar_AE"/>
-          </w:rPr>
-          <w:rPr>
-            <w:color w:val="0000EE"/>
-            <w:u w:val="single"/>
-          </w:rPr>
-          <w:t>متى 12: 10</w:t>
-        </w:r>
-      </w:hyperlink>
-    </w:p>
-    <w:p>
-      <w:pPr>
-        <w:pStyle w:val="ListBullet"/>
-        <w:bidi/>
-        <w:spacing w:line="240" w:lineRule="auto"/>
-        <w:ind w:left="720"/>
-      </w:pPr>
-      <w:r>
-        <w:rPr>
-          <w:rtl/>
-          <w:cs/>
-          <w:lang w:val="ar_AE" w:bidi="ar_AE"/>
-        </w:rPr>
-      </w:r>
-      <w:hyperlink r:id="rId66">
-        <w:r>
-          <w:rPr>
-            <w:rtl/>
-            <w:cs/>
-            <w:lang w:val="ar_AE" w:bidi="ar_AE"/>
-          </w:rPr>
-          <w:rPr>
-            <w:color w:val="0000EE"/>
-            <w:u w:val="single"/>
-          </w:rPr>
-          <w:t>مرقس 3 :4</w:t>
-        </w:r>
-      </w:hyperlink>
-    </w:p>
-    <w:p>
-      <w:pPr>
-        <w:pStyle w:val="ListBullet"/>
-        <w:bidi/>
-        <w:spacing w:line="240" w:lineRule="auto"/>
-        <w:ind w:left="720"/>
-      </w:pPr>
-      <w:r>
-        <w:rPr>
-          <w:rtl/>
-          <w:cs/>
-          <w:lang w:val="ar_AE" w:bidi="ar_AE"/>
-        </w:rPr>
-      </w:r>
-      <w:hyperlink r:id="rId67">
-        <w:r>
-          <w:rPr>
-            <w:rtl/>
-            <w:cs/>
-            <w:lang w:val="ar_AE" w:bidi="ar_AE"/>
-          </w:rPr>
-          <w:rPr>
-            <w:color w:val="0000EE"/>
-            <w:u w:val="single"/>
-          </w:rPr>
-          <w:t>لوقا 6 :2</w:t>
-        </w:r>
-      </w:hyperlink>
-    </w:p>
-    <w:p>
-      <w:pPr>
-        <w:pStyle w:val="ListBullet"/>
-        <w:bidi/>
-        <w:spacing w:line="240" w:lineRule="auto"/>
-        <w:ind w:left="720"/>
-      </w:pPr>
-      <w:r>
-        <w:rPr>
-          <w:rtl/>
-          <w:cs/>
-          <w:lang w:val="ar_AE" w:bidi="ar_AE"/>
-        </w:rPr>
-      </w:r>
-      <w:hyperlink r:id="rId68">
-        <w:r>
-          <w:rPr>
-            <w:rtl/>
-            <w:cs/>
-            <w:lang w:val="ar_AE" w:bidi="ar_AE"/>
-          </w:rPr>
-          <w:rPr>
-            <w:color w:val="0000EE"/>
-            <w:u w:val="single"/>
-          </w:rPr>
-          <w:t>أعمال الرسل 2 :23</w:t>
-        </w:r>
-      </w:hyperlink>
-    </w:p>
-    <w:p>
-      <w:pPr>
-        <w:pStyle w:val="ListBullet"/>
-        <w:bidi/>
-        <w:spacing w:line="240" w:lineRule="auto"/>
-        <w:ind w:left="720"/>
-      </w:pPr>
-      <w:r>
-        <w:rPr>
-          <w:rtl/>
-          <w:cs/>
-          <w:lang w:val="ar_AE" w:bidi="ar_AE"/>
-        </w:rPr>
-      </w:r>
-      <w:hyperlink r:id="rId69">
-        <w:r>
-          <w:rPr>
-            <w:rtl/>
-            <w:cs/>
-            <w:lang w:val="ar_AE" w:bidi="ar_AE"/>
-          </w:rPr>
-          <w:rPr>
-            <w:color w:val="0000EE"/>
-            <w:u w:val="single"/>
-          </w:rPr>
-          <w:t>أعمال الرسل 10 :28</w:t>
-        </w:r>
-      </w:hyperlink>
-    </w:p>
-    <w:p>
-      <w:pPr>
-        <w:pStyle w:val="ListBullet"/>
-        <w:bidi/>
-        <w:spacing w:line="240" w:lineRule="auto"/>
-        <w:ind w:left="720"/>
-      </w:pPr>
-      <w:r>
-        <w:rPr>
-          <w:rtl/>
-          <w:cs/>
-          <w:lang w:val="ar_AE" w:bidi="ar_AE"/>
-        </w:rPr>
-      </w:r>
-      <w:hyperlink r:id="rId70">
-        <w:r>
-          <w:rPr>
-            <w:rtl/>
-            <w:cs/>
-            <w:lang w:val="ar_AE" w:bidi="ar_AE"/>
-          </w:rPr>
-          <w:rPr>
-            <w:color w:val="0000EE"/>
-            <w:u w:val="single"/>
-          </w:rPr>
-          <w:t>أعمال الرسل 22 :25</w:t>
-        </w:r>
-      </w:hyperlink>
-    </w:p>
-    <w:p>
-      <w:pPr>
-        <w:pStyle w:val="ListBullet"/>
-        <w:bidi/>
-        <w:spacing w:line="240" w:lineRule="auto"/>
-        <w:ind w:left="720"/>
-      </w:pPr>
-      <w:r>
-        <w:rPr>
-          <w:rtl/>
-          <w:cs/>
-          <w:lang w:val="ar_AE" w:bidi="ar_AE"/>
-        </w:rPr>
-      </w:r>
-      <w:hyperlink r:id="rId71">
-        <w:r>
-          <w:rPr>
-            <w:rtl/>
-            <w:cs/>
-            <w:lang w:val="ar_AE" w:bidi="ar_AE"/>
-          </w:rPr>
-          <w:rPr>
-            <w:color w:val="0000EE"/>
-            <w:u w:val="single"/>
-          </w:rPr>
-          <w:t>2تسالونيكي 2 :3</w:t>
-        </w:r>
-      </w:hyperlink>
-    </w:p>
-    <w:p>
-      <w:pPr>
-        <w:pStyle w:val="ListBullet"/>
-        <w:bidi/>
-        <w:spacing w:line="240" w:lineRule="auto"/>
-        <w:ind w:left="720"/>
-      </w:pPr>
-      <w:r>
-        <w:rPr>
-          <w:rtl/>
-          <w:cs/>
-          <w:lang w:val="ar_AE" w:bidi="ar_AE"/>
-        </w:rPr>
-      </w:r>
-      <w:hyperlink r:id="rId72">
-        <w:r>
-          <w:rPr>
-            <w:rtl/>
-            <w:cs/>
-            <w:lang w:val="ar_AE" w:bidi="ar_AE"/>
-          </w:rPr>
-          <w:rPr>
-            <w:color w:val="0000EE"/>
-            <w:u w:val="single"/>
-          </w:rPr>
-          <w:t>تيطس 2 :14</w:t>
-        </w:r>
-      </w:hyperlink>
-    </w:p>
-    <w:p>
-      <w:pPr>
-        <w:pStyle w:val="ListBullet"/>
-        <w:bidi/>
-        <w:spacing w:line="240" w:lineRule="auto"/>
-        <w:ind w:left="720"/>
-      </w:pPr>
-      <w:r>
-        <w:rPr>
-          <w:rtl/>
-          <w:cs/>
-          <w:lang w:val="ar_AE" w:bidi="ar_AE"/>
-        </w:rPr>
-      </w:r>
-      <w:hyperlink r:id="rId73">
-        <w:r>
-          <w:rPr>
-            <w:rtl/>
-            <w:cs/>
-            <w:lang w:val="ar_AE" w:bidi="ar_AE"/>
-          </w:rPr>
-          <w:rPr>
-            <w:color w:val="0000EE"/>
-            <w:u w:val="single"/>
-          </w:rPr>
-          <w:t>1يوحنا 3: 4–6</w:t>
-        </w:r>
-      </w:hyperlink>
+      <w:r>
+        <w:rPr>
+          <w:rtl/>
+          <w:cs/>
+          <w:lang w:val="ar_AE" w:bidi="ar_AE"/>
+        </w:rPr>
+        <w:t>متى 7 :21–23</w:t>
+      </w:r>
+    </w:p>
+    <w:p>
+      <w:pPr>
+        <w:pStyle w:val="ListBullet"/>
+        <w:bidi/>
+        <w:spacing w:line="240" w:lineRule="auto"/>
+        <w:ind w:left="720"/>
+      </w:pPr>
+      <w:r>
+        <w:rPr>
+          <w:rtl/>
+          <w:cs/>
+          <w:lang w:val="ar_AE" w:bidi="ar_AE"/>
+        </w:rPr>
+      </w:r>
+      <w:r>
+        <w:rPr>
+          <w:rtl/>
+          <w:cs/>
+          <w:lang w:val="ar_AE" w:bidi="ar_AE"/>
+        </w:rPr>
+        <w:t>متى 12 :2</w:t>
+      </w:r>
+    </w:p>
+    <w:p>
+      <w:pPr>
+        <w:pStyle w:val="ListBullet"/>
+        <w:bidi/>
+        <w:spacing w:line="240" w:lineRule="auto"/>
+        <w:ind w:left="720"/>
+      </w:pPr>
+      <w:r>
+        <w:rPr>
+          <w:rtl/>
+          <w:cs/>
+          <w:lang w:val="ar_AE" w:bidi="ar_AE"/>
+        </w:rPr>
+      </w:r>
+      <w:r>
+        <w:rPr>
+          <w:rtl/>
+          <w:cs/>
+          <w:lang w:val="ar_AE" w:bidi="ar_AE"/>
+        </w:rPr>
+        <w:t>متى 12 :4</w:t>
+      </w:r>
+    </w:p>
+    <w:p>
+      <w:pPr>
+        <w:pStyle w:val="ListBullet"/>
+        <w:bidi/>
+        <w:spacing w:line="240" w:lineRule="auto"/>
+        <w:ind w:left="720"/>
+      </w:pPr>
+      <w:r>
+        <w:rPr>
+          <w:rtl/>
+          <w:cs/>
+          <w:lang w:val="ar_AE" w:bidi="ar_AE"/>
+        </w:rPr>
+      </w:r>
+      <w:r>
+        <w:rPr>
+          <w:rtl/>
+          <w:cs/>
+          <w:lang w:val="ar_AE" w:bidi="ar_AE"/>
+        </w:rPr>
+        <w:t>متى 12: 10</w:t>
+      </w:r>
+    </w:p>
+    <w:p>
+      <w:pPr>
+        <w:pStyle w:val="ListBullet"/>
+        <w:bidi/>
+        <w:spacing w:line="240" w:lineRule="auto"/>
+        <w:ind w:left="720"/>
+      </w:pPr>
+      <w:r>
+        <w:rPr>
+          <w:rtl/>
+          <w:cs/>
+          <w:lang w:val="ar_AE" w:bidi="ar_AE"/>
+        </w:rPr>
+      </w:r>
+      <w:r>
+        <w:rPr>
+          <w:rtl/>
+          <w:cs/>
+          <w:lang w:val="ar_AE" w:bidi="ar_AE"/>
+        </w:rPr>
+        <w:t>مرقس 3 :4</w:t>
+      </w:r>
+    </w:p>
+    <w:p>
+      <w:pPr>
+        <w:pStyle w:val="ListBullet"/>
+        <w:bidi/>
+        <w:spacing w:line="240" w:lineRule="auto"/>
+        <w:ind w:left="720"/>
+      </w:pPr>
+      <w:r>
+        <w:rPr>
+          <w:rtl/>
+          <w:cs/>
+          <w:lang w:val="ar_AE" w:bidi="ar_AE"/>
+        </w:rPr>
+      </w:r>
+      <w:r>
+        <w:rPr>
+          <w:rtl/>
+          <w:cs/>
+          <w:lang w:val="ar_AE" w:bidi="ar_AE"/>
+        </w:rPr>
+        <w:t>لوقا 6 :2</w:t>
+      </w:r>
+    </w:p>
+    <w:p>
+      <w:pPr>
+        <w:pStyle w:val="ListBullet"/>
+        <w:bidi/>
+        <w:spacing w:line="240" w:lineRule="auto"/>
+        <w:ind w:left="720"/>
+      </w:pPr>
+      <w:r>
+        <w:rPr>
+          <w:rtl/>
+          <w:cs/>
+          <w:lang w:val="ar_AE" w:bidi="ar_AE"/>
+        </w:rPr>
+      </w:r>
+      <w:r>
+        <w:rPr>
+          <w:rtl/>
+          <w:cs/>
+          <w:lang w:val="ar_AE" w:bidi="ar_AE"/>
+        </w:rPr>
+        <w:t>أعمال الرسل 2 :23</w:t>
+      </w:r>
+    </w:p>
+    <w:p>
+      <w:pPr>
+        <w:pStyle w:val="ListBullet"/>
+        <w:bidi/>
+        <w:spacing w:line="240" w:lineRule="auto"/>
+        <w:ind w:left="720"/>
+      </w:pPr>
+      <w:r>
+        <w:rPr>
+          <w:rtl/>
+          <w:cs/>
+          <w:lang w:val="ar_AE" w:bidi="ar_AE"/>
+        </w:rPr>
+      </w:r>
+      <w:r>
+        <w:rPr>
+          <w:rtl/>
+          <w:cs/>
+          <w:lang w:val="ar_AE" w:bidi="ar_AE"/>
+        </w:rPr>
+        <w:t>أعمال الرسل 10 :28</w:t>
+      </w:r>
+    </w:p>
+    <w:p>
+      <w:pPr>
+        <w:pStyle w:val="ListBullet"/>
+        <w:bidi/>
+        <w:spacing w:line="240" w:lineRule="auto"/>
+        <w:ind w:left="720"/>
+      </w:pPr>
+      <w:r>
+        <w:rPr>
+          <w:rtl/>
+          <w:cs/>
+          <w:lang w:val="ar_AE" w:bidi="ar_AE"/>
+        </w:rPr>
+      </w:r>
+      <w:r>
+        <w:rPr>
+          <w:rtl/>
+          <w:cs/>
+          <w:lang w:val="ar_AE" w:bidi="ar_AE"/>
+        </w:rPr>
+        <w:t>أعمال الرسل 22 :25</w:t>
+      </w:r>
+    </w:p>
+    <w:p>
+      <w:pPr>
+        <w:pStyle w:val="ListBullet"/>
+        <w:bidi/>
+        <w:spacing w:line="240" w:lineRule="auto"/>
+        <w:ind w:left="720"/>
+      </w:pPr>
+      <w:r>
+        <w:rPr>
+          <w:rtl/>
+          <w:cs/>
+          <w:lang w:val="ar_AE" w:bidi="ar_AE"/>
+        </w:rPr>
+      </w:r>
+      <w:r>
+        <w:rPr>
+          <w:rtl/>
+          <w:cs/>
+          <w:lang w:val="ar_AE" w:bidi="ar_AE"/>
+        </w:rPr>
+        <w:t>2تسالونيكي 2 :3</w:t>
+      </w:r>
+    </w:p>
+    <w:p>
+      <w:pPr>
+        <w:pStyle w:val="ListBullet"/>
+        <w:bidi/>
+        <w:spacing w:line="240" w:lineRule="auto"/>
+        <w:ind w:left="720"/>
+      </w:pPr>
+      <w:r>
+        <w:rPr>
+          <w:rtl/>
+          <w:cs/>
+          <w:lang w:val="ar_AE" w:bidi="ar_AE"/>
+        </w:rPr>
+      </w:r>
+      <w:r>
+        <w:rPr>
+          <w:rtl/>
+          <w:cs/>
+          <w:lang w:val="ar_AE" w:bidi="ar_AE"/>
+        </w:rPr>
+        <w:t>تيطس 2 :14</w:t>
+      </w:r>
+    </w:p>
+    <w:p>
+      <w:pPr>
+        <w:pStyle w:val="ListBullet"/>
+        <w:bidi/>
+        <w:spacing w:line="240" w:lineRule="auto"/>
+        <w:ind w:left="720"/>
+      </w:pPr>
+      <w:r>
+        <w:rPr>
+          <w:rtl/>
+          <w:cs/>
+          <w:lang w:val="ar_AE" w:bidi="ar_AE"/>
+        </w:rPr>
+      </w:r>
+      <w:r>
+        <w:rPr>
+          <w:rtl/>
+          <w:cs/>
+          <w:lang w:val="ar_AE" w:bidi="ar_AE"/>
+        </w:rPr>
+        <w:t>1يوحنا 3: 4–6</w:t>
+      </w:r>
     </w:p>
     <w:p>
       <w:pPr>
@@ -6499,600 +6133,474 @@
           <w:lang w:val="ar_AE" w:bidi="ar_AE"/>
         </w:rPr>
       </w:r>
-      <w:hyperlink r:id="rId74">
-        <w:r>
-          <w:rPr>
-            <w:rtl/>
-            <w:cs/>
-            <w:lang w:val="ar_AE" w:bidi="ar_AE"/>
-          </w:rPr>
-          <w:rPr>
-            <w:color w:val="0000EE"/>
-            <w:u w:val="single"/>
-          </w:rPr>
-          <w:t>1بطرس 3: 15–17</w:t>
-        </w:r>
-      </w:hyperlink>
-    </w:p>
-    <w:p>
-      <w:pPr>
-        <w:pStyle w:val="ListBullet"/>
-        <w:bidi/>
-        <w:spacing w:line="240" w:lineRule="auto"/>
-        <w:ind w:left="720"/>
-      </w:pPr>
-      <w:r>
-        <w:rPr>
-          <w:rtl/>
-          <w:cs/>
-          <w:lang w:val="ar_AE" w:bidi="ar_AE"/>
-        </w:rPr>
-      </w:r>
-      <w:hyperlink r:id="rId75">
-        <w:r>
-          <w:rPr>
-            <w:rtl/>
-            <w:cs/>
-            <w:lang w:val="ar_AE" w:bidi="ar_AE"/>
-          </w:rPr>
-          <w:rPr>
-            <w:color w:val="0000EE"/>
-            <w:u w:val="single"/>
-          </w:rPr>
-          <w:t>2ملوك 2 :17</w:t>
-        </w:r>
-      </w:hyperlink>
-    </w:p>
-    <w:p>
-      <w:pPr>
-        <w:pStyle w:val="ListBullet"/>
-        <w:bidi/>
-        <w:spacing w:line="240" w:lineRule="auto"/>
-        <w:ind w:left="720"/>
-      </w:pPr>
-      <w:r>
-        <w:rPr>
-          <w:rtl/>
-          <w:cs/>
-          <w:lang w:val="ar_AE" w:bidi="ar_AE"/>
-        </w:rPr>
-      </w:r>
-      <w:hyperlink r:id="rId76">
-        <w:r>
-          <w:rPr>
-            <w:rtl/>
-            <w:cs/>
-            <w:lang w:val="ar_AE" w:bidi="ar_AE"/>
-          </w:rPr>
-          <w:rPr>
-            <w:color w:val="0000EE"/>
-            <w:u w:val="single"/>
-          </w:rPr>
-          <w:t>2صموئيل 13 :13</w:t>
-        </w:r>
-      </w:hyperlink>
-    </w:p>
-    <w:p>
-      <w:pPr>
-        <w:pStyle w:val="ListBullet"/>
-        <w:bidi/>
-        <w:spacing w:line="240" w:lineRule="auto"/>
-        <w:ind w:left="720"/>
-      </w:pPr>
-      <w:r>
-        <w:rPr>
-          <w:rtl/>
-          <w:cs/>
-          <w:lang w:val="ar_AE" w:bidi="ar_AE"/>
-        </w:rPr>
-      </w:r>
-      <w:hyperlink r:id="rId77">
-        <w:r>
-          <w:rPr>
-            <w:rtl/>
-            <w:cs/>
-            <w:lang w:val="ar_AE" w:bidi="ar_AE"/>
-          </w:rPr>
-          <w:rPr>
-            <w:color w:val="0000EE"/>
-            <w:u w:val="single"/>
-          </w:rPr>
-          <w:t>لوقا 20: 11</w:t>
-        </w:r>
-      </w:hyperlink>
-    </w:p>
-    <w:p>
-      <w:pPr>
-        <w:pStyle w:val="ListBullet"/>
-        <w:bidi/>
-        <w:spacing w:line="240" w:lineRule="auto"/>
-        <w:ind w:left="720"/>
-      </w:pPr>
-      <w:r>
-        <w:rPr>
-          <w:rtl/>
-          <w:cs/>
-          <w:lang w:val="ar_AE" w:bidi="ar_AE"/>
-        </w:rPr>
-      </w:r>
-      <w:hyperlink r:id="rId78">
-        <w:r>
-          <w:rPr>
-            <w:rtl/>
-            <w:cs/>
-            <w:lang w:val="ar_AE" w:bidi="ar_AE"/>
-          </w:rPr>
-          <w:rPr>
-            <w:color w:val="0000EE"/>
-            <w:u w:val="single"/>
-          </w:rPr>
-          <w:t>مرقس 8 :38</w:t>
-        </w:r>
-      </w:hyperlink>
-    </w:p>
-    <w:p>
-      <w:pPr>
-        <w:pStyle w:val="ListBullet"/>
-        <w:bidi/>
-        <w:spacing w:line="240" w:lineRule="auto"/>
-        <w:ind w:left="720"/>
-      </w:pPr>
-      <w:r>
-        <w:rPr>
-          <w:rtl/>
-          <w:cs/>
-          <w:lang w:val="ar_AE" w:bidi="ar_AE"/>
-        </w:rPr>
-      </w:r>
-      <w:hyperlink r:id="rId79">
-        <w:r>
-          <w:rPr>
-            <w:rtl/>
-            <w:cs/>
-            <w:lang w:val="ar_AE" w:bidi="ar_AE"/>
-          </w:rPr>
-          <w:rPr>
-            <w:color w:val="0000EE"/>
-            <w:u w:val="single"/>
-          </w:rPr>
-          <w:t>مرقس 12: 4–5</w:t>
-        </w:r>
-      </w:hyperlink>
-    </w:p>
-    <w:p>
-      <w:pPr>
-        <w:pStyle w:val="ListBullet"/>
-        <w:bidi/>
-        <w:spacing w:line="240" w:lineRule="auto"/>
-        <w:ind w:left="720"/>
-      </w:pPr>
-      <w:r>
-        <w:rPr>
-          <w:rtl/>
-          <w:cs/>
-          <w:lang w:val="ar_AE" w:bidi="ar_AE"/>
-        </w:rPr>
-      </w:r>
-      <w:hyperlink r:id="rId80">
-        <w:r>
-          <w:rPr>
-            <w:rtl/>
-            <w:cs/>
-            <w:lang w:val="ar_AE" w:bidi="ar_AE"/>
-          </w:rPr>
-          <w:rPr>
-            <w:color w:val="0000EE"/>
-            <w:u w:val="single"/>
-          </w:rPr>
-          <w:t>1تيموثاوس 3 :7</w:t>
-        </w:r>
-      </w:hyperlink>
-    </w:p>
-    <w:p>
-      <w:pPr>
-        <w:pStyle w:val="ListBullet"/>
-        <w:bidi/>
-        <w:spacing w:line="240" w:lineRule="auto"/>
-        <w:ind w:left="720"/>
-      </w:pPr>
-      <w:r>
-        <w:rPr>
-          <w:rtl/>
-          <w:cs/>
-          <w:lang w:val="ar_AE" w:bidi="ar_AE"/>
-        </w:rPr>
-      </w:r>
-      <w:hyperlink r:id="rId81">
-        <w:r>
-          <w:rPr>
-            <w:rtl/>
-            <w:cs/>
-            <w:lang w:val="ar_AE" w:bidi="ar_AE"/>
-          </w:rPr>
-          <w:rPr>
-            <w:color w:val="0000EE"/>
-            <w:u w:val="single"/>
-          </w:rPr>
-          <w:t>تكوين 34 :7</w:t>
-        </w:r>
-      </w:hyperlink>
-    </w:p>
-    <w:p>
-      <w:pPr>
-        <w:pStyle w:val="ListBullet"/>
-        <w:bidi/>
-        <w:spacing w:line="240" w:lineRule="auto"/>
-        <w:ind w:left="720"/>
-      </w:pPr>
-      <w:r>
-        <w:rPr>
-          <w:rtl/>
-          <w:cs/>
-          <w:lang w:val="ar_AE" w:bidi="ar_AE"/>
-        </w:rPr>
-      </w:r>
-      <w:hyperlink r:id="rId82">
-        <w:r>
-          <w:rPr>
-            <w:rtl/>
-            <w:cs/>
-            <w:lang w:val="ar_AE" w:bidi="ar_AE"/>
-          </w:rPr>
-          <w:rPr>
-            <w:color w:val="0000EE"/>
-            <w:u w:val="single"/>
-          </w:rPr>
-          <w:t>عبرانيين 11: 26</w:t>
-        </w:r>
-      </w:hyperlink>
-    </w:p>
-    <w:p>
-      <w:pPr>
-        <w:pStyle w:val="ListBullet"/>
-        <w:bidi/>
-        <w:spacing w:line="240" w:lineRule="auto"/>
-        <w:ind w:left="720"/>
-      </w:pPr>
-      <w:r>
-        <w:rPr>
-          <w:rtl/>
-          <w:cs/>
-          <w:lang w:val="ar_AE" w:bidi="ar_AE"/>
-        </w:rPr>
-      </w:r>
-      <w:hyperlink r:id="rId83">
-        <w:r>
-          <w:rPr>
-            <w:rtl/>
-            <w:cs/>
-            <w:lang w:val="ar_AE" w:bidi="ar_AE"/>
-          </w:rPr>
-          <w:rPr>
-            <w:color w:val="0000EE"/>
-            <w:u w:val="single"/>
-          </w:rPr>
-          <w:t>مراثي إرميا 2: 1–2</w:t>
-        </w:r>
-      </w:hyperlink>
-    </w:p>
-    <w:p>
-      <w:pPr>
-        <w:pStyle w:val="ListBullet"/>
-        <w:bidi/>
-        <w:spacing w:line="240" w:lineRule="auto"/>
-        <w:ind w:left="720"/>
-      </w:pPr>
-      <w:r>
-        <w:rPr>
-          <w:rtl/>
-          <w:cs/>
-          <w:lang w:val="ar_AE" w:bidi="ar_AE"/>
-        </w:rPr>
-      </w:r>
-      <w:hyperlink r:id="rId84">
-        <w:r>
-          <w:rPr>
-            <w:rtl/>
-            <w:cs/>
-            <w:lang w:val="ar_AE" w:bidi="ar_AE"/>
-          </w:rPr>
-          <w:rPr>
-            <w:color w:val="0000EE"/>
-            <w:u w:val="single"/>
-          </w:rPr>
-          <w:t>مزمور 22: 6</w:t>
-        </w:r>
-      </w:hyperlink>
-    </w:p>
-    <w:p>
-      <w:pPr>
-        <w:pStyle w:val="ListBullet"/>
-        <w:bidi/>
-        <w:spacing w:line="240" w:lineRule="auto"/>
-        <w:ind w:left="720"/>
-      </w:pPr>
-      <w:r>
-        <w:rPr>
-          <w:rtl/>
-          <w:cs/>
-          <w:lang w:val="ar_AE" w:bidi="ar_AE"/>
-        </w:rPr>
-      </w:r>
-      <w:hyperlink r:id="rId85">
-        <w:r>
-          <w:rPr>
-            <w:rtl/>
-            <w:cs/>
-            <w:lang w:val="ar_AE" w:bidi="ar_AE"/>
-          </w:rPr>
-          <w:rPr>
-            <w:color w:val="0000EE"/>
-            <w:u w:val="single"/>
-          </w:rPr>
-          <w:t>تثنية 21 :14</w:t>
-        </w:r>
-      </w:hyperlink>
-    </w:p>
-    <w:p>
-      <w:pPr>
-        <w:pStyle w:val="ListBullet"/>
-        <w:bidi/>
-        <w:spacing w:line="240" w:lineRule="auto"/>
-        <w:ind w:left="720"/>
-      </w:pPr>
-      <w:r>
-        <w:rPr>
-          <w:rtl/>
-          <w:cs/>
-          <w:lang w:val="ar_AE" w:bidi="ar_AE"/>
-        </w:rPr>
-      </w:r>
-      <w:hyperlink r:id="rId86">
-        <w:r>
-          <w:rPr>
-            <w:rtl/>
-            <w:cs/>
-            <w:lang w:val="ar_AE" w:bidi="ar_AE"/>
-          </w:rPr>
-          <w:rPr>
-            <w:color w:val="0000EE"/>
-            <w:u w:val="single"/>
-          </w:rPr>
-          <w:t>عزرا 9 :5</w:t>
-        </w:r>
-      </w:hyperlink>
-    </w:p>
-    <w:p>
-      <w:pPr>
-        <w:pStyle w:val="ListBullet"/>
-        <w:bidi/>
-        <w:spacing w:line="240" w:lineRule="auto"/>
-        <w:ind w:left="720"/>
-      </w:pPr>
-      <w:r>
-        <w:rPr>
-          <w:rtl/>
-          <w:cs/>
-          <w:lang w:val="ar_AE" w:bidi="ar_AE"/>
-        </w:rPr>
-      </w:r>
-      <w:hyperlink r:id="rId87">
-        <w:r>
-          <w:rPr>
-            <w:rtl/>
-            <w:cs/>
-            <w:lang w:val="ar_AE" w:bidi="ar_AE"/>
-          </w:rPr>
-          <w:rPr>
-            <w:color w:val="0000EE"/>
-            <w:u w:val="single"/>
-          </w:rPr>
-          <w:t>أمثال 25: 7–8</w:t>
-        </w:r>
-      </w:hyperlink>
-    </w:p>
-    <w:p>
-      <w:pPr>
-        <w:pStyle w:val="ListBullet"/>
-        <w:bidi/>
-        <w:spacing w:line="240" w:lineRule="auto"/>
-        <w:ind w:left="720"/>
-      </w:pPr>
-      <w:r>
-        <w:rPr>
-          <w:rtl/>
-          <w:cs/>
-          <w:lang w:val="ar_AE" w:bidi="ar_AE"/>
-        </w:rPr>
-      </w:r>
-      <w:hyperlink r:id="rId88">
-        <w:r>
-          <w:rPr>
-            <w:rtl/>
-            <w:cs/>
-            <w:lang w:val="ar_AE" w:bidi="ar_AE"/>
-          </w:rPr>
-          <w:rPr>
-            <w:color w:val="0000EE"/>
-            <w:u w:val="single"/>
-          </w:rPr>
-          <w:t>مزمور 6 :8–10</w:t>
-        </w:r>
-      </w:hyperlink>
-    </w:p>
-    <w:p>
-      <w:pPr>
-        <w:pStyle w:val="ListBullet"/>
-        <w:bidi/>
-        <w:spacing w:line="240" w:lineRule="auto"/>
-        <w:ind w:left="720"/>
-      </w:pPr>
-      <w:r>
-        <w:rPr>
-          <w:rtl/>
-          <w:cs/>
-          <w:lang w:val="ar_AE" w:bidi="ar_AE"/>
-        </w:rPr>
-      </w:r>
-      <w:hyperlink r:id="rId89">
-        <w:r>
-          <w:rPr>
-            <w:rtl/>
-            <w:cs/>
-            <w:lang w:val="ar_AE" w:bidi="ar_AE"/>
-          </w:rPr>
-          <w:rPr>
-            <w:color w:val="0000EE"/>
-            <w:u w:val="single"/>
-          </w:rPr>
-          <w:t>مزمور 123: 3</w:t>
-        </w:r>
-      </w:hyperlink>
-    </w:p>
-    <w:p>
-      <w:pPr>
-        <w:pStyle w:val="ListBullet"/>
-        <w:bidi/>
-        <w:spacing w:line="240" w:lineRule="auto"/>
-        <w:ind w:left="720"/>
-      </w:pPr>
-      <w:r>
-        <w:rPr>
-          <w:rtl/>
-          <w:cs/>
-          <w:lang w:val="ar_AE" w:bidi="ar_AE"/>
-        </w:rPr>
-      </w:r>
-      <w:hyperlink r:id="rId90">
-        <w:r>
-          <w:rPr>
-            <w:rtl/>
-            <w:cs/>
-            <w:lang w:val="ar_AE" w:bidi="ar_AE"/>
-          </w:rPr>
-          <w:rPr>
-            <w:color w:val="0000EE"/>
-            <w:u w:val="single"/>
-          </w:rPr>
-          <w:t>1تيموثاوس 5 :7–8</w:t>
-        </w:r>
-      </w:hyperlink>
-    </w:p>
-    <w:p>
-      <w:pPr>
-        <w:pStyle w:val="ListBullet"/>
-        <w:bidi/>
-        <w:spacing w:line="240" w:lineRule="auto"/>
-        <w:ind w:left="720"/>
-      </w:pPr>
-      <w:r>
-        <w:rPr>
-          <w:rtl/>
-          <w:cs/>
-          <w:lang w:val="ar_AE" w:bidi="ar_AE"/>
-        </w:rPr>
-      </w:r>
-      <w:hyperlink r:id="rId91">
-        <w:r>
-          <w:rPr>
-            <w:rtl/>
-            <w:cs/>
-            <w:lang w:val="ar_AE" w:bidi="ar_AE"/>
-          </w:rPr>
-          <w:rPr>
-            <w:color w:val="0000EE"/>
-            <w:u w:val="single"/>
-          </w:rPr>
-          <w:t>1تيموثاوس 6: 13–14</w:t>
-        </w:r>
-      </w:hyperlink>
-    </w:p>
-    <w:p>
-      <w:pPr>
-        <w:pStyle w:val="ListBullet"/>
-        <w:bidi/>
-        <w:spacing w:line="240" w:lineRule="auto"/>
-        <w:ind w:left="720"/>
-      </w:pPr>
-      <w:r>
-        <w:rPr>
-          <w:rtl/>
-          <w:cs/>
-          <w:lang w:val="ar_AE" w:bidi="ar_AE"/>
-        </w:rPr>
-      </w:r>
-      <w:hyperlink r:id="rId92">
-        <w:r>
-          <w:rPr>
-            <w:rtl/>
-            <w:cs/>
-            <w:lang w:val="ar_AE" w:bidi="ar_AE"/>
-          </w:rPr>
-          <w:rPr>
-            <w:color w:val="0000EE"/>
-            <w:u w:val="single"/>
-          </w:rPr>
-          <w:t>إرميا 15: 15–16</w:t>
-        </w:r>
-      </w:hyperlink>
-    </w:p>
-    <w:p>
-      <w:pPr>
-        <w:pStyle w:val="ListBullet"/>
-        <w:bidi/>
-        <w:spacing w:line="240" w:lineRule="auto"/>
-        <w:ind w:left="720"/>
-      </w:pPr>
-      <w:r>
-        <w:rPr>
-          <w:rtl/>
-          <w:cs/>
-          <w:lang w:val="ar_AE" w:bidi="ar_AE"/>
-        </w:rPr>
-      </w:r>
-      <w:hyperlink r:id="rId93">
-        <w:r>
-          <w:rPr>
-            <w:rtl/>
-            <w:cs/>
-            <w:lang w:val="ar_AE" w:bidi="ar_AE"/>
-          </w:rPr>
-          <w:rPr>
-            <w:color w:val="0000EE"/>
-            <w:u w:val="single"/>
-          </w:rPr>
-          <w:t>أيوب 16: 9–10</w:t>
-        </w:r>
-      </w:hyperlink>
-    </w:p>
-    <w:p>
-      <w:pPr>
-        <w:pStyle w:val="ListBullet"/>
-        <w:bidi/>
-        <w:spacing w:line="240" w:lineRule="auto"/>
-        <w:ind w:left="720"/>
-      </w:pPr>
-      <w:r>
-        <w:rPr>
-          <w:rtl/>
-          <w:cs/>
-          <w:lang w:val="ar_AE" w:bidi="ar_AE"/>
-        </w:rPr>
-      </w:r>
-      <w:hyperlink r:id="rId94">
-        <w:r>
-          <w:rPr>
-            <w:rtl/>
-            <w:cs/>
-            <w:lang w:val="ar_AE" w:bidi="ar_AE"/>
-          </w:rPr>
-          <w:rPr>
-            <w:color w:val="0000EE"/>
-            <w:u w:val="single"/>
-          </w:rPr>
-          <w:t>أمثال 18: 3</w:t>
-        </w:r>
-      </w:hyperlink>
+      <w:r>
+        <w:rPr>
+          <w:rtl/>
+          <w:cs/>
+          <w:lang w:val="ar_AE" w:bidi="ar_AE"/>
+        </w:rPr>
+        <w:t>1بطرس 3: 15–17</w:t>
+      </w:r>
+    </w:p>
+    <w:p>
+      <w:pPr>
+        <w:pStyle w:val="ListBullet"/>
+        <w:bidi/>
+        <w:spacing w:line="240" w:lineRule="auto"/>
+        <w:ind w:left="720"/>
+      </w:pPr>
+      <w:r>
+        <w:rPr>
+          <w:rtl/>
+          <w:cs/>
+          <w:lang w:val="ar_AE" w:bidi="ar_AE"/>
+        </w:rPr>
+      </w:r>
+      <w:r>
+        <w:rPr>
+          <w:rtl/>
+          <w:cs/>
+          <w:lang w:val="ar_AE" w:bidi="ar_AE"/>
+        </w:rPr>
+        <w:t>2ملوك 2 :17</w:t>
+      </w:r>
+    </w:p>
+    <w:p>
+      <w:pPr>
+        <w:pStyle w:val="ListBullet"/>
+        <w:bidi/>
+        <w:spacing w:line="240" w:lineRule="auto"/>
+        <w:ind w:left="720"/>
+      </w:pPr>
+      <w:r>
+        <w:rPr>
+          <w:rtl/>
+          <w:cs/>
+          <w:lang w:val="ar_AE" w:bidi="ar_AE"/>
+        </w:rPr>
+      </w:r>
+      <w:r>
+        <w:rPr>
+          <w:rtl/>
+          <w:cs/>
+          <w:lang w:val="ar_AE" w:bidi="ar_AE"/>
+        </w:rPr>
+        <w:t>2صموئيل 13 :13</w:t>
+      </w:r>
+    </w:p>
+    <w:p>
+      <w:pPr>
+        <w:pStyle w:val="ListBullet"/>
+        <w:bidi/>
+        <w:spacing w:line="240" w:lineRule="auto"/>
+        <w:ind w:left="720"/>
+      </w:pPr>
+      <w:r>
+        <w:rPr>
+          <w:rtl/>
+          <w:cs/>
+          <w:lang w:val="ar_AE" w:bidi="ar_AE"/>
+        </w:rPr>
+      </w:r>
+      <w:r>
+        <w:rPr>
+          <w:rtl/>
+          <w:cs/>
+          <w:lang w:val="ar_AE" w:bidi="ar_AE"/>
+        </w:rPr>
+        <w:t>لوقا 20: 11</w:t>
+      </w:r>
+    </w:p>
+    <w:p>
+      <w:pPr>
+        <w:pStyle w:val="ListBullet"/>
+        <w:bidi/>
+        <w:spacing w:line="240" w:lineRule="auto"/>
+        <w:ind w:left="720"/>
+      </w:pPr>
+      <w:r>
+        <w:rPr>
+          <w:rtl/>
+          <w:cs/>
+          <w:lang w:val="ar_AE" w:bidi="ar_AE"/>
+        </w:rPr>
+      </w:r>
+      <w:r>
+        <w:rPr>
+          <w:rtl/>
+          <w:cs/>
+          <w:lang w:val="ar_AE" w:bidi="ar_AE"/>
+        </w:rPr>
+        <w:t>مرقس 8 :38</w:t>
+      </w:r>
+    </w:p>
+    <w:p>
+      <w:pPr>
+        <w:pStyle w:val="ListBullet"/>
+        <w:bidi/>
+        <w:spacing w:line="240" w:lineRule="auto"/>
+        <w:ind w:left="720"/>
+      </w:pPr>
+      <w:r>
+        <w:rPr>
+          <w:rtl/>
+          <w:cs/>
+          <w:lang w:val="ar_AE" w:bidi="ar_AE"/>
+        </w:rPr>
+      </w:r>
+      <w:r>
+        <w:rPr>
+          <w:rtl/>
+          <w:cs/>
+          <w:lang w:val="ar_AE" w:bidi="ar_AE"/>
+        </w:rPr>
+        <w:t>مرقس 12: 4–5</w:t>
+      </w:r>
+    </w:p>
+    <w:p>
+      <w:pPr>
+        <w:pStyle w:val="ListBullet"/>
+        <w:bidi/>
+        <w:spacing w:line="240" w:lineRule="auto"/>
+        <w:ind w:left="720"/>
+      </w:pPr>
+      <w:r>
+        <w:rPr>
+          <w:rtl/>
+          <w:cs/>
+          <w:lang w:val="ar_AE" w:bidi="ar_AE"/>
+        </w:rPr>
+      </w:r>
+      <w:r>
+        <w:rPr>
+          <w:rtl/>
+          <w:cs/>
+          <w:lang w:val="ar_AE" w:bidi="ar_AE"/>
+        </w:rPr>
+        <w:t>1تيموثاوس 3 :7</w:t>
+      </w:r>
+    </w:p>
+    <w:p>
+      <w:pPr>
+        <w:pStyle w:val="ListBullet"/>
+        <w:bidi/>
+        <w:spacing w:line="240" w:lineRule="auto"/>
+        <w:ind w:left="720"/>
+      </w:pPr>
+      <w:r>
+        <w:rPr>
+          <w:rtl/>
+          <w:cs/>
+          <w:lang w:val="ar_AE" w:bidi="ar_AE"/>
+        </w:rPr>
+      </w:r>
+      <w:r>
+        <w:rPr>
+          <w:rtl/>
+          <w:cs/>
+          <w:lang w:val="ar_AE" w:bidi="ar_AE"/>
+        </w:rPr>
+        <w:t>تكوين 34 :7</w:t>
+      </w:r>
+    </w:p>
+    <w:p>
+      <w:pPr>
+        <w:pStyle w:val="ListBullet"/>
+        <w:bidi/>
+        <w:spacing w:line="240" w:lineRule="auto"/>
+        <w:ind w:left="720"/>
+      </w:pPr>
+      <w:r>
+        <w:rPr>
+          <w:rtl/>
+          <w:cs/>
+          <w:lang w:val="ar_AE" w:bidi="ar_AE"/>
+        </w:rPr>
+      </w:r>
+      <w:r>
+        <w:rPr>
+          <w:rtl/>
+          <w:cs/>
+          <w:lang w:val="ar_AE" w:bidi="ar_AE"/>
+        </w:rPr>
+        <w:t>عبرانيين 11: 26</w:t>
+      </w:r>
+    </w:p>
+    <w:p>
+      <w:pPr>
+        <w:pStyle w:val="ListBullet"/>
+        <w:bidi/>
+        <w:spacing w:line="240" w:lineRule="auto"/>
+        <w:ind w:left="720"/>
+      </w:pPr>
+      <w:r>
+        <w:rPr>
+          <w:rtl/>
+          <w:cs/>
+          <w:lang w:val="ar_AE" w:bidi="ar_AE"/>
+        </w:rPr>
+      </w:r>
+      <w:r>
+        <w:rPr>
+          <w:rtl/>
+          <w:cs/>
+          <w:lang w:val="ar_AE" w:bidi="ar_AE"/>
+        </w:rPr>
+        <w:t>مراثي إرميا 2: 1–2</w:t>
+      </w:r>
+    </w:p>
+    <w:p>
+      <w:pPr>
+        <w:pStyle w:val="ListBullet"/>
+        <w:bidi/>
+        <w:spacing w:line="240" w:lineRule="auto"/>
+        <w:ind w:left="720"/>
+      </w:pPr>
+      <w:r>
+        <w:rPr>
+          <w:rtl/>
+          <w:cs/>
+          <w:lang w:val="ar_AE" w:bidi="ar_AE"/>
+        </w:rPr>
+      </w:r>
+      <w:r>
+        <w:rPr>
+          <w:rtl/>
+          <w:cs/>
+          <w:lang w:val="ar_AE" w:bidi="ar_AE"/>
+        </w:rPr>
+        <w:t>مزمور 22: 6</w:t>
+      </w:r>
+    </w:p>
+    <w:p>
+      <w:pPr>
+        <w:pStyle w:val="ListBullet"/>
+        <w:bidi/>
+        <w:spacing w:line="240" w:lineRule="auto"/>
+        <w:ind w:left="720"/>
+      </w:pPr>
+      <w:r>
+        <w:rPr>
+          <w:rtl/>
+          <w:cs/>
+          <w:lang w:val="ar_AE" w:bidi="ar_AE"/>
+        </w:rPr>
+      </w:r>
+      <w:r>
+        <w:rPr>
+          <w:rtl/>
+          <w:cs/>
+          <w:lang w:val="ar_AE" w:bidi="ar_AE"/>
+        </w:rPr>
+        <w:t>تثنية 21 :14</w:t>
+      </w:r>
+    </w:p>
+    <w:p>
+      <w:pPr>
+        <w:pStyle w:val="ListBullet"/>
+        <w:bidi/>
+        <w:spacing w:line="240" w:lineRule="auto"/>
+        <w:ind w:left="720"/>
+      </w:pPr>
+      <w:r>
+        <w:rPr>
+          <w:rtl/>
+          <w:cs/>
+          <w:lang w:val="ar_AE" w:bidi="ar_AE"/>
+        </w:rPr>
+      </w:r>
+      <w:r>
+        <w:rPr>
+          <w:rtl/>
+          <w:cs/>
+          <w:lang w:val="ar_AE" w:bidi="ar_AE"/>
+        </w:rPr>
+        <w:t>عزرا 9 :5</w:t>
+      </w:r>
+    </w:p>
+    <w:p>
+      <w:pPr>
+        <w:pStyle w:val="ListBullet"/>
+        <w:bidi/>
+        <w:spacing w:line="240" w:lineRule="auto"/>
+        <w:ind w:left="720"/>
+      </w:pPr>
+      <w:r>
+        <w:rPr>
+          <w:rtl/>
+          <w:cs/>
+          <w:lang w:val="ar_AE" w:bidi="ar_AE"/>
+        </w:rPr>
+      </w:r>
+      <w:r>
+        <w:rPr>
+          <w:rtl/>
+          <w:cs/>
+          <w:lang w:val="ar_AE" w:bidi="ar_AE"/>
+        </w:rPr>
+        <w:t>أمثال 25: 7–8</w:t>
+      </w:r>
+    </w:p>
+    <w:p>
+      <w:pPr>
+        <w:pStyle w:val="ListBullet"/>
+        <w:bidi/>
+        <w:spacing w:line="240" w:lineRule="auto"/>
+        <w:ind w:left="720"/>
+      </w:pPr>
+      <w:r>
+        <w:rPr>
+          <w:rtl/>
+          <w:cs/>
+          <w:lang w:val="ar_AE" w:bidi="ar_AE"/>
+        </w:rPr>
+      </w:r>
+      <w:r>
+        <w:rPr>
+          <w:rtl/>
+          <w:cs/>
+          <w:lang w:val="ar_AE" w:bidi="ar_AE"/>
+        </w:rPr>
+        <w:t>مزمور 6 :8–10</w:t>
+      </w:r>
+    </w:p>
+    <w:p>
+      <w:pPr>
+        <w:pStyle w:val="ListBullet"/>
+        <w:bidi/>
+        <w:spacing w:line="240" w:lineRule="auto"/>
+        <w:ind w:left="720"/>
+      </w:pPr>
+      <w:r>
+        <w:rPr>
+          <w:rtl/>
+          <w:cs/>
+          <w:lang w:val="ar_AE" w:bidi="ar_AE"/>
+        </w:rPr>
+      </w:r>
+      <w:r>
+        <w:rPr>
+          <w:rtl/>
+          <w:cs/>
+          <w:lang w:val="ar_AE" w:bidi="ar_AE"/>
+        </w:rPr>
+        <w:t>مزمور 123: 3</w:t>
+      </w:r>
+    </w:p>
+    <w:p>
+      <w:pPr>
+        <w:pStyle w:val="ListBullet"/>
+        <w:bidi/>
+        <w:spacing w:line="240" w:lineRule="auto"/>
+        <w:ind w:left="720"/>
+      </w:pPr>
+      <w:r>
+        <w:rPr>
+          <w:rtl/>
+          <w:cs/>
+          <w:lang w:val="ar_AE" w:bidi="ar_AE"/>
+        </w:rPr>
+      </w:r>
+      <w:r>
+        <w:rPr>
+          <w:rtl/>
+          <w:cs/>
+          <w:lang w:val="ar_AE" w:bidi="ar_AE"/>
+        </w:rPr>
+        <w:t>1تيموثاوس 5 :7–8</w:t>
+      </w:r>
+    </w:p>
+    <w:p>
+      <w:pPr>
+        <w:pStyle w:val="ListBullet"/>
+        <w:bidi/>
+        <w:spacing w:line="240" w:lineRule="auto"/>
+        <w:ind w:left="720"/>
+      </w:pPr>
+      <w:r>
+        <w:rPr>
+          <w:rtl/>
+          <w:cs/>
+          <w:lang w:val="ar_AE" w:bidi="ar_AE"/>
+        </w:rPr>
+      </w:r>
+      <w:r>
+        <w:rPr>
+          <w:rtl/>
+          <w:cs/>
+          <w:lang w:val="ar_AE" w:bidi="ar_AE"/>
+        </w:rPr>
+        <w:t>1تيموثاوس 6: 13–14</w:t>
+      </w:r>
+    </w:p>
+    <w:p>
+      <w:pPr>
+        <w:pStyle w:val="ListBullet"/>
+        <w:bidi/>
+        <w:spacing w:line="240" w:lineRule="auto"/>
+        <w:ind w:left="720"/>
+      </w:pPr>
+      <w:r>
+        <w:rPr>
+          <w:rtl/>
+          <w:cs/>
+          <w:lang w:val="ar_AE" w:bidi="ar_AE"/>
+        </w:rPr>
+      </w:r>
+      <w:r>
+        <w:rPr>
+          <w:rtl/>
+          <w:cs/>
+          <w:lang w:val="ar_AE" w:bidi="ar_AE"/>
+        </w:rPr>
+        <w:t>إرميا 15: 15–16</w:t>
+      </w:r>
+    </w:p>
+    <w:p>
+      <w:pPr>
+        <w:pStyle w:val="ListBullet"/>
+        <w:bidi/>
+        <w:spacing w:line="240" w:lineRule="auto"/>
+        <w:ind w:left="720"/>
+      </w:pPr>
+      <w:r>
+        <w:rPr>
+          <w:rtl/>
+          <w:cs/>
+          <w:lang w:val="ar_AE" w:bidi="ar_AE"/>
+        </w:rPr>
+      </w:r>
+      <w:r>
+        <w:rPr>
+          <w:rtl/>
+          <w:cs/>
+          <w:lang w:val="ar_AE" w:bidi="ar_AE"/>
+        </w:rPr>
+        <w:t>أيوب 16: 9–10</w:t>
+      </w:r>
+    </w:p>
+    <w:p>
+      <w:pPr>
+        <w:pStyle w:val="ListBullet"/>
+        <w:bidi/>
+        <w:spacing w:line="240" w:lineRule="auto"/>
+        <w:ind w:left="720"/>
+      </w:pPr>
+      <w:r>
+        <w:rPr>
+          <w:rtl/>
+          <w:cs/>
+          <w:lang w:val="ar_AE" w:bidi="ar_AE"/>
+        </w:rPr>
+      </w:r>
+      <w:r>
+        <w:rPr>
+          <w:rtl/>
+          <w:cs/>
+          <w:lang w:val="ar_AE" w:bidi="ar_AE"/>
+        </w:rPr>
+        <w:t>أمثال 18: 3</w:t>
+      </w:r>
     </w:p>
     <w:p>
       <w:pPr>

--- a/arb/docx/028.content.docx
+++ b/arb/docx/028.content.docx
@@ -6006,23 +6006,7 @@
           <w:cs/>
           <w:lang w:val="ar_AE" w:bidi="ar_AE"/>
         </w:rPr>
-        <w:t xml:space="preserve">، </w:t>
-      </w:r>
-      <w:r>
-        <w:rPr>
-          <w:rtl/>
-          <w:cs/>
-          <w:lang w:val="ar_AE" w:bidi="ar_AE"/>
-        </w:rPr>
-        <w:t>يتهم</w:t>
-      </w:r>
-      <w:r>
-        <w:rPr>
-          <w:rtl/>
-          <w:cs/>
-          <w:lang w:val="ar_AE" w:bidi="ar_AE"/>
-        </w:rPr>
-        <w:t xml:space="preserve">، </w:t>
+        <w:t xml:space="preserve">، يتهم، </w:t>
       </w:r>
       <w:r>
         <w:rPr>
